--- a/SITP/DSA-Notes/M01_Programming_Fundamentals.docx
+++ b/SITP/DSA-Notes/M01_Programming_Fundamentals.docx
@@ -60,7 +60,7 @@
         </w:p>
       </w:sdtContent>
     </w:sdt>
-    <w:bookmarkStart w:id="110" w:name="module-1-programming-fundamentals"/>
+    <w:bookmarkStart w:id="121" w:name="module-1-programming-fundamentals"/>
     <w:p>
       <w:pPr>
         <w:pStyle w:val="Heading1"/>
@@ -1492,22 +1492,22 @@
     </w:p>
     <w:bookmarkEnd w:id="22"/>
     <w:bookmarkEnd w:id="23"/>
-    <w:bookmarkStart w:id="36" w:name="X6ba08568737a5d06fca6ef66ccc1a2dd38ac345"/>
+    <w:bookmarkStart w:id="33" w:name="X15507cbc8511c92c2a7add448e7f8cc033e5a32"/>
     <w:p>
       <w:pPr>
         <w:pStyle w:val="Heading2"/>
       </w:pPr>
       <w:r>
-        <w:t xml:space="preserve">1.2 Stack vs Heap (the single most important memory concept)</w:t>
-      </w:r>
-    </w:p>
-    <w:bookmarkStart w:id="27" w:name="definition-1"/>
+        <w:t xml:space="preserve">1.1a Number Systems &amp; Base Conversion (bits in practice)</w:t>
+      </w:r>
+    </w:p>
+    <w:bookmarkStart w:id="24" w:name="why-this-matters"/>
     <w:p>
       <w:pPr>
         <w:pStyle w:val="Heading3"/>
       </w:pPr>
       <w:r>
-        <w:t xml:space="preserve">Definition</w:t>
+        <w:t xml:space="preserve">Why this matters</w:t>
       </w:r>
     </w:p>
     <w:p>
@@ -1515,7 +1515,998 @@
         <w:pStyle w:val="FirstParagraph"/>
       </w:pPr>
       <w:r>
-        <w:t xml:space="preserve">A program’s memory is divided into segments. The two that matter most for DSA:</w:t>
+        <w:t xml:space="preserve">We said data is stored as bits, and we wrote things like</w:t>
+      </w:r>
+      <w:r>
+        <w:t xml:space="preserve"> </w:t>
+      </w:r>
+      <w:r>
+        <w:rPr>
+          <w:rStyle w:val="VerbatimChar"/>
+        </w:rPr>
+        <w:t xml:space="preserve">0x01020304</w:t>
+      </w:r>
+      <w:r>
+        <w:t xml:space="preserve"> </w:t>
+      </w:r>
+      <w:r>
+        <w:t xml:space="preserve">and</w:t>
+      </w:r>
+      <w:r>
+        <w:t xml:space="preserve"> </w:t>
+      </w:r>
+      <w:r>
+        <w:rPr>
+          <w:rStyle w:val="VerbatimChar"/>
+        </w:rPr>
+        <w:t xml:space="preserve">0000 0101</w:t>
+      </w:r>
+      <w:r>
+        <w:t xml:space="preserve">. Those are just numbers written in different</w:t>
+      </w:r>
+      <w:r>
+        <w:t xml:space="preserve"> </w:t>
+      </w:r>
+      <w:r>
+        <w:rPr>
+          <w:b/>
+          <w:bCs/>
+        </w:rPr>
+        <w:t xml:space="preserve">bases</w:t>
+      </w:r>
+      <w:r>
+        <w:t xml:space="preserve">. GATE/ISRO ask</w:t>
+      </w:r>
+      <w:r>
+        <w:t xml:space="preserve"> </w:t>
+      </w:r>
+      <w:r>
+        <w:t xml:space="preserve">base conversion directly, and hex/binary show up all over bit-manipulation</w:t>
+      </w:r>
+      <w:r>
+        <w:t xml:space="preserve"> </w:t>
+      </w:r>
+      <w:r>
+        <w:t xml:space="preserve">(Module 11), colours, memory addresses, and network masks.</w:t>
+      </w:r>
+    </w:p>
+    <w:bookmarkEnd w:id="24"/>
+    <w:bookmarkStart w:id="25" w:name="the-three-bases-you-must-know"/>
+    <w:p>
+      <w:pPr>
+        <w:pStyle w:val="Heading3"/>
+      </w:pPr>
+      <w:r>
+        <w:t xml:space="preserve">The three bases you must know</w:t>
+      </w:r>
+    </w:p>
+    <w:tbl>
+      <w:tblPr>
+        <w:tblStyle w:val="Table"/>
+        <w:tblW w:type="auto" w:w="0"/>
+        <w:tblLook w:firstRow="1" w:lastRow="0" w:firstColumn="0" w:lastColumn="0" w:noHBand="0" w:noVBand="0" w:val="0020"/>
+      </w:tblPr>
+      <w:tblGrid>
+        <w:gridCol w:w="1980"/>
+        <w:gridCol w:w="1980"/>
+        <w:gridCol w:w="1980"/>
+        <w:gridCol w:w="1980"/>
+      </w:tblGrid>
+      <w:tr>
+        <w:trPr>
+          <w:tblHeader w:val="on"/>
+        </w:trPr>
+        <w:tc>
+          <w:tcPr/>
+          <w:p>
+            <w:pPr>
+              <w:pStyle w:val="Compact"/>
+            </w:pPr>
+            <w:r>
+              <w:t xml:space="preserve">Base</w:t>
+            </w:r>
+          </w:p>
+        </w:tc>
+        <w:tc>
+          <w:tcPr/>
+          <w:p>
+            <w:pPr>
+              <w:pStyle w:val="Compact"/>
+            </w:pPr>
+            <w:r>
+              <w:t xml:space="preserve">Name</w:t>
+            </w:r>
+          </w:p>
+        </w:tc>
+        <w:tc>
+          <w:tcPr/>
+          <w:p>
+            <w:pPr>
+              <w:pStyle w:val="Compact"/>
+            </w:pPr>
+            <w:r>
+              <w:t xml:space="preserve">Digits used</w:t>
+            </w:r>
+          </w:p>
+        </w:tc>
+        <w:tc>
+          <w:tcPr/>
+          <w:p>
+            <w:pPr>
+              <w:pStyle w:val="Compact"/>
+            </w:pPr>
+            <w:r>
+              <w:t xml:space="preserve">Prefix</w:t>
+            </w:r>
+          </w:p>
+        </w:tc>
+      </w:tr>
+      <w:tr>
+        <w:tc>
+          <w:tcPr/>
+          <w:p>
+            <w:pPr>
+              <w:pStyle w:val="Compact"/>
+            </w:pPr>
+            <w:r>
+              <w:t xml:space="preserve">2</w:t>
+            </w:r>
+          </w:p>
+        </w:tc>
+        <w:tc>
+          <w:tcPr/>
+          <w:p>
+            <w:pPr>
+              <w:pStyle w:val="Compact"/>
+            </w:pPr>
+            <w:r>
+              <w:t xml:space="preserve">binary</w:t>
+            </w:r>
+          </w:p>
+        </w:tc>
+        <w:tc>
+          <w:tcPr/>
+          <w:p>
+            <w:pPr>
+              <w:pStyle w:val="Compact"/>
+            </w:pPr>
+            <w:r>
+              <w:t xml:space="preserve">0,1</w:t>
+            </w:r>
+          </w:p>
+        </w:tc>
+        <w:tc>
+          <w:tcPr/>
+          <w:p>
+            <w:pPr>
+              <w:pStyle w:val="Compact"/>
+            </w:pPr>
+            <w:r>
+              <w:rPr>
+                <w:rStyle w:val="VerbatimChar"/>
+              </w:rPr>
+              <w:t xml:space="preserve">0b</w:t>
+            </w:r>
+          </w:p>
+        </w:tc>
+      </w:tr>
+      <w:tr>
+        <w:tc>
+          <w:tcPr/>
+          <w:p>
+            <w:pPr>
+              <w:pStyle w:val="Compact"/>
+            </w:pPr>
+            <w:r>
+              <w:t xml:space="preserve">8</w:t>
+            </w:r>
+          </w:p>
+        </w:tc>
+        <w:tc>
+          <w:tcPr/>
+          <w:p>
+            <w:pPr>
+              <w:pStyle w:val="Compact"/>
+            </w:pPr>
+            <w:r>
+              <w:t xml:space="preserve">octal</w:t>
+            </w:r>
+          </w:p>
+        </w:tc>
+        <w:tc>
+          <w:tcPr/>
+          <w:p>
+            <w:pPr>
+              <w:pStyle w:val="Compact"/>
+            </w:pPr>
+            <w:r>
+              <w:t xml:space="preserve">0–7</w:t>
+            </w:r>
+          </w:p>
+        </w:tc>
+        <w:tc>
+          <w:tcPr/>
+          <w:p>
+            <w:pPr>
+              <w:pStyle w:val="Compact"/>
+            </w:pPr>
+            <w:r>
+              <w:rPr>
+                <w:rStyle w:val="VerbatimChar"/>
+              </w:rPr>
+              <w:t xml:space="preserve">0</w:t>
+            </w:r>
+            <w:r>
+              <w:t xml:space="preserve"> </w:t>
+            </w:r>
+            <w:r>
+              <w:t xml:space="preserve">/</w:t>
+            </w:r>
+            <w:r>
+              <w:t xml:space="preserve"> </w:t>
+            </w:r>
+            <w:r>
+              <w:rPr>
+                <w:rStyle w:val="VerbatimChar"/>
+              </w:rPr>
+              <w:t xml:space="preserve">0o</w:t>
+            </w:r>
+          </w:p>
+        </w:tc>
+      </w:tr>
+      <w:tr>
+        <w:tc>
+          <w:tcPr/>
+          <w:p>
+            <w:pPr>
+              <w:pStyle w:val="Compact"/>
+            </w:pPr>
+            <w:r>
+              <w:t xml:space="preserve">10</w:t>
+            </w:r>
+          </w:p>
+        </w:tc>
+        <w:tc>
+          <w:tcPr/>
+          <w:p>
+            <w:pPr>
+              <w:pStyle w:val="Compact"/>
+            </w:pPr>
+            <w:r>
+              <w:t xml:space="preserve">decimal</w:t>
+            </w:r>
+          </w:p>
+        </w:tc>
+        <w:tc>
+          <w:tcPr/>
+          <w:p>
+            <w:pPr>
+              <w:pStyle w:val="Compact"/>
+            </w:pPr>
+            <w:r>
+              <w:t xml:space="preserve">0–9</w:t>
+            </w:r>
+          </w:p>
+        </w:tc>
+        <w:tc>
+          <w:tcPr/>
+          <w:p>
+            <w:pPr>
+              <w:pStyle w:val="Compact"/>
+            </w:pPr>
+            <w:r>
+              <w:t xml:space="preserve">(none)</w:t>
+            </w:r>
+          </w:p>
+        </w:tc>
+      </w:tr>
+      <w:tr>
+        <w:tc>
+          <w:tcPr/>
+          <w:p>
+            <w:pPr>
+              <w:pStyle w:val="Compact"/>
+            </w:pPr>
+            <w:r>
+              <w:t xml:space="preserve">16</w:t>
+            </w:r>
+          </w:p>
+        </w:tc>
+        <w:tc>
+          <w:tcPr/>
+          <w:p>
+            <w:pPr>
+              <w:pStyle w:val="Compact"/>
+            </w:pPr>
+            <w:r>
+              <w:t xml:space="preserve">hexadecimal</w:t>
+            </w:r>
+          </w:p>
+        </w:tc>
+        <w:tc>
+          <w:tcPr/>
+          <w:p>
+            <w:pPr>
+              <w:pStyle w:val="Compact"/>
+            </w:pPr>
+            <w:r>
+              <w:t xml:space="preserve">0–9, A–F (A=10 … F=15)</w:t>
+            </w:r>
+          </w:p>
+        </w:tc>
+        <w:tc>
+          <w:tcPr/>
+          <w:p>
+            <w:pPr>
+              <w:pStyle w:val="Compact"/>
+            </w:pPr>
+            <w:r>
+              <w:rPr>
+                <w:rStyle w:val="VerbatimChar"/>
+              </w:rPr>
+              <w:t xml:space="preserve">0x</w:t>
+            </w:r>
+          </w:p>
+        </w:tc>
+      </w:tr>
+    </w:tbl>
+    <w:p>
+      <w:pPr>
+        <w:pStyle w:val="BodyText"/>
+      </w:pPr>
+      <w:r>
+        <w:t xml:space="preserve">A number in base</w:t>
+      </w:r>
+      <w:r>
+        <w:t xml:space="preserve"> </w:t>
+      </w:r>
+      <w:r>
+        <w:rPr>
+          <w:rStyle w:val="VerbatimChar"/>
+        </w:rPr>
+        <w:t xml:space="preserve">b</w:t>
+      </w:r>
+      <w:r>
+        <w:t xml:space="preserve"> </w:t>
+      </w:r>
+      <w:r>
+        <w:t xml:space="preserve">means each digit is worth a</w:t>
+      </w:r>
+      <w:r>
+        <w:t xml:space="preserve"> </w:t>
+      </w:r>
+      <w:r>
+        <w:rPr>
+          <w:b/>
+          <w:bCs/>
+        </w:rPr>
+        <w:t xml:space="preserve">power of b</w:t>
+      </w:r>
+      <w:r>
+        <w:t xml:space="preserve">. Example in</w:t>
+      </w:r>
+      <w:r>
+        <w:t xml:space="preserve"> </w:t>
+      </w:r>
+      <w:r>
+        <w:t xml:space="preserve">decimal:</w:t>
+      </w:r>
+      <w:r>
+        <w:t xml:space="preserve"> </w:t>
+      </w:r>
+      <w:r>
+        <w:rPr>
+          <w:rStyle w:val="VerbatimChar"/>
+        </w:rPr>
+        <w:t xml:space="preserve">345</w:t>
+      </w:r>
+      <w:r>
+        <w:t xml:space="preserve"> </w:t>
+      </w:r>
+      <w:r>
+        <w:t xml:space="preserve">=</w:t>
+      </w:r>
+      <w:r>
+        <w:t xml:space="preserve"> </w:t>
+      </w:r>
+      <w:r>
+        <w:rPr>
+          <w:rStyle w:val="VerbatimChar"/>
+        </w:rPr>
+        <w:t xml:space="preserve">3·10² + 4·10¹ + 5·10⁰</w:t>
+      </w:r>
+      <w:r>
+        <w:t xml:space="preserve">. Same idea in any base.</w:t>
+      </w:r>
+    </w:p>
+    <w:bookmarkEnd w:id="25"/>
+    <w:bookmarkStart w:id="26" w:name="binary-decimal-add-up-the-powers-of-2"/>
+    <w:p>
+      <w:pPr>
+        <w:pStyle w:val="Heading3"/>
+      </w:pPr>
+      <w:r>
+        <w:t xml:space="preserve">Binary → decimal (add up the powers of 2)</w:t>
+      </w:r>
+    </w:p>
+    <w:p>
+      <w:pPr>
+        <w:pStyle w:val="FirstParagraph"/>
+      </w:pPr>
+      <w:r>
+        <w:t xml:space="preserve">Write the place values above the bits and add the ones that are</w:t>
+      </w:r>
+      <w:r>
+        <w:t xml:space="preserve"> </w:t>
+      </w:r>
+      <w:r>
+        <w:rPr>
+          <w:rStyle w:val="VerbatimChar"/>
+        </w:rPr>
+        <w:t xml:space="preserve">1</w:t>
+      </w:r>
+      <w:r>
+        <w:t xml:space="preserve">:</w:t>
+      </w:r>
+    </w:p>
+    <w:p>
+      <w:pPr>
+        <w:pStyle w:val="SourceCode"/>
+      </w:pPr>
+      <w:r>
+        <w:rPr>
+          <w:rStyle w:val="VerbatimChar"/>
+        </w:rPr>
+        <w:t xml:space="preserve">bits :  1   0   1   1   0   1</w:t>
+      </w:r>
+      <w:r>
+        <w:br/>
+      </w:r>
+      <w:r>
+        <w:rPr>
+          <w:rStyle w:val="VerbatimChar"/>
+        </w:rPr>
+        <w:t xml:space="preserve">value: 32  16   8   4   2   1</w:t>
+      </w:r>
+      <w:r>
+        <w:br/>
+      </w:r>
+      <w:r>
+        <w:rPr>
+          <w:rStyle w:val="VerbatimChar"/>
+        </w:rPr>
+        <w:t xml:space="preserve">on?  :  ✓       ✓   ✓       ✓</w:t>
+      </w:r>
+      <w:r>
+        <w:br/>
+      </w:r>
+      <w:r>
+        <w:rPr>
+          <w:rStyle w:val="VerbatimChar"/>
+        </w:rPr>
+        <w:t xml:space="preserve">sum  : 32 + 8 + 4 + 1 = 45      so  101101(2) = 45(10)</w:t>
+      </w:r>
+    </w:p>
+    <w:bookmarkEnd w:id="26"/>
+    <w:bookmarkStart w:id="27" w:name="X38197bf06f2f9b531f3121fa2d8229b6298f47f"/>
+    <w:p>
+      <w:pPr>
+        <w:pStyle w:val="Heading3"/>
+      </w:pPr>
+      <w:r>
+        <w:t xml:space="preserve">Decimal → binary (repeated division by 2, read remainders upward)</w:t>
+      </w:r>
+    </w:p>
+    <w:p>
+      <w:pPr>
+        <w:pStyle w:val="SourceCode"/>
+      </w:pPr>
+      <w:r>
+        <w:rPr>
+          <w:rStyle w:val="VerbatimChar"/>
+        </w:rPr>
+        <w:t xml:space="preserve">45 / 2 = 22  r 1   ┐</w:t>
+      </w:r>
+      <w:r>
+        <w:br/>
+      </w:r>
+      <w:r>
+        <w:rPr>
+          <w:rStyle w:val="VerbatimChar"/>
+        </w:rPr>
+        <w:t xml:space="preserve">22 / 2 = 11  r 0   │  read the remainders</w:t>
+      </w:r>
+      <w:r>
+        <w:br/>
+      </w:r>
+      <w:r>
+        <w:rPr>
+          <w:rStyle w:val="VerbatimChar"/>
+        </w:rPr>
+        <w:t xml:space="preserve">11 / 2 =  5  r 1   │  from BOTTOM to TOP:</w:t>
+      </w:r>
+      <w:r>
+        <w:br/>
+      </w:r>
+      <w:r>
+        <w:rPr>
+          <w:rStyle w:val="VerbatimChar"/>
+        </w:rPr>
+        <w:t xml:space="preserve"> 5 / 2 =  2  r 1   │  1 0 1 1 0 1</w:t>
+      </w:r>
+      <w:r>
+        <w:br/>
+      </w:r>
+      <w:r>
+        <w:rPr>
+          <w:rStyle w:val="VerbatimChar"/>
+        </w:rPr>
+        <w:t xml:space="preserve"> 2 / 2 =  1  r 0   │</w:t>
+      </w:r>
+      <w:r>
+        <w:br/>
+      </w:r>
+      <w:r>
+        <w:rPr>
+          <w:rStyle w:val="VerbatimChar"/>
+        </w:rPr>
+        <w:t xml:space="preserve"> 1 / 2 =  0  r 1   ┘  =&gt; 101101(2)  ✓ (matches above)</w:t>
+      </w:r>
+    </w:p>
+    <w:p>
+      <w:pPr>
+        <w:pStyle w:val="BlockText"/>
+      </w:pPr>
+      <w:r>
+        <w:rPr>
+          <w:b/>
+          <w:bCs/>
+        </w:rPr>
+        <w:t xml:space="preserve">Memory hook:</w:t>
+      </w:r>
+      <w:r>
+        <w:t xml:space="preserve"> </w:t>
+      </w:r>
+      <w:r>
+        <w:rPr>
+          <w:i/>
+          <w:iCs/>
+        </w:rPr>
+        <w:t xml:space="preserve">divide down, read the remainders bottom-up.</w:t>
+      </w:r>
+      <w:r>
+        <w:t xml:space="preserve"> </w:t>
+      </w:r>
+      <w:r>
+        <w:t xml:space="preserve">The same trick</w:t>
+      </w:r>
+      <w:r>
+        <w:t xml:space="preserve"> </w:t>
+      </w:r>
+      <w:r>
+        <w:t xml:space="preserve">converts to any base — divide by 8 for octal, by 16 for hex.</w:t>
+      </w:r>
+    </w:p>
+    <w:bookmarkEnd w:id="27"/>
+    <w:bookmarkStart w:id="28" w:name="hex-binary-the-easy-one-group-4-bits"/>
+    <w:p>
+      <w:pPr>
+        <w:pStyle w:val="Heading3"/>
+      </w:pPr>
+      <w:r>
+        <w:t xml:space="preserve">Hex ↔ binary (the easy one: group 4 bits)</w:t>
+      </w:r>
+    </w:p>
+    <w:p>
+      <w:pPr>
+        <w:pStyle w:val="FirstParagraph"/>
+      </w:pPr>
+      <w:r>
+        <w:t xml:space="preserve">Because</w:t>
+      </w:r>
+      <w:r>
+        <w:t xml:space="preserve"> </w:t>
+      </w:r>
+      <w:r>
+        <w:rPr>
+          <w:rStyle w:val="VerbatimChar"/>
+        </w:rPr>
+        <w:t xml:space="preserve">16 = 2⁴</w:t>
+      </w:r>
+      <w:r>
+        <w:t xml:space="preserve">,</w:t>
+      </w:r>
+      <w:r>
+        <w:t xml:space="preserve"> </w:t>
+      </w:r>
+      <w:r>
+        <w:rPr>
+          <w:b/>
+          <w:bCs/>
+        </w:rPr>
+        <w:t xml:space="preserve">one hex digit = exactly 4 bits</w:t>
+      </w:r>
+      <w:r>
+        <w:t xml:space="preserve">. So you convert in groups</w:t>
+      </w:r>
+      <w:r>
+        <w:t xml:space="preserve"> </w:t>
+      </w:r>
+      <w:r>
+        <w:t xml:space="preserve">of four with no arithmetic:</w:t>
+      </w:r>
+    </w:p>
+    <w:p>
+      <w:pPr>
+        <w:pStyle w:val="SourceCode"/>
+      </w:pPr>
+      <w:r>
+        <w:rPr>
+          <w:rStyle w:val="VerbatimChar"/>
+        </w:rPr>
+        <w:t xml:space="preserve">hex :   A      2      F</w:t>
+      </w:r>
+      <w:r>
+        <w:br/>
+      </w:r>
+      <w:r>
+        <w:rPr>
+          <w:rStyle w:val="VerbatimChar"/>
+        </w:rPr>
+        <w:t xml:space="preserve">bits: 1010   0010   1111        so  0xA2F = 1010 0010 1111 (2)</w:t>
+      </w:r>
+    </w:p>
+    <w:p>
+      <w:pPr>
+        <w:pStyle w:val="FirstParagraph"/>
+      </w:pPr>
+      <w:r>
+        <w:t xml:space="preserve">This is why programmers love hex:</w:t>
+      </w:r>
+      <w:r>
+        <w:t xml:space="preserve"> </w:t>
+      </w:r>
+      <w:r>
+        <w:rPr>
+          <w:rStyle w:val="VerbatimChar"/>
+        </w:rPr>
+        <w:t xml:space="preserve">0x01020304</w:t>
+      </w:r>
+      <w:r>
+        <w:t xml:space="preserve"> </w:t>
+      </w:r>
+      <w:r>
+        <w:t xml:space="preserve">is just four bytes</w:t>
+      </w:r>
+      <w:r>
+        <w:t xml:space="preserve"> </w:t>
+      </w:r>
+      <w:r>
+        <w:rPr>
+          <w:rStyle w:val="VerbatimChar"/>
+        </w:rPr>
+        <w:t xml:space="preserve">00000001 00000010 00000011 00000100</w:t>
+      </w:r>
+      <w:r>
+        <w:t xml:space="preserve"> </w:t>
+      </w:r>
+      <w:r>
+        <w:t xml:space="preserve">written compactly. (Octal groups</w:t>
+      </w:r>
+      <w:r>
+        <w:t xml:space="preserve"> </w:t>
+      </w:r>
+      <w:r>
+        <w:rPr>
+          <w:b/>
+          <w:bCs/>
+        </w:rPr>
+        <w:t xml:space="preserve">3</w:t>
+      </w:r>
+      <w:r>
+        <w:t xml:space="preserve"> </w:t>
+      </w:r>
+      <w:r>
+        <w:t xml:space="preserve">bits the same way.)</w:t>
+      </w:r>
+    </w:p>
+    <w:bookmarkEnd w:id="28"/>
+    <w:bookmarkStart w:id="29" w:name="Xff1d595cd3ee3d6a2c870ab962a644866e7d208"/>
+    <w:p>
+      <w:pPr>
+        <w:pStyle w:val="Heading3"/>
+      </w:pPr>
+      <w:r>
+        <w:t xml:space="preserve">Iterative vs recursive conversion (a Module-1 tie-in)</w:t>
+      </w:r>
+    </w:p>
+    <w:p>
+      <w:pPr>
+        <w:pStyle w:val="FirstParagraph"/>
+      </w:pPr>
+      <w:r>
+        <w:t xml:space="preserve">The same</w:t>
+      </w:r>
+      <w:r>
+        <w:t xml:space="preserve"> </w:t>
+      </w:r>
+      <w:r>
+        <w:t xml:space="preserve">“divide, collect remainders”</w:t>
+      </w:r>
+      <w:r>
+        <w:t xml:space="preserve"> </w:t>
+      </w:r>
+      <w:r>
+        <w:t xml:space="preserve">logic can be written either way:</w:t>
+      </w:r>
+    </w:p>
+    <w:p>
+      <w:pPr>
+        <w:pStyle w:val="SourceCode"/>
+      </w:pPr>
+      <w:r>
+        <w:rPr>
+          <w:rStyle w:val="VerbatimChar"/>
+        </w:rPr>
+        <w:t xml:space="preserve"># ITERATIVE: build the string, reverse at the end</w:t>
+      </w:r>
+      <w:r>
+        <w:br/>
+      </w:r>
+      <w:r>
+        <w:rPr>
+          <w:rStyle w:val="VerbatimChar"/>
+        </w:rPr>
+        <w:t xml:space="preserve">to_binary(n):</w:t>
+      </w:r>
+      <w:r>
+        <w:br/>
+      </w:r>
+      <w:r>
+        <w:rPr>
+          <w:rStyle w:val="VerbatimChar"/>
+        </w:rPr>
+        <w:t xml:space="preserve">    if n == 0: return "0"</w:t>
+      </w:r>
+      <w:r>
+        <w:br/>
+      </w:r>
+      <w:r>
+        <w:rPr>
+          <w:rStyle w:val="VerbatimChar"/>
+        </w:rPr>
+        <w:t xml:space="preserve">    bits = ""</w:t>
+      </w:r>
+      <w:r>
+        <w:br/>
+      </w:r>
+      <w:r>
+        <w:rPr>
+          <w:rStyle w:val="VerbatimChar"/>
+        </w:rPr>
+        <w:t xml:space="preserve">    while n &gt; 0:</w:t>
+      </w:r>
+      <w:r>
+        <w:br/>
+      </w:r>
+      <w:r>
+        <w:rPr>
+          <w:rStyle w:val="VerbatimChar"/>
+        </w:rPr>
+        <w:t xml:space="preserve">        bits = str(n % 2) + bits   # prepend the remainder</w:t>
+      </w:r>
+      <w:r>
+        <w:br/>
+      </w:r>
+      <w:r>
+        <w:rPr>
+          <w:rStyle w:val="VerbatimChar"/>
+        </w:rPr>
+        <w:t xml:space="preserve">        n = n / 2                  # integer division</w:t>
+      </w:r>
+      <w:r>
+        <w:br/>
+      </w:r>
+      <w:r>
+        <w:rPr>
+          <w:rStyle w:val="VerbatimChar"/>
+        </w:rPr>
+        <w:t xml:space="preserve">    return bits</w:t>
+      </w:r>
+      <w:r>
+        <w:br/>
+      </w:r>
+      <w:r>
+        <w:br/>
+      </w:r>
+      <w:r>
+        <w:rPr>
+          <w:rStyle w:val="VerbatimChar"/>
+        </w:rPr>
+        <w:t xml:space="preserve"># RECURSIVE: recurse first, print on the way back up</w:t>
+      </w:r>
+      <w:r>
+        <w:br/>
+      </w:r>
+      <w:r>
+        <w:rPr>
+          <w:rStyle w:val="VerbatimChar"/>
+        </w:rPr>
+        <w:t xml:space="preserve">to_binary(n):</w:t>
+      </w:r>
+      <w:r>
+        <w:br/>
+      </w:r>
+      <w:r>
+        <w:rPr>
+          <w:rStyle w:val="VerbatimChar"/>
+        </w:rPr>
+        <w:t xml:space="preserve">    if n == 0: return ""</w:t>
+      </w:r>
+      <w:r>
+        <w:br/>
+      </w:r>
+      <w:r>
+        <w:rPr>
+          <w:rStyle w:val="VerbatimChar"/>
+        </w:rPr>
+        <w:t xml:space="preserve">    return to_binary(n / 2) + str(n % 2)   # tail work AFTER the call</w:t>
+      </w:r>
+    </w:p>
+    <w:p>
+      <w:pPr>
+        <w:pStyle w:val="FirstParagraph"/>
+      </w:pPr>
+      <w:r>
+        <w:t xml:space="preserve">Notice the recursion prints digits in the</w:t>
+      </w:r>
+      <w:r>
+        <w:t xml:space="preserve"> </w:t>
+      </w:r>
+      <w:r>
+        <w:rPr>
+          <w:b/>
+          <w:bCs/>
+        </w:rPr>
+        <w:t xml:space="preserve">correct order for free</w:t>
+      </w:r>
+      <w:r>
+        <w:t xml:space="preserve">: the</w:t>
+      </w:r>
+      <w:r>
+        <w:t xml:space="preserve"> </w:t>
+      </w:r>
+      <w:r>
+        <w:t xml:space="preserve">deepest call (most significant bit) returns first, so the concatenation comes out</w:t>
+      </w:r>
+      <w:r>
+        <w:t xml:space="preserve"> </w:t>
+      </w:r>
+      <w:r>
+        <w:t xml:space="preserve">high-bit → low-bit. This is a neat example of</w:t>
+      </w:r>
+      <w:r>
+        <w:t xml:space="preserve"> </w:t>
+      </w:r>
+      <w:r>
+        <w:rPr>
+          <w:i/>
+          <w:iCs/>
+        </w:rPr>
+        <w:t xml:space="preserve">“let the call stack do the</w:t>
+      </w:r>
+      <w:r>
+        <w:rPr>
+          <w:i/>
+          <w:iCs/>
+        </w:rPr>
+        <w:t xml:space="preserve"> </w:t>
+      </w:r>
+      <w:r>
+        <w:rPr>
+          <w:i/>
+          <w:iCs/>
+        </w:rPr>
+        <w:t xml:space="preserve">reversing”</w:t>
+      </w:r>
+      <w:r>
+        <w:t xml:space="preserve"> </w:t>
+      </w:r>
+      <w:r>
+        <w:t xml:space="preserve">— the same pattern used when printing a linked list in reverse</w:t>
+      </w:r>
+      <w:r>
+        <w:t xml:space="preserve"> </w:t>
+      </w:r>
+      <w:r>
+        <w:t xml:space="preserve">(Module 4).</w:t>
+      </w:r>
+    </w:p>
+    <w:bookmarkEnd w:id="29"/>
+    <w:bookmarkStart w:id="30" w:name="complexity-1"/>
+    <w:p>
+      <w:pPr>
+        <w:pStyle w:val="Heading3"/>
+      </w:pPr>
+      <w:r>
+        <w:t xml:space="preserve">Complexity</w:t>
+      </w:r>
+    </w:p>
+    <w:p>
+      <w:pPr>
+        <w:pStyle w:val="FirstParagraph"/>
+      </w:pPr>
+      <w:r>
+        <w:t xml:space="preserve">Converting a number</w:t>
+      </w:r>
+      <w:r>
+        <w:t xml:space="preserve"> </w:t>
+      </w:r>
+      <w:r>
+        <w:rPr>
+          <w:rStyle w:val="VerbatimChar"/>
+        </w:rPr>
+        <w:t xml:space="preserve">n</w:t>
+      </w:r>
+      <w:r>
+        <w:t xml:space="preserve"> </w:t>
+      </w:r>
+      <w:r>
+        <w:t xml:space="preserve">takes</w:t>
+      </w:r>
+      <w:r>
+        <w:t xml:space="preserve"> </w:t>
+      </w:r>
+      <w:r>
+        <w:rPr>
+          <w:b/>
+          <w:bCs/>
+        </w:rPr>
+        <w:t xml:space="preserve">O(log n)</w:t>
+      </w:r>
+      <w:r>
+        <w:t xml:space="preserve"> </w:t>
+      </w:r>
+      <w:r>
+        <w:t xml:space="preserve">steps (one per digit produced), since</w:t>
+      </w:r>
+      <w:r>
+        <w:t xml:space="preserve"> </w:t>
+      </w:r>
+      <w:r>
+        <w:t xml:space="preserve">each division by the base removes one digit. Both the iterative and recursive</w:t>
+      </w:r>
+      <w:r>
+        <w:t xml:space="preserve"> </w:t>
+      </w:r>
+      <w:r>
+        <w:t xml:space="preserve">forms are O(log n) time; the recursive form also uses</w:t>
+      </w:r>
+      <w:r>
+        <w:t xml:space="preserve"> </w:t>
+      </w:r>
+      <w:r>
+        <w:rPr>
+          <w:b/>
+          <w:bCs/>
+        </w:rPr>
+        <w:t xml:space="preserve">O(log n)</w:t>
+      </w:r>
+      <w:r>
+        <w:t xml:space="preserve"> </w:t>
+      </w:r>
+      <w:r>
+        <w:t xml:space="preserve">stack.</w:t>
+      </w:r>
+    </w:p>
+    <w:bookmarkEnd w:id="30"/>
+    <w:bookmarkStart w:id="31" w:name="common-mistakes-1"/>
+    <w:p>
+      <w:pPr>
+        <w:pStyle w:val="Heading3"/>
+      </w:pPr>
+      <w:r>
+        <w:t xml:space="preserve">Common mistakes</w:t>
       </w:r>
     </w:p>
     <w:p>
@@ -1527,45 +2518,23 @@
         </w:numPr>
       </w:pPr>
       <w:r>
-        <w:rPr>
-          <w:b/>
-          <w:bCs/>
-        </w:rPr>
-        <w:t xml:space="preserve">Stack</w:t>
-      </w:r>
-      <w:r>
-        <w:t xml:space="preserve"> </w:t>
-      </w:r>
-      <w:r>
-        <w:t xml:space="preserve">— the area for function calls: local variables, parameters, return</w:t>
-      </w:r>
-      <w:r>
-        <w:t xml:space="preserve"> </w:t>
-      </w:r>
-      <w:r>
-        <w:t xml:space="preserve">address. Managed</w:t>
-      </w:r>
-      <w:r>
-        <w:t xml:space="preserve"> </w:t>
-      </w:r>
-      <w:r>
-        <w:rPr>
-          <w:b/>
-          <w:bCs/>
-        </w:rPr>
-        <w:t xml:space="preserve">automatically</w:t>
-      </w:r>
-      <w:r>
-        <w:t xml:space="preserve"> </w:t>
-      </w:r>
-      <w:r>
-        <w:t xml:space="preserve">(LIFO — last in, first out). It grows on a</w:t>
-      </w:r>
-      <w:r>
-        <w:t xml:space="preserve"> </w:t>
-      </w:r>
-      <w:r>
-        <w:t xml:space="preserve">call and shrinks on return.</w:t>
+        <w:t xml:space="preserve">Reading division remainders</w:t>
+      </w:r>
+      <w:r>
+        <w:t xml:space="preserve"> </w:t>
+      </w:r>
+      <w:r>
+        <w:rPr>
+          <w:b/>
+          <w:bCs/>
+        </w:rPr>
+        <w:t xml:space="preserve">top-to-bottom</w:t>
+      </w:r>
+      <w:r>
+        <w:t xml:space="preserve"> </w:t>
+      </w:r>
+      <w:r>
+        <w:t xml:space="preserve">(they must be read bottom-to-top).</w:t>
       </w:r>
     </w:p>
     <w:p>
@@ -1577,6 +2546,305 @@
         </w:numPr>
       </w:pPr>
       <w:r>
+        <w:t xml:space="preserve">Forgetting hex letters are A=10 … F=15 (not</w:t>
+      </w:r>
+      <w:r>
+        <w:t xml:space="preserve"> </w:t>
+      </w:r>
+      <w:r>
+        <w:t xml:space="preserve">“A=11”</w:t>
+      </w:r>
+      <w:r>
+        <w:t xml:space="preserve">).</w:t>
+      </w:r>
+    </w:p>
+    <w:p>
+      <w:pPr>
+        <w:pStyle w:val="Compact"/>
+        <w:numPr>
+          <w:ilvl w:val="0"/>
+          <w:numId w:val="1006"/>
+        </w:numPr>
+      </w:pPr>
+      <w:r>
+        <w:t xml:space="preserve">Mixing up</w:t>
+      </w:r>
+      <w:r>
+        <w:t xml:space="preserve"> </w:t>
+      </w:r>
+      <w:r>
+        <w:rPr>
+          <w:b/>
+          <w:bCs/>
+        </w:rPr>
+        <w:t xml:space="preserve">bit count</w:t>
+      </w:r>
+      <w:r>
+        <w:t xml:space="preserve"> </w:t>
+      </w:r>
+      <w:r>
+        <w:t xml:space="preserve">and</w:t>
+      </w:r>
+      <w:r>
+        <w:t xml:space="preserve"> </w:t>
+      </w:r>
+      <w:r>
+        <w:rPr>
+          <w:b/>
+          <w:bCs/>
+        </w:rPr>
+        <w:t xml:space="preserve">value</w:t>
+      </w:r>
+      <w:r>
+        <w:t xml:space="preserve">:</w:t>
+      </w:r>
+      <w:r>
+        <w:t xml:space="preserve"> </w:t>
+      </w:r>
+      <w:r>
+        <w:rPr>
+          <w:rStyle w:val="VerbatimChar"/>
+        </w:rPr>
+        <w:t xml:space="preserve">0xFF</w:t>
+      </w:r>
+      <w:r>
+        <w:t xml:space="preserve"> </w:t>
+      </w:r>
+      <w:r>
+        <w:t xml:space="preserve">is 8 bits but equals 255.</w:t>
+      </w:r>
+    </w:p>
+    <w:bookmarkEnd w:id="31"/>
+    <w:bookmarkStart w:id="32" w:name="mcqs-1"/>
+    <w:p>
+      <w:pPr>
+        <w:pStyle w:val="Heading3"/>
+      </w:pPr>
+      <w:r>
+        <w:t xml:space="preserve">MCQs</w:t>
+      </w:r>
+    </w:p>
+    <w:p>
+      <w:pPr>
+        <w:pStyle w:val="Compact"/>
+        <w:numPr>
+          <w:ilvl w:val="0"/>
+          <w:numId w:val="1007"/>
+        </w:numPr>
+      </w:pPr>
+      <w:r>
+        <w:rPr>
+          <w:rStyle w:val="VerbatimChar"/>
+        </w:rPr>
+        <w:t xml:space="preserve">1101(2)</w:t>
+      </w:r>
+      <w:r>
+        <w:t xml:space="preserve"> </w:t>
+      </w:r>
+      <w:r>
+        <w:t xml:space="preserve">in decimal? →</w:t>
+      </w:r>
+      <w:r>
+        <w:t xml:space="preserve"> </w:t>
+      </w:r>
+      <w:r>
+        <w:rPr>
+          <w:rStyle w:val="VerbatimChar"/>
+        </w:rPr>
+        <w:t xml:space="preserve">8+4+1 =</w:t>
+      </w:r>
+      <w:r>
+        <w:t xml:space="preserve"> </w:t>
+      </w:r>
+      <w:r>
+        <w:rPr>
+          <w:b/>
+          <w:bCs/>
+        </w:rPr>
+        <w:t xml:space="preserve">13</w:t>
+      </w:r>
+      <w:r>
+        <w:t xml:space="preserve">.</w:t>
+      </w:r>
+    </w:p>
+    <w:p>
+      <w:pPr>
+        <w:pStyle w:val="Compact"/>
+        <w:numPr>
+          <w:ilvl w:val="0"/>
+          <w:numId w:val="1007"/>
+        </w:numPr>
+      </w:pPr>
+      <w:r>
+        <w:rPr>
+          <w:rStyle w:val="VerbatimChar"/>
+        </w:rPr>
+        <w:t xml:space="preserve">255(10)</w:t>
+      </w:r>
+      <w:r>
+        <w:t xml:space="preserve"> </w:t>
+      </w:r>
+      <w:r>
+        <w:t xml:space="preserve">in hex? →</w:t>
+      </w:r>
+      <w:r>
+        <w:t xml:space="preserve"> </w:t>
+      </w:r>
+      <w:r>
+        <w:rPr>
+          <w:b/>
+          <w:bCs/>
+        </w:rPr>
+        <w:t xml:space="preserve">0xFF</w:t>
+      </w:r>
+      <w:r>
+        <w:t xml:space="preserve">.</w:t>
+      </w:r>
+    </w:p>
+    <w:p>
+      <w:pPr>
+        <w:pStyle w:val="Compact"/>
+        <w:numPr>
+          <w:ilvl w:val="0"/>
+          <w:numId w:val="1007"/>
+        </w:numPr>
+      </w:pPr>
+      <w:r>
+        <w:t xml:space="preserve">One hex digit equals how many bits? →</w:t>
+      </w:r>
+      <w:r>
+        <w:t xml:space="preserve"> </w:t>
+      </w:r>
+      <w:r>
+        <w:rPr>
+          <w:b/>
+          <w:bCs/>
+        </w:rPr>
+        <w:t xml:space="preserve">4</w:t>
+      </w:r>
+      <w:r>
+        <w:t xml:space="preserve">.</w:t>
+      </w:r>
+    </w:p>
+    <w:p>
+      <w:pPr>
+        <w:pStyle w:val="Compact"/>
+        <w:numPr>
+          <w:ilvl w:val="0"/>
+          <w:numId w:val="1007"/>
+        </w:numPr>
+      </w:pPr>
+      <w:r>
+        <w:t xml:space="preserve">To convert decimal→binary you repeatedly divide by 2 and read remainders? →</w:t>
+      </w:r>
+      <w:r>
+        <w:t xml:space="preserve"> </w:t>
+      </w:r>
+      <w:r>
+        <w:rPr>
+          <w:b/>
+          <w:bCs/>
+        </w:rPr>
+        <w:t xml:space="preserve">bottom to top</w:t>
+      </w:r>
+      <w:r>
+        <w:t xml:space="preserve">.</w:t>
+      </w:r>
+    </w:p>
+    <w:p>
+      <w:r>
+        <w:pict>
+          <v:rect style="width:0;height:1.5pt" o:hralign="center" o:hrstd="t" o:hr="t"/>
+        </w:pict>
+      </w:r>
+    </w:p>
+    <w:bookmarkEnd w:id="32"/>
+    <w:bookmarkEnd w:id="33"/>
+    <w:bookmarkStart w:id="46" w:name="X6ba08568737a5d06fca6ef66ccc1a2dd38ac345"/>
+    <w:p>
+      <w:pPr>
+        <w:pStyle w:val="Heading2"/>
+      </w:pPr>
+      <w:r>
+        <w:t xml:space="preserve">1.2 Stack vs Heap (the single most important memory concept)</w:t>
+      </w:r>
+    </w:p>
+    <w:bookmarkStart w:id="37" w:name="definition-1"/>
+    <w:p>
+      <w:pPr>
+        <w:pStyle w:val="Heading3"/>
+      </w:pPr>
+      <w:r>
+        <w:t xml:space="preserve">Definition</w:t>
+      </w:r>
+    </w:p>
+    <w:p>
+      <w:pPr>
+        <w:pStyle w:val="FirstParagraph"/>
+      </w:pPr>
+      <w:r>
+        <w:t xml:space="preserve">A program’s memory is divided into segments. The two that matter most for DSA:</w:t>
+      </w:r>
+    </w:p>
+    <w:p>
+      <w:pPr>
+        <w:pStyle w:val="Compact"/>
+        <w:numPr>
+          <w:ilvl w:val="0"/>
+          <w:numId w:val="1008"/>
+        </w:numPr>
+      </w:pPr>
+      <w:r>
+        <w:rPr>
+          <w:b/>
+          <w:bCs/>
+        </w:rPr>
+        <w:t xml:space="preserve">Stack</w:t>
+      </w:r>
+      <w:r>
+        <w:t xml:space="preserve"> </w:t>
+      </w:r>
+      <w:r>
+        <w:t xml:space="preserve">— the area for function calls: local variables, parameters, return</w:t>
+      </w:r>
+      <w:r>
+        <w:t xml:space="preserve"> </w:t>
+      </w:r>
+      <w:r>
+        <w:t xml:space="preserve">address. Managed</w:t>
+      </w:r>
+      <w:r>
+        <w:t xml:space="preserve"> </w:t>
+      </w:r>
+      <w:r>
+        <w:rPr>
+          <w:b/>
+          <w:bCs/>
+        </w:rPr>
+        <w:t xml:space="preserve">automatically</w:t>
+      </w:r>
+      <w:r>
+        <w:t xml:space="preserve"> </w:t>
+      </w:r>
+      <w:r>
+        <w:t xml:space="preserve">(LIFO — last in, first out). It grows on a</w:t>
+      </w:r>
+      <w:r>
+        <w:t xml:space="preserve"> </w:t>
+      </w:r>
+      <w:r>
+        <w:t xml:space="preserve">call and shrinks on return.</w:t>
+      </w:r>
+    </w:p>
+    <w:p>
+      <w:pPr>
+        <w:pStyle w:val="Compact"/>
+        <w:numPr>
+          <w:ilvl w:val="0"/>
+          <w:numId w:val="1008"/>
+        </w:numPr>
+      </w:pPr>
+      <w:r>
         <w:rPr>
           <w:b/>
           <w:bCs/>
@@ -1671,18 +2939,18 @@
           <wp:inline>
             <wp:extent cx="5334000" cy="4275395"/>
             <wp:effectExtent b="0" l="0" r="0" t="0"/>
-            <wp:docPr descr="A program’s memory: Stack on top (grows down), Heap below (grows up), then globals and code." title="" id="25" name="Picture"/>
+            <wp:docPr descr="A program’s memory: Stack on top (grows down), Heap below (grows up), then globals and code." title="" id="35" name="Picture"/>
             <a:graphic>
               <a:graphicData uri="http://schemas.openxmlformats.org/drawingml/2006/picture">
                 <pic:pic>
                   <pic:nvPicPr>
-                    <pic:cNvPr descr="images/03_stack_heap.png" id="26" name="Picture"/>
+                    <pic:cNvPr descr="images/03_stack_heap.png" id="36" name="Picture"/>
                     <pic:cNvPicPr>
                       <a:picLocks noChangeArrowheads="1" noChangeAspect="1"/>
                     </pic:cNvPicPr>
                   </pic:nvPicPr>
                   <pic:blipFill>
-                    <a:blip r:embed="rId24"/>
+                    <a:blip r:embed="rId34"/>
                     <a:stretch>
                       <a:fillRect/>
                     </a:stretch>
@@ -1717,8 +2985,8 @@
         <w:t xml:space="preserve">A program’s memory: Stack on top (grows down), Heap below (grows up), then globals and code.</w:t>
       </w:r>
     </w:p>
-    <w:bookmarkEnd w:id="27"/>
-    <w:bookmarkStart w:id="28" w:name="intuition-two-simple-examples"/>
+    <w:bookmarkEnd w:id="37"/>
+    <w:bookmarkStart w:id="38" w:name="intuition-two-simple-examples"/>
     <w:p>
       <w:pPr>
         <w:pStyle w:val="Heading3"/>
@@ -1732,7 +3000,7 @@
         <w:pStyle w:val="Compact"/>
         <w:numPr>
           <w:ilvl w:val="0"/>
-          <w:numId w:val="1007"/>
+          <w:numId w:val="1009"/>
         </w:numPr>
       </w:pPr>
       <w:r>
@@ -1795,7 +3063,7 @@
         <w:pStyle w:val="Compact"/>
         <w:numPr>
           <w:ilvl w:val="0"/>
-          <w:numId w:val="1007"/>
+          <w:numId w:val="1009"/>
         </w:numPr>
       </w:pPr>
       <w:r>
@@ -1848,8 +3116,8 @@
         <w:t xml:space="preserve">leaks/fragmentation.</w:t>
       </w:r>
     </w:p>
-    <w:bookmarkEnd w:id="28"/>
-    <w:bookmarkStart w:id="29" w:name="why-it-exists"/>
+    <w:bookmarkEnd w:id="38"/>
+    <w:bookmarkStart w:id="39" w:name="why-it-exists"/>
     <w:p>
       <w:pPr>
         <w:pStyle w:val="Heading3"/>
@@ -1956,8 +3224,8 @@
         <w:t xml:space="preserve">is for.</w:t>
       </w:r>
     </w:p>
-    <w:bookmarkEnd w:id="29"/>
-    <w:bookmarkStart w:id="30" w:name="comparison-table"/>
+    <w:bookmarkEnd w:id="39"/>
+    <w:bookmarkStart w:id="40" w:name="comparison-table"/>
     <w:p>
       <w:pPr>
         <w:pStyle w:val="Heading3"/>
@@ -2271,8 +3539,8 @@
         </w:tc>
       </w:tr>
     </w:tbl>
-    <w:bookmarkEnd w:id="30"/>
-    <w:bookmarkStart w:id="31" w:name="dry-run"/>
+    <w:bookmarkEnd w:id="40"/>
+    <w:bookmarkStart w:id="41" w:name="dry-run"/>
     <w:p>
       <w:pPr>
         <w:pStyle w:val="Heading3"/>
@@ -2688,359 +3956,14 @@
         <w:t xml:space="preserve">is undefined behaviour.</w:t>
       </w:r>
     </w:p>
-    <w:bookmarkEnd w:id="31"/>
-    <w:bookmarkStart w:id="32" w:name="production-usage"/>
+    <w:bookmarkEnd w:id="41"/>
+    <w:bookmarkStart w:id="42" w:name="production-usage"/>
     <w:p>
       <w:pPr>
         <w:pStyle w:val="Heading3"/>
       </w:pPr>
       <w:r>
         <w:t xml:space="preserve">Production usage</w:t>
-      </w:r>
-    </w:p>
-    <w:p>
-      <w:pPr>
-        <w:pStyle w:val="Compact"/>
-        <w:numPr>
-          <w:ilvl w:val="0"/>
-          <w:numId w:val="1008"/>
-        </w:numPr>
-      </w:pPr>
-      <w:r>
-        <w:rPr>
-          <w:b/>
-          <w:bCs/>
-        </w:rPr>
-        <w:t xml:space="preserve">C/C++:</w:t>
-      </w:r>
-      <w:r>
-        <w:t xml:space="preserve"> </w:t>
-      </w:r>
-      <w:r>
-        <w:t xml:space="preserve">prefer the stack/RAII; use the heap (</w:t>
-      </w:r>
-      <w:r>
-        <w:rPr>
-          <w:rStyle w:val="VerbatimChar"/>
-        </w:rPr>
-        <w:t xml:space="preserve">new</w:t>
-      </w:r>
-      <w:r>
-        <w:t xml:space="preserve">, smart pointers) only</w:t>
-      </w:r>
-      <w:r>
-        <w:t xml:space="preserve"> </w:t>
-      </w:r>
-      <w:r>
-        <w:t xml:space="preserve">when needed.</w:t>
-      </w:r>
-    </w:p>
-    <w:p>
-      <w:pPr>
-        <w:pStyle w:val="Compact"/>
-        <w:numPr>
-          <w:ilvl w:val="0"/>
-          <w:numId w:val="1008"/>
-        </w:numPr>
-      </w:pPr>
-      <w:r>
-        <w:rPr>
-          <w:b/>
-          <w:bCs/>
-        </w:rPr>
-        <w:t xml:space="preserve">Java/Python/Go:</w:t>
-      </w:r>
-      <w:r>
-        <w:t xml:space="preserve"> </w:t>
-      </w:r>
-      <w:r>
-        <w:t xml:space="preserve">objects live on the heap; locals/primitives on the stack;</w:t>
-      </w:r>
-      <w:r>
-        <w:t xml:space="preserve"> </w:t>
-      </w:r>
-      <w:r>
-        <w:t xml:space="preserve">a GC reclaims unreachable objects.</w:t>
-      </w:r>
-    </w:p>
-    <w:p>
-      <w:pPr>
-        <w:pStyle w:val="Compact"/>
-        <w:numPr>
-          <w:ilvl w:val="0"/>
-          <w:numId w:val="1008"/>
-        </w:numPr>
-      </w:pPr>
-      <w:r>
-        <w:rPr>
-          <w:b/>
-          <w:bCs/>
-        </w:rPr>
-        <w:t xml:space="preserve">Embedded/real-time:</w:t>
-      </w:r>
-      <w:r>
-        <w:t xml:space="preserve"> </w:t>
-      </w:r>
-      <w:r>
-        <w:t xml:space="preserve">the heap is often</w:t>
-      </w:r>
-      <w:r>
-        <w:t xml:space="preserve"> </w:t>
-      </w:r>
-      <w:r>
-        <w:rPr>
-          <w:b/>
-          <w:bCs/>
-        </w:rPr>
-        <w:t xml:space="preserve">banned</w:t>
-      </w:r>
-      <w:r>
-        <w:t xml:space="preserve"> </w:t>
-      </w:r>
-      <w:r>
-        <w:t xml:space="preserve">(unpredictable timing +</w:t>
-      </w:r>
-      <w:r>
-        <w:t xml:space="preserve"> </w:t>
-      </w:r>
-      <w:r>
-        <w:t xml:space="preserve">fragmentation) → everything is pre-allocated.</w:t>
-      </w:r>
-    </w:p>
-    <w:bookmarkEnd w:id="32"/>
-    <w:bookmarkStart w:id="33" w:name="common-mistakes-1"/>
-    <w:p>
-      <w:pPr>
-        <w:pStyle w:val="Heading3"/>
-      </w:pPr>
-      <w:r>
-        <w:t xml:space="preserve">Common mistakes</w:t>
-      </w:r>
-    </w:p>
-    <w:p>
-      <w:pPr>
-        <w:pStyle w:val="Compact"/>
-        <w:numPr>
-          <w:ilvl w:val="0"/>
-          <w:numId w:val="1009"/>
-        </w:numPr>
-      </w:pPr>
-      <w:r>
-        <w:rPr>
-          <w:b/>
-          <w:bCs/>
-        </w:rPr>
-        <w:t xml:space="preserve">Dangling pointer:</w:t>
-      </w:r>
-      <w:r>
-        <w:t xml:space="preserve"> </w:t>
-      </w:r>
-      <w:r>
-        <w:t xml:space="preserve">returning the address of a local.</w:t>
-      </w:r>
-    </w:p>
-    <w:p>
-      <w:pPr>
-        <w:pStyle w:val="Compact"/>
-        <w:numPr>
-          <w:ilvl w:val="0"/>
-          <w:numId w:val="1009"/>
-        </w:numPr>
-      </w:pPr>
-      <w:r>
-        <w:rPr>
-          <w:b/>
-          <w:bCs/>
-        </w:rPr>
-        <w:t xml:space="preserve">Memory leak:</w:t>
-      </w:r>
-      <w:r>
-        <w:t xml:space="preserve"> </w:t>
-      </w:r>
-      <w:r>
-        <w:rPr>
-          <w:rStyle w:val="VerbatimChar"/>
-        </w:rPr>
-        <w:t xml:space="preserve">malloc</w:t>
-      </w:r>
-      <w:r>
-        <w:t xml:space="preserve"> </w:t>
-      </w:r>
-      <w:r>
-        <w:t xml:space="preserve">with no matching</w:t>
-      </w:r>
-      <w:r>
-        <w:t xml:space="preserve"> </w:t>
-      </w:r>
-      <w:r>
-        <w:rPr>
-          <w:rStyle w:val="VerbatimChar"/>
-        </w:rPr>
-        <w:t xml:space="preserve">free</w:t>
-      </w:r>
-      <w:r>
-        <w:t xml:space="preserve">.</w:t>
-      </w:r>
-    </w:p>
-    <w:p>
-      <w:pPr>
-        <w:pStyle w:val="Compact"/>
-        <w:numPr>
-          <w:ilvl w:val="0"/>
-          <w:numId w:val="1009"/>
-        </w:numPr>
-      </w:pPr>
-      <w:r>
-        <w:rPr>
-          <w:b/>
-          <w:bCs/>
-        </w:rPr>
-        <w:t xml:space="preserve">Double free / use-after-free:</w:t>
-      </w:r>
-      <w:r>
-        <w:t xml:space="preserve"> </w:t>
-      </w:r>
-      <w:r>
-        <w:t xml:space="preserve">classic security bugs (CWE-416/415).</w:t>
-      </w:r>
-    </w:p>
-    <w:p>
-      <w:pPr>
-        <w:pStyle w:val="Compact"/>
-        <w:numPr>
-          <w:ilvl w:val="0"/>
-          <w:numId w:val="1009"/>
-        </w:numPr>
-      </w:pPr>
-      <w:r>
-        <w:rPr>
-          <w:b/>
-          <w:bCs/>
-        </w:rPr>
-        <w:t xml:space="preserve">Stack overflow:</w:t>
-      </w:r>
-      <w:r>
-        <w:t xml:space="preserve"> </w:t>
-      </w:r>
-      <w:r>
-        <w:t xml:space="preserve">unbounded / too-deep recursion.</w:t>
-      </w:r>
-    </w:p>
-    <w:bookmarkEnd w:id="33"/>
-    <w:bookmarkStart w:id="34" w:name="interview-perspective"/>
-    <w:p>
-      <w:pPr>
-        <w:pStyle w:val="Heading3"/>
-      </w:pPr>
-      <w:r>
-        <w:t xml:space="preserve">Interview perspective</w:t>
-      </w:r>
-    </w:p>
-    <w:p>
-      <w:pPr>
-        <w:pStyle w:val="BlockText"/>
-      </w:pPr>
-      <w:r>
-        <w:rPr>
-          <w:i/>
-          <w:iCs/>
-        </w:rPr>
-        <w:t xml:space="preserve">“Where does</w:t>
-      </w:r>
-      <w:r>
-        <w:rPr>
-          <w:i/>
-          <w:iCs/>
-        </w:rPr>
-        <w:t xml:space="preserve"> </w:t>
-      </w:r>
-      <w:r>
-        <w:rPr>
-          <w:rStyle w:val="VerbatimChar"/>
-          <w:i/>
-          <w:iCs/>
-        </w:rPr>
-        <w:t xml:space="preserve">int a[1000000]</w:t>
-      </w:r>
-      <w:r>
-        <w:rPr>
-          <w:i/>
-          <w:iCs/>
-        </w:rPr>
-        <w:t xml:space="preserve"> </w:t>
-      </w:r>
-      <w:r>
-        <w:rPr>
-          <w:i/>
-          <w:iCs/>
-        </w:rPr>
-        <w:t xml:space="preserve">live, and why might it crash?”</w:t>
-      </w:r>
-      <w:r>
-        <w:t xml:space="preserve"> </w:t>
-      </w:r>
-      <w:r>
-        <w:t xml:space="preserve">— On the stack;</w:t>
-      </w:r>
-      <w:r>
-        <w:t xml:space="preserve"> </w:t>
-      </w:r>
-      <w:r>
-        <w:t xml:space="preserve">4 MB can exceed the default stack limit → segfault. Fix: allocate on the heap,</w:t>
-      </w:r>
-      <w:r>
-        <w:t xml:space="preserve"> </w:t>
-      </w:r>
-      <w:r>
-        <w:t xml:space="preserve">or make it</w:t>
-      </w:r>
-      <w:r>
-        <w:t xml:space="preserve"> </w:t>
-      </w:r>
-      <w:r>
-        <w:rPr>
-          <w:rStyle w:val="VerbatimChar"/>
-        </w:rPr>
-        <w:t xml:space="preserve">static</w:t>
-      </w:r>
-      <w:r>
-        <w:t xml:space="preserve">/global.</w:t>
-      </w:r>
-      <w:r>
-        <w:t xml:space="preserve"> </w:t>
-      </w:r>
-      <w:r>
-        <w:rPr>
-          <w:b/>
-          <w:bCs/>
-        </w:rPr>
-        <w:t xml:space="preserve">Google/Meta</w:t>
-      </w:r>
-      <w:r>
-        <w:t xml:space="preserve"> </w:t>
-      </w:r>
-      <w:r>
-        <w:t xml:space="preserve">ask this to check that you know</w:t>
-      </w:r>
-      <w:r>
-        <w:t xml:space="preserve"> </w:t>
-      </w:r>
-      <w:r>
-        <w:rPr>
-          <w:i/>
-          <w:iCs/>
-        </w:rPr>
-        <w:t xml:space="preserve">where memory comes from.</w:t>
-      </w:r>
-    </w:p>
-    <w:bookmarkEnd w:id="34"/>
-    <w:bookmarkStart w:id="35" w:name="mcqs-1"/>
-    <w:p>
-      <w:pPr>
-        <w:pStyle w:val="Heading3"/>
-      </w:pPr>
-      <w:r>
-        <w:t xml:space="preserve">MCQs</w:t>
       </w:r>
     </w:p>
     <w:p>
@@ -3052,17 +3975,32 @@
         </w:numPr>
       </w:pPr>
       <w:r>
-        <w:t xml:space="preserve">Recursion with no base case usually causes? →</w:t>
-      </w:r>
-      <w:r>
-        <w:t xml:space="preserve"> </w:t>
-      </w:r>
-      <w:r>
-        <w:rPr>
-          <w:b/>
-          <w:bCs/>
-        </w:rPr>
-        <w:t xml:space="preserve">stack overflow</w:t>
+        <w:rPr>
+          <w:b/>
+          <w:bCs/>
+        </w:rPr>
+        <w:t xml:space="preserve">C/C++:</w:t>
+      </w:r>
+      <w:r>
+        <w:t xml:space="preserve"> </w:t>
+      </w:r>
+      <w:r>
+        <w:t xml:space="preserve">prefer the stack/RAII; use the heap (</w:t>
+      </w:r>
+      <w:r>
+        <w:rPr>
+          <w:rStyle w:val="VerbatimChar"/>
+        </w:rPr>
+        <w:t xml:space="preserve">new</w:t>
+      </w:r>
+      <w:r>
+        <w:t xml:space="preserve">, smart pointers) only</w:t>
+      </w:r>
+      <w:r>
+        <w:t xml:space="preserve"> </w:t>
+      </w:r>
+      <w:r>
+        <w:t xml:space="preserve">when needed.</w:t>
       </w:r>
     </w:p>
     <w:p>
@@ -3074,17 +4012,23 @@
         </w:numPr>
       </w:pPr>
       <w:r>
-        <w:t xml:space="preserve">Which memory must be freed manually in C? →</w:t>
-      </w:r>
-      <w:r>
-        <w:t xml:space="preserve"> </w:t>
-      </w:r>
-      <w:r>
-        <w:rPr>
-          <w:b/>
-          <w:bCs/>
-        </w:rPr>
-        <w:t xml:space="preserve">heap</w:t>
+        <w:rPr>
+          <w:b/>
+          <w:bCs/>
+        </w:rPr>
+        <w:t xml:space="preserve">Java/Python/Go:</w:t>
+      </w:r>
+      <w:r>
+        <w:t xml:space="preserve"> </w:t>
+      </w:r>
+      <w:r>
+        <w:t xml:space="preserve">objects live on the heap; locals/primitives on the stack;</w:t>
+      </w:r>
+      <w:r>
+        <w:t xml:space="preserve"> </w:t>
+      </w:r>
+      <w:r>
+        <w:t xml:space="preserve">a GC reclaims unreachable objects.</w:t>
       </w:r>
     </w:p>
     <w:p>
@@ -3096,6 +4040,330 @@
         </w:numPr>
       </w:pPr>
       <w:r>
+        <w:rPr>
+          <w:b/>
+          <w:bCs/>
+        </w:rPr>
+        <w:t xml:space="preserve">Embedded/real-time:</w:t>
+      </w:r>
+      <w:r>
+        <w:t xml:space="preserve"> </w:t>
+      </w:r>
+      <w:r>
+        <w:t xml:space="preserve">the heap is often</w:t>
+      </w:r>
+      <w:r>
+        <w:t xml:space="preserve"> </w:t>
+      </w:r>
+      <w:r>
+        <w:rPr>
+          <w:b/>
+          <w:bCs/>
+        </w:rPr>
+        <w:t xml:space="preserve">banned</w:t>
+      </w:r>
+      <w:r>
+        <w:t xml:space="preserve"> </w:t>
+      </w:r>
+      <w:r>
+        <w:t xml:space="preserve">(unpredictable timing +</w:t>
+      </w:r>
+      <w:r>
+        <w:t xml:space="preserve"> </w:t>
+      </w:r>
+      <w:r>
+        <w:t xml:space="preserve">fragmentation) → everything is pre-allocated.</w:t>
+      </w:r>
+    </w:p>
+    <w:bookmarkEnd w:id="42"/>
+    <w:bookmarkStart w:id="43" w:name="common-mistakes-2"/>
+    <w:p>
+      <w:pPr>
+        <w:pStyle w:val="Heading3"/>
+      </w:pPr>
+      <w:r>
+        <w:t xml:space="preserve">Common mistakes</w:t>
+      </w:r>
+    </w:p>
+    <w:p>
+      <w:pPr>
+        <w:pStyle w:val="Compact"/>
+        <w:numPr>
+          <w:ilvl w:val="0"/>
+          <w:numId w:val="1011"/>
+        </w:numPr>
+      </w:pPr>
+      <w:r>
+        <w:rPr>
+          <w:b/>
+          <w:bCs/>
+        </w:rPr>
+        <w:t xml:space="preserve">Dangling pointer:</w:t>
+      </w:r>
+      <w:r>
+        <w:t xml:space="preserve"> </w:t>
+      </w:r>
+      <w:r>
+        <w:t xml:space="preserve">returning the address of a local.</w:t>
+      </w:r>
+    </w:p>
+    <w:p>
+      <w:pPr>
+        <w:pStyle w:val="Compact"/>
+        <w:numPr>
+          <w:ilvl w:val="0"/>
+          <w:numId w:val="1011"/>
+        </w:numPr>
+      </w:pPr>
+      <w:r>
+        <w:rPr>
+          <w:b/>
+          <w:bCs/>
+        </w:rPr>
+        <w:t xml:space="preserve">Memory leak:</w:t>
+      </w:r>
+      <w:r>
+        <w:t xml:space="preserve"> </w:t>
+      </w:r>
+      <w:r>
+        <w:rPr>
+          <w:rStyle w:val="VerbatimChar"/>
+        </w:rPr>
+        <w:t xml:space="preserve">malloc</w:t>
+      </w:r>
+      <w:r>
+        <w:t xml:space="preserve"> </w:t>
+      </w:r>
+      <w:r>
+        <w:t xml:space="preserve">with no matching</w:t>
+      </w:r>
+      <w:r>
+        <w:t xml:space="preserve"> </w:t>
+      </w:r>
+      <w:r>
+        <w:rPr>
+          <w:rStyle w:val="VerbatimChar"/>
+        </w:rPr>
+        <w:t xml:space="preserve">free</w:t>
+      </w:r>
+      <w:r>
+        <w:t xml:space="preserve">.</w:t>
+      </w:r>
+    </w:p>
+    <w:p>
+      <w:pPr>
+        <w:pStyle w:val="Compact"/>
+        <w:numPr>
+          <w:ilvl w:val="0"/>
+          <w:numId w:val="1011"/>
+        </w:numPr>
+      </w:pPr>
+      <w:r>
+        <w:rPr>
+          <w:b/>
+          <w:bCs/>
+        </w:rPr>
+        <w:t xml:space="preserve">Double free / use-after-free:</w:t>
+      </w:r>
+      <w:r>
+        <w:t xml:space="preserve"> </w:t>
+      </w:r>
+      <w:r>
+        <w:t xml:space="preserve">classic security bugs (CWE-416/415).</w:t>
+      </w:r>
+    </w:p>
+    <w:p>
+      <w:pPr>
+        <w:pStyle w:val="Compact"/>
+        <w:numPr>
+          <w:ilvl w:val="0"/>
+          <w:numId w:val="1011"/>
+        </w:numPr>
+      </w:pPr>
+      <w:r>
+        <w:rPr>
+          <w:b/>
+          <w:bCs/>
+        </w:rPr>
+        <w:t xml:space="preserve">Stack overflow:</w:t>
+      </w:r>
+      <w:r>
+        <w:t xml:space="preserve"> </w:t>
+      </w:r>
+      <w:r>
+        <w:t xml:space="preserve">unbounded / too-deep recursion.</w:t>
+      </w:r>
+    </w:p>
+    <w:bookmarkEnd w:id="43"/>
+    <w:bookmarkStart w:id="44" w:name="interview-perspective"/>
+    <w:p>
+      <w:pPr>
+        <w:pStyle w:val="Heading3"/>
+      </w:pPr>
+      <w:r>
+        <w:t xml:space="preserve">Interview perspective</w:t>
+      </w:r>
+    </w:p>
+    <w:p>
+      <w:pPr>
+        <w:pStyle w:val="BlockText"/>
+      </w:pPr>
+      <w:r>
+        <w:rPr>
+          <w:i/>
+          <w:iCs/>
+        </w:rPr>
+        <w:t xml:space="preserve">“Where does</w:t>
+      </w:r>
+      <w:r>
+        <w:rPr>
+          <w:i/>
+          <w:iCs/>
+        </w:rPr>
+        <w:t xml:space="preserve"> </w:t>
+      </w:r>
+      <w:r>
+        <w:rPr>
+          <w:rStyle w:val="VerbatimChar"/>
+          <w:i/>
+          <w:iCs/>
+        </w:rPr>
+        <w:t xml:space="preserve">int a[1000000]</w:t>
+      </w:r>
+      <w:r>
+        <w:rPr>
+          <w:i/>
+          <w:iCs/>
+        </w:rPr>
+        <w:t xml:space="preserve"> </w:t>
+      </w:r>
+      <w:r>
+        <w:rPr>
+          <w:i/>
+          <w:iCs/>
+        </w:rPr>
+        <w:t xml:space="preserve">live, and why might it crash?”</w:t>
+      </w:r>
+      <w:r>
+        <w:t xml:space="preserve"> </w:t>
+      </w:r>
+      <w:r>
+        <w:t xml:space="preserve">— On the stack;</w:t>
+      </w:r>
+      <w:r>
+        <w:t xml:space="preserve"> </w:t>
+      </w:r>
+      <w:r>
+        <w:t xml:space="preserve">4 MB can exceed the default stack limit → segfault. Fix: allocate on the heap,</w:t>
+      </w:r>
+      <w:r>
+        <w:t xml:space="preserve"> </w:t>
+      </w:r>
+      <w:r>
+        <w:t xml:space="preserve">or make it</w:t>
+      </w:r>
+      <w:r>
+        <w:t xml:space="preserve"> </w:t>
+      </w:r>
+      <w:r>
+        <w:rPr>
+          <w:rStyle w:val="VerbatimChar"/>
+        </w:rPr>
+        <w:t xml:space="preserve">static</w:t>
+      </w:r>
+      <w:r>
+        <w:t xml:space="preserve">/global.</w:t>
+      </w:r>
+      <w:r>
+        <w:t xml:space="preserve"> </w:t>
+      </w:r>
+      <w:r>
+        <w:rPr>
+          <w:b/>
+          <w:bCs/>
+        </w:rPr>
+        <w:t xml:space="preserve">Google/Meta</w:t>
+      </w:r>
+      <w:r>
+        <w:t xml:space="preserve"> </w:t>
+      </w:r>
+      <w:r>
+        <w:t xml:space="preserve">ask this to check that you know</w:t>
+      </w:r>
+      <w:r>
+        <w:t xml:space="preserve"> </w:t>
+      </w:r>
+      <w:r>
+        <w:rPr>
+          <w:i/>
+          <w:iCs/>
+        </w:rPr>
+        <w:t xml:space="preserve">where memory comes from.</w:t>
+      </w:r>
+    </w:p>
+    <w:bookmarkEnd w:id="44"/>
+    <w:bookmarkStart w:id="45" w:name="mcqs-2"/>
+    <w:p>
+      <w:pPr>
+        <w:pStyle w:val="Heading3"/>
+      </w:pPr>
+      <w:r>
+        <w:t xml:space="preserve">MCQs</w:t>
+      </w:r>
+    </w:p>
+    <w:p>
+      <w:pPr>
+        <w:pStyle w:val="Compact"/>
+        <w:numPr>
+          <w:ilvl w:val="0"/>
+          <w:numId w:val="1012"/>
+        </w:numPr>
+      </w:pPr>
+      <w:r>
+        <w:t xml:space="preserve">Recursion with no base case usually causes? →</w:t>
+      </w:r>
+      <w:r>
+        <w:t xml:space="preserve"> </w:t>
+      </w:r>
+      <w:r>
+        <w:rPr>
+          <w:b/>
+          <w:bCs/>
+        </w:rPr>
+        <w:t xml:space="preserve">stack overflow</w:t>
+      </w:r>
+    </w:p>
+    <w:p>
+      <w:pPr>
+        <w:pStyle w:val="Compact"/>
+        <w:numPr>
+          <w:ilvl w:val="0"/>
+          <w:numId w:val="1012"/>
+        </w:numPr>
+      </w:pPr>
+      <w:r>
+        <w:t xml:space="preserve">Which memory must be freed manually in C? →</w:t>
+      </w:r>
+      <w:r>
+        <w:t xml:space="preserve"> </w:t>
+      </w:r>
+      <w:r>
+        <w:rPr>
+          <w:b/>
+          <w:bCs/>
+        </w:rPr>
+        <w:t xml:space="preserve">heap</w:t>
+      </w:r>
+    </w:p>
+    <w:p>
+      <w:pPr>
+        <w:pStyle w:val="Compact"/>
+        <w:numPr>
+          <w:ilvl w:val="0"/>
+          <w:numId w:val="1012"/>
+        </w:numPr>
+      </w:pPr>
+      <w:r>
         <w:t xml:space="preserve">Each thread gets its own ___? →</w:t>
       </w:r>
       <w:r>
@@ -3122,9 +4390,9 @@
         </w:pict>
       </w:r>
     </w:p>
-    <w:bookmarkEnd w:id="35"/>
-    <w:bookmarkEnd w:id="36"/>
-    <w:bookmarkStart w:id="43" w:name="variables-functions-pointersreferences"/>
+    <w:bookmarkEnd w:id="45"/>
+    <w:bookmarkEnd w:id="46"/>
+    <w:bookmarkStart w:id="53" w:name="variables-functions-pointersreferences"/>
     <w:p>
       <w:pPr>
         <w:pStyle w:val="Heading2"/>
@@ -3133,7 +4401,7 @@
         <w:t xml:space="preserve">1.3 Variables, Functions &amp; Pointers/References</w:t>
       </w:r>
     </w:p>
-    <w:bookmarkStart w:id="37" w:name="what-is-a-variable"/>
+    <w:bookmarkStart w:id="47" w:name="what-is-a-variable"/>
     <w:p>
       <w:pPr>
         <w:pStyle w:val="Heading3"/>
@@ -3215,8 +4483,8 @@
         <w:t xml:space="preserve">are both 4 bytes but mean different things).</w:t>
       </w:r>
     </w:p>
-    <w:bookmarkEnd w:id="37"/>
-    <w:bookmarkStart w:id="41" w:name="pass-by-value-vs-pass-by-reference"/>
+    <w:bookmarkEnd w:id="47"/>
+    <w:bookmarkStart w:id="51" w:name="pass-by-value-vs-pass-by-reference"/>
     <w:p>
       <w:pPr>
         <w:pStyle w:val="Heading3"/>
@@ -3234,18 +4502,18 @@
           <wp:inline>
             <wp:extent cx="5334000" cy="2209145"/>
             <wp:effectExtent b="0" l="0" r="0" t="0"/>
-            <wp:docPr descr="Pass by value makes a copy (caller unchanged); pass by reference passes the address of the same box (caller changes)." title="" id="39" name="Picture"/>
+            <wp:docPr descr="Pass by value makes a copy (caller unchanged); pass by reference passes the address of the same box (caller changes)." title="" id="49" name="Picture"/>
             <a:graphic>
               <a:graphicData uri="http://schemas.openxmlformats.org/drawingml/2006/picture">
                 <pic:pic>
                   <pic:nvPicPr>
-                    <pic:cNvPr descr="images/04_pass_by.png" id="40" name="Picture"/>
+                    <pic:cNvPr descr="images/04_pass_by.png" id="50" name="Picture"/>
                     <pic:cNvPicPr>
                       <a:picLocks noChangeArrowheads="1" noChangeAspect="1"/>
                     </pic:cNvPicPr>
                   </pic:nvPicPr>
                   <pic:blipFill>
-                    <a:blip r:embed="rId38"/>
+                    <a:blip r:embed="rId48"/>
                     <a:stretch>
                       <a:fillRect/>
                     </a:stretch>
@@ -3838,8 +5106,8 @@
         <w:t xml:space="preserve">interview performance bug.</w:t>
       </w:r>
     </w:p>
-    <w:bookmarkEnd w:id="41"/>
-    <w:bookmarkStart w:id="42" w:name="mcqs-2"/>
+    <w:bookmarkEnd w:id="51"/>
+    <w:bookmarkStart w:id="52" w:name="mcqs-3"/>
     <w:p>
       <w:pPr>
         <w:pStyle w:val="Heading3"/>
@@ -3853,7 +5121,7 @@
         <w:pStyle w:val="Compact"/>
         <w:numPr>
           <w:ilvl w:val="0"/>
-          <w:numId w:val="1011"/>
+          <w:numId w:val="1013"/>
         </w:numPr>
       </w:pPr>
       <w:r>
@@ -3896,7 +5164,7 @@
         <w:pStyle w:val="Compact"/>
         <w:numPr>
           <w:ilvl w:val="0"/>
-          <w:numId w:val="1011"/>
+          <w:numId w:val="1013"/>
         </w:numPr>
       </w:pPr>
       <w:r>
@@ -3926,9 +5194,9 @@
         </w:pict>
       </w:r>
     </w:p>
-    <w:bookmarkEnd w:id="42"/>
-    <w:bookmarkEnd w:id="43"/>
-    <w:bookmarkStart w:id="67" w:name="recursion-the-heart-of-dsa"/>
+    <w:bookmarkEnd w:id="52"/>
+    <w:bookmarkEnd w:id="53"/>
+    <w:bookmarkStart w:id="78" w:name="recursion-the-heart-of-dsa"/>
     <w:p>
       <w:pPr>
         <w:pStyle w:val="Heading2"/>
@@ -3937,7 +5205,7 @@
         <w:t xml:space="preserve">1.4 Recursion (the heart of DSA)</w:t>
       </w:r>
     </w:p>
-    <w:bookmarkStart w:id="44" w:name="definition-2"/>
+    <w:bookmarkStart w:id="54" w:name="definition-2"/>
     <w:p>
       <w:pPr>
         <w:pStyle w:val="Heading3"/>
@@ -4015,7 +5283,7 @@
         <w:pStyle w:val="Compact"/>
         <w:numPr>
           <w:ilvl w:val="0"/>
-          <w:numId w:val="1012"/>
+          <w:numId w:val="1014"/>
         </w:numPr>
       </w:pPr>
       <w:r>
@@ -4043,7 +5311,7 @@
         <w:pStyle w:val="Compact"/>
         <w:numPr>
           <w:ilvl w:val="0"/>
-          <w:numId w:val="1012"/>
+          <w:numId w:val="1014"/>
         </w:numPr>
       </w:pPr>
       <w:r>
@@ -4066,8 +5334,8 @@
         <w:t xml:space="preserve">the sub-results.</w:t>
       </w:r>
     </w:p>
-    <w:bookmarkEnd w:id="44"/>
-    <w:bookmarkStart w:id="48" w:name="intuition"/>
+    <w:bookmarkEnd w:id="54"/>
+    <w:bookmarkStart w:id="58" w:name="intuition"/>
     <w:p>
       <w:pPr>
         <w:pStyle w:val="Heading3"/>
@@ -4219,18 +5487,18 @@
           <wp:inline>
             <wp:extent cx="5334000" cy="4088190"/>
             <wp:effectExtent b="0" l="0" r="0" t="0"/>
-            <wp:docPr descr="Flowchart: every recursive call first checks the base case; if not, it does work, calls itself on a smaller input, combines, and returns." title="" id="46" name="Picture"/>
+            <wp:docPr descr="Flowchart: every recursive call first checks the base case; if not, it does work, calls itself on a smaller input, combines, and returns." title="" id="56" name="Picture"/>
             <a:graphic>
               <a:graphicData uri="http://schemas.openxmlformats.org/drawingml/2006/picture">
                 <pic:pic>
                   <pic:nvPicPr>
-                    <pic:cNvPr descr="images/20_fc_recursion.png" id="47" name="Picture"/>
+                    <pic:cNvPr descr="images/20_fc_recursion.png" id="57" name="Picture"/>
                     <pic:cNvPicPr>
                       <a:picLocks noChangeArrowheads="1" noChangeAspect="1"/>
                     </pic:cNvPicPr>
                   </pic:nvPicPr>
                   <pic:blipFill>
-                    <a:blip r:embed="rId45"/>
+                    <a:blip r:embed="rId55"/>
                     <a:stretch>
                       <a:fillRect/>
                     </a:stretch>
@@ -4265,8 +5533,8 @@
         <w:t xml:space="preserve">Flowchart: every recursive call first checks the base case; if not, it does work, calls itself on a smaller input, combines, and returns.</w:t>
       </w:r>
     </w:p>
-    <w:bookmarkEnd w:id="48"/>
-    <w:bookmarkStart w:id="52" w:name="X6bbf950c2f92563d12ff89f8379cd5802f72ace"/>
+    <w:bookmarkEnd w:id="58"/>
+    <w:bookmarkStart w:id="62" w:name="X6bbf950c2f92563d12ff89f8379cd5802f72ace"/>
     <w:p>
       <w:pPr>
         <w:pStyle w:val="Heading3"/>
@@ -4391,18 +5659,18 @@
           <wp:inline>
             <wp:extent cx="5334000" cy="2781463"/>
             <wp:effectExtent b="0" l="0" r="0" t="0"/>
-            <wp:docPr descr="Factorial fact(4): calls go down (push), then results come up (pop). Depth = n." title="" id="50" name="Picture"/>
+            <wp:docPr descr="Factorial fact(4): calls go down (push), then results come up (pop). Depth = n." title="" id="60" name="Picture"/>
             <a:graphic>
               <a:graphicData uri="http://schemas.openxmlformats.org/drawingml/2006/picture">
                 <pic:pic>
                   <pic:nvPicPr>
-                    <pic:cNvPr descr="images/05_recursion_stack.png" id="51" name="Picture"/>
+                    <pic:cNvPr descr="images/05_recursion_stack.png" id="61" name="Picture"/>
                     <pic:cNvPicPr>
                       <a:picLocks noChangeArrowheads="1" noChangeAspect="1"/>
                     </pic:cNvPicPr>
                   </pic:nvPicPr>
                   <pic:blipFill>
-                    <a:blip r:embed="rId49"/>
+                    <a:blip r:embed="rId59"/>
                     <a:stretch>
                       <a:fillRect/>
                     </a:stretch>
@@ -4437,8 +5705,8 @@
         <w:t xml:space="preserve">Factorial fact(4): calls go down (push), then results come up (pop). Depth = n.</w:t>
       </w:r>
     </w:p>
-    <w:bookmarkEnd w:id="52"/>
-    <w:bookmarkStart w:id="53" w:name="dry-run-factorial"/>
+    <w:bookmarkEnd w:id="62"/>
+    <w:bookmarkStart w:id="64" w:name="dry-run-factorial"/>
     <w:p>
       <w:pPr>
         <w:pStyle w:val="Heading3"/>
@@ -4755,8 +6023,214 @@
         <w:t xml:space="preserve">(pop).</w:t>
       </w:r>
     </w:p>
-    <w:bookmarkEnd w:id="53"/>
-    <w:bookmarkStart w:id="58" w:name="branching-recursion-naive-fibonacci"/>
+    <w:bookmarkStart w:id="63" w:name="Xa5329063b28b618df34adc1dac6f74c33f7112a"/>
+    <w:p>
+      <w:pPr>
+        <w:pStyle w:val="Heading4"/>
+      </w:pPr>
+      <w:r>
+        <w:t xml:space="preserve">Frame-by-frame stack trace (read this once, slowly)</w:t>
+      </w:r>
+    </w:p>
+    <w:p>
+      <w:pPr>
+        <w:pStyle w:val="FirstParagraph"/>
+      </w:pPr>
+      <w:r>
+        <w:t xml:space="preserve">Follow exactly what the call stack holds. Each call</w:t>
+      </w:r>
+      <w:r>
+        <w:t xml:space="preserve"> </w:t>
+      </w:r>
+      <w:r>
+        <w:rPr>
+          <w:b/>
+          <w:bCs/>
+        </w:rPr>
+        <w:t xml:space="preserve">pushes</w:t>
+      </w:r>
+      <w:r>
+        <w:t xml:space="preserve"> </w:t>
+      </w:r>
+      <w:r>
+        <w:t xml:space="preserve">a frame; each</w:t>
+      </w:r>
+      <w:r>
+        <w:t xml:space="preserve"> </w:t>
+      </w:r>
+      <w:r>
+        <w:rPr>
+          <w:rStyle w:val="VerbatimChar"/>
+        </w:rPr>
+        <w:t xml:space="preserve">return</w:t>
+      </w:r>
+      <w:r>
+        <w:t xml:space="preserve"> </w:t>
+      </w:r>
+      <w:r>
+        <w:rPr>
+          <w:b/>
+          <w:bCs/>
+        </w:rPr>
+        <w:t xml:space="preserve">pops</w:t>
+      </w:r>
+      <w:r>
+        <w:t xml:space="preserve"> </w:t>
+      </w:r>
+      <w:r>
+        <w:t xml:space="preserve">one and hands its value to the caller:</w:t>
+      </w:r>
+    </w:p>
+    <w:p>
+      <w:pPr>
+        <w:pStyle w:val="SourceCode"/>
+      </w:pPr>
+      <w:r>
+        <w:rPr>
+          <w:rStyle w:val="VerbatimChar"/>
+        </w:rPr>
+        <w:t xml:space="preserve">STEP  ACTION                       STACK (top = most recent)      RETURNS</w:t>
+      </w:r>
+      <w:r>
+        <w:br/>
+      </w:r>
+      <w:r>
+        <w:rPr>
+          <w:rStyle w:val="VerbatimChar"/>
+        </w:rPr>
+        <w:t xml:space="preserve"> 1    call fact(4)                 [fact(4)]                       —</w:t>
+      </w:r>
+      <w:r>
+        <w:br/>
+      </w:r>
+      <w:r>
+        <w:rPr>
+          <w:rStyle w:val="VerbatimChar"/>
+        </w:rPr>
+        <w:t xml:space="preserve"> 2    4&gt;1 → need fact(3)           [fact(4), fact(3)]              —</w:t>
+      </w:r>
+      <w:r>
+        <w:br/>
+      </w:r>
+      <w:r>
+        <w:rPr>
+          <w:rStyle w:val="VerbatimChar"/>
+        </w:rPr>
+        <w:t xml:space="preserve"> 3    3&gt;1 → need fact(2)           [fact(4), fact(3), fact(2)]     —</w:t>
+      </w:r>
+      <w:r>
+        <w:br/>
+      </w:r>
+      <w:r>
+        <w:rPr>
+          <w:rStyle w:val="VerbatimChar"/>
+        </w:rPr>
+        <w:t xml:space="preserve"> 4    2&gt;1 → need fact(1)           [fact(4),fact(3),fact(2),f(1)]  —</w:t>
+      </w:r>
+      <w:r>
+        <w:br/>
+      </w:r>
+      <w:r>
+        <w:rPr>
+          <w:rStyle w:val="VerbatimChar"/>
+        </w:rPr>
+        <w:t xml:space="preserve"> 5    n&lt;=1 → base case             pop fact(1)                     1</w:t>
+      </w:r>
+      <w:r>
+        <w:br/>
+      </w:r>
+      <w:r>
+        <w:rPr>
+          <w:rStyle w:val="VerbatimChar"/>
+        </w:rPr>
+        <w:t xml:space="preserve"> 6    fact(2) = 2 * 1              pop fact(2)                      2</w:t>
+      </w:r>
+      <w:r>
+        <w:br/>
+      </w:r>
+      <w:r>
+        <w:rPr>
+          <w:rStyle w:val="VerbatimChar"/>
+        </w:rPr>
+        <w:t xml:space="preserve"> 7    fact(3) = 3 * 2              pop fact(3)                      6</w:t>
+      </w:r>
+      <w:r>
+        <w:br/>
+      </w:r>
+      <w:r>
+        <w:rPr>
+          <w:rStyle w:val="VerbatimChar"/>
+        </w:rPr>
+        <w:t xml:space="preserve"> 8    fact(4) = 4 * 6              pop fact(4)                     24</w:t>
+      </w:r>
+    </w:p>
+    <w:p>
+      <w:pPr>
+        <w:pStyle w:val="BlockText"/>
+      </w:pPr>
+      <w:r>
+        <w:rPr>
+          <w:b/>
+          <w:bCs/>
+        </w:rPr>
+        <w:t xml:space="preserve">Memory hook:</w:t>
+      </w:r>
+      <w:r>
+        <w:t xml:space="preserve"> </w:t>
+      </w:r>
+      <w:r>
+        <w:rPr>
+          <w:i/>
+          <w:iCs/>
+        </w:rPr>
+        <w:t xml:space="preserve">going down we only ask questions (push); coming up we finally</w:t>
+      </w:r>
+      <w:r>
+        <w:rPr>
+          <w:i/>
+          <w:iCs/>
+        </w:rPr>
+        <w:t xml:space="preserve"> </w:t>
+      </w:r>
+      <w:r>
+        <w:rPr>
+          <w:i/>
+          <w:iCs/>
+        </w:rPr>
+        <w:t xml:space="preserve">answer them (pop).</w:t>
+      </w:r>
+      <w:r>
+        <w:t xml:space="preserve"> </w:t>
+      </w:r>
+      <w:r>
+        <w:t xml:space="preserve">The maximum stack height here is</w:t>
+      </w:r>
+      <w:r>
+        <w:t xml:space="preserve"> </w:t>
+      </w:r>
+      <w:r>
+        <w:rPr>
+          <w:b/>
+          <w:bCs/>
+        </w:rPr>
+        <w:t xml:space="preserve">4 = n</w:t>
+      </w:r>
+      <w:r>
+        <w:t xml:space="preserve"> </w:t>
+      </w:r>
+      <w:r>
+        <w:t xml:space="preserve">— that is the</w:t>
+      </w:r>
+      <w:r>
+        <w:t xml:space="preserve"> </w:t>
+      </w:r>
+      <w:r>
+        <w:t xml:space="preserve">O(n) space of linear recursion.</w:t>
+      </w:r>
+    </w:p>
+    <w:bookmarkEnd w:id="63"/>
+    <w:bookmarkEnd w:id="64"/>
+    <w:bookmarkStart w:id="69" w:name="branching-recursion-naive-fibonacci"/>
     <w:p>
       <w:pPr>
         <w:pStyle w:val="Heading3"/>
@@ -4971,18 +6445,18 @@
           <wp:inline>
             <wp:extent cx="5334000" cy="2680242"/>
             <wp:effectExtent b="0" l="0" r="0" t="0"/>
-            <wp:docPr descr="fib(5) tree: the orange nodes are calls that repeat — this wasted work is what DP fixes." title="" id="55" name="Picture"/>
+            <wp:docPr descr="fib(5) tree: the orange nodes are calls that repeat — this wasted work is what DP fixes." title="" id="66" name="Picture"/>
             <a:graphic>
               <a:graphicData uri="http://schemas.openxmlformats.org/drawingml/2006/picture">
                 <pic:pic>
                   <pic:nvPicPr>
-                    <pic:cNvPr descr="images/06_recursion_tree.png" id="56" name="Picture"/>
+                    <pic:cNvPr descr="images/06_recursion_tree.png" id="67" name="Picture"/>
                     <pic:cNvPicPr>
                       <a:picLocks noChangeArrowheads="1" noChangeAspect="1"/>
                     </pic:cNvPicPr>
                   </pic:nvPicPr>
                   <pic:blipFill>
-                    <a:blip r:embed="rId54"/>
+                    <a:blip r:embed="rId65"/>
                     <a:stretch>
                       <a:fillRect/>
                     </a:stretch>
@@ -5112,7 +6586,7 @@
         <w:t xml:space="preserve">(Module 14).</w:t>
       </w:r>
     </w:p>
-    <w:bookmarkStart w:id="57" w:name="brute-force-optimal-fibonacci"/>
+    <w:bookmarkStart w:id="68" w:name="brute-force-optimal-fibonacci"/>
     <w:p>
       <w:pPr>
         <w:pStyle w:val="Heading4"/>
@@ -5306,701 +6780,15 @@
         <w:t xml:space="preserve">the iterative version also drops the recursion stack down to two variables.</w:t>
       </w:r>
     </w:p>
-    <w:bookmarkEnd w:id="57"/>
-    <w:bookmarkEnd w:id="58"/>
-    <w:bookmarkStart w:id="59" w:name="complexity-from-the-recurrence"/>
+    <w:bookmarkEnd w:id="68"/>
+    <w:bookmarkEnd w:id="69"/>
+    <w:bookmarkStart w:id="70" w:name="complexity-from-the-recurrence"/>
     <w:p>
       <w:pPr>
         <w:pStyle w:val="Heading3"/>
       </w:pPr>
       <w:r>
         <w:t xml:space="preserve">Complexity (from the recurrence)</w:t>
-      </w:r>
-    </w:p>
-    <w:p>
-      <w:pPr>
-        <w:pStyle w:val="Compact"/>
-        <w:numPr>
-          <w:ilvl w:val="0"/>
-          <w:numId w:val="1013"/>
-        </w:numPr>
-      </w:pPr>
-      <w:r>
-        <w:rPr>
-          <w:rStyle w:val="VerbatimChar"/>
-        </w:rPr>
-        <w:t xml:space="preserve">fact</w:t>
-      </w:r>
-      <w:r>
-        <w:t xml:space="preserve">:</w:t>
-      </w:r>
-      <w:r>
-        <w:t xml:space="preserve"> </w:t>
-      </w:r>
-      <w:r>
-        <w:rPr>
-          <w:rStyle w:val="VerbatimChar"/>
-        </w:rPr>
-        <w:t xml:space="preserve">T(n) = T(n−1) + O(1)</w:t>
-      </w:r>
-      <w:r>
-        <w:t xml:space="preserve"> </w:t>
-      </w:r>
-      <w:r>
-        <w:t xml:space="preserve">→</w:t>
-      </w:r>
-      <w:r>
-        <w:t xml:space="preserve"> </w:t>
-      </w:r>
-      <w:r>
-        <w:rPr>
-          <w:b/>
-          <w:bCs/>
-        </w:rPr>
-        <w:t xml:space="preserve">O(n)</w:t>
-      </w:r>
-      <w:r>
-        <w:t xml:space="preserve"> </w:t>
-      </w:r>
-      <w:r>
-        <w:t xml:space="preserve">time,</w:t>
-      </w:r>
-      <w:r>
-        <w:t xml:space="preserve"> </w:t>
-      </w:r>
-      <w:r>
-        <w:rPr>
-          <w:b/>
-          <w:bCs/>
-        </w:rPr>
-        <w:t xml:space="preserve">O(n)</w:t>
-      </w:r>
-      <w:r>
-        <w:t xml:space="preserve"> </w:t>
-      </w:r>
-      <w:r>
-        <w:t xml:space="preserve">stack</w:t>
-      </w:r>
-    </w:p>
-    <w:p>
-      <w:pPr>
-        <w:pStyle w:val="Compact"/>
-        <w:numPr>
-          <w:ilvl w:val="0"/>
-          <w:numId w:val="1013"/>
-        </w:numPr>
-      </w:pPr>
-      <w:r>
-        <w:rPr>
-          <w:rStyle w:val="VerbatimChar"/>
-        </w:rPr>
-        <w:t xml:space="preserve">fib</w:t>
-      </w:r>
-      <w:r>
-        <w:t xml:space="preserve">:</w:t>
-      </w:r>
-      <w:r>
-        <w:t xml:space="preserve"> </w:t>
-      </w:r>
-      <w:r>
-        <w:rPr>
-          <w:rStyle w:val="VerbatimChar"/>
-        </w:rPr>
-        <w:t xml:space="preserve">T(n) = T(n−1) + T(n−2) + O(1)</w:t>
-      </w:r>
-      <w:r>
-        <w:t xml:space="preserve"> </w:t>
-      </w:r>
-      <w:r>
-        <w:t xml:space="preserve">→</w:t>
-      </w:r>
-      <w:r>
-        <w:t xml:space="preserve"> </w:t>
-      </w:r>
-      <w:r>
-        <w:rPr>
-          <w:b/>
-          <w:bCs/>
-        </w:rPr>
-        <w:t xml:space="preserve">O(φ^n)</w:t>
-      </w:r>
-      <w:r>
-        <w:t xml:space="preserve"> </w:t>
-      </w:r>
-      <w:r>
-        <w:t xml:space="preserve">time</w:t>
-      </w:r>
-    </w:p>
-    <w:p>
-      <w:pPr>
-        <w:pStyle w:val="Compact"/>
-        <w:numPr>
-          <w:ilvl w:val="0"/>
-          <w:numId w:val="1013"/>
-        </w:numPr>
-      </w:pPr>
-      <w:r>
-        <w:t xml:space="preserve">Halving recursion:</w:t>
-      </w:r>
-      <w:r>
-        <w:t xml:space="preserve"> </w:t>
-      </w:r>
-      <w:r>
-        <w:rPr>
-          <w:rStyle w:val="VerbatimChar"/>
-        </w:rPr>
-        <w:t xml:space="preserve">T(n) = 2T(n/2) + O(n)</w:t>
-      </w:r>
-      <w:r>
-        <w:t xml:space="preserve"> </w:t>
-      </w:r>
-      <w:r>
-        <w:t xml:space="preserve">→</w:t>
-      </w:r>
-      <w:r>
-        <w:t xml:space="preserve"> </w:t>
-      </w:r>
-      <w:r>
-        <w:rPr>
-          <w:b/>
-          <w:bCs/>
-        </w:rPr>
-        <w:t xml:space="preserve">O(n log n)</w:t>
-      </w:r>
-      <w:r>
-        <w:t xml:space="preserve"> </w:t>
-      </w:r>
-      <w:r>
-        <w:t xml:space="preserve">(merge sort) —</w:t>
-      </w:r>
-      <w:r>
-        <w:t xml:space="preserve"> </w:t>
-      </w:r>
-      <w:r>
-        <w:t xml:space="preserve">solved by the Master Theorem (Modules 12/18).</w:t>
-      </w:r>
-    </w:p>
-    <w:bookmarkEnd w:id="59"/>
-    <w:bookmarkStart w:id="60" w:name="stack-overflow"/>
-    <w:p>
-      <w:pPr>
-        <w:pStyle w:val="Heading3"/>
-      </w:pPr>
-      <w:r>
-        <w:t xml:space="preserve">Stack overflow</w:t>
-      </w:r>
-    </w:p>
-    <w:p>
-      <w:pPr>
-        <w:pStyle w:val="Compact"/>
-        <w:numPr>
-          <w:ilvl w:val="0"/>
-          <w:numId w:val="1014"/>
-        </w:numPr>
-      </w:pPr>
-      <w:r>
-        <w:t xml:space="preserve">Each frame costs some bytes; depth</w:t>
-      </w:r>
-      <w:r>
-        <w:t xml:space="preserve"> </w:t>
-      </w:r>
-      <w:r>
-        <w:rPr>
-          <w:rStyle w:val="VerbatimChar"/>
-        </w:rPr>
-        <w:t xml:space="preserve">d</w:t>
-      </w:r>
-      <w:r>
-        <w:t xml:space="preserve"> </w:t>
-      </w:r>
-      <w:r>
-        <w:t xml:space="preserve">→</w:t>
-      </w:r>
-      <w:r>
-        <w:t xml:space="preserve"> </w:t>
-      </w:r>
-      <w:r>
-        <w:rPr>
-          <w:rStyle w:val="VerbatimChar"/>
-        </w:rPr>
-        <w:t xml:space="preserve">O(d)</w:t>
-      </w:r>
-      <w:r>
-        <w:t xml:space="preserve"> </w:t>
-      </w:r>
-      <w:r>
-        <w:t xml:space="preserve">stack memory.</w:t>
-      </w:r>
-    </w:p>
-    <w:p>
-      <w:pPr>
-        <w:pStyle w:val="Compact"/>
-        <w:numPr>
-          <w:ilvl w:val="0"/>
-          <w:numId w:val="1014"/>
-        </w:numPr>
-      </w:pPr>
-      <w:r>
-        <w:t xml:space="preserve">The default stack is about 1 MB (Windows) / 8 MB (Linux). Recursing ~10⁵–10⁶</w:t>
-      </w:r>
-      <w:r>
-        <w:t xml:space="preserve"> </w:t>
-      </w:r>
-      <w:r>
-        <w:t xml:space="preserve">deep can overflow → crash. In CP, deep DFS on a 10⁶-node graph may need an</w:t>
-      </w:r>
-      <w:r>
-        <w:t xml:space="preserve"> </w:t>
-      </w:r>
-      <w:r>
-        <w:rPr>
-          <w:b/>
-          <w:bCs/>
-        </w:rPr>
-        <w:t xml:space="preserve">explicit stack</w:t>
-      </w:r>
-      <w:r>
-        <w:t xml:space="preserve"> </w:t>
-      </w:r>
-      <w:r>
-        <w:t xml:space="preserve">or a larger stack limit.</w:t>
-      </w:r>
-    </w:p>
-    <w:bookmarkEnd w:id="60"/>
-    <w:bookmarkStart w:id="61" w:name="tail-recursion-converting-to-iteration"/>
-    <w:p>
-      <w:pPr>
-        <w:pStyle w:val="Heading3"/>
-      </w:pPr>
-      <w:r>
-        <w:t xml:space="preserve">Tail recursion &amp; converting to iteration</w:t>
-      </w:r>
-    </w:p>
-    <w:p>
-      <w:pPr>
-        <w:pStyle w:val="FirstParagraph"/>
-      </w:pPr>
-      <w:r>
-        <w:t xml:space="preserve">A call is</w:t>
-      </w:r>
-      <w:r>
-        <w:t xml:space="preserve"> </w:t>
-      </w:r>
-      <w:r>
-        <w:rPr>
-          <w:b/>
-          <w:bCs/>
-        </w:rPr>
-        <w:t xml:space="preserve">tail-recursive</w:t>
-      </w:r>
-      <w:r>
-        <w:t xml:space="preserve"> </w:t>
-      </w:r>
-      <w:r>
-        <w:t xml:space="preserve">if the recursive call is the</w:t>
-      </w:r>
-      <w:r>
-        <w:t xml:space="preserve"> </w:t>
-      </w:r>
-      <w:r>
-        <w:rPr>
-          <w:i/>
-          <w:iCs/>
-        </w:rPr>
-        <w:t xml:space="preserve">last</w:t>
-      </w:r>
-      <w:r>
-        <w:t xml:space="preserve"> </w:t>
-      </w:r>
-      <w:r>
-        <w:t xml:space="preserve">operation</w:t>
-      </w:r>
-      <w:r>
-        <w:t xml:space="preserve"> </w:t>
-      </w:r>
-      <w:r>
-        <w:t xml:space="preserve">(nothing pending after it returns).</w:t>
-      </w:r>
-    </w:p>
-    <w:p>
-      <w:pPr>
-        <w:pStyle w:val="SourceCode"/>
-      </w:pPr>
-      <w:r>
-        <w:rPr>
-          <w:rStyle w:val="DataTypeTok"/>
-        </w:rPr>
-        <w:t xml:space="preserve">int</w:t>
-      </w:r>
-      <w:r>
-        <w:rPr>
-          <w:rStyle w:val="NormalTok"/>
-        </w:rPr>
-        <w:t xml:space="preserve"> fact_tail</w:t>
-      </w:r>
-      <w:r>
-        <w:rPr>
-          <w:rStyle w:val="OperatorTok"/>
-        </w:rPr>
-        <w:t xml:space="preserve">(</w:t>
-      </w:r>
-      <w:r>
-        <w:rPr>
-          <w:rStyle w:val="DataTypeTok"/>
-        </w:rPr>
-        <w:t xml:space="preserve">int</w:t>
-      </w:r>
-      <w:r>
-        <w:rPr>
-          <w:rStyle w:val="NormalTok"/>
-        </w:rPr>
-        <w:t xml:space="preserve"> n</w:t>
-      </w:r>
-      <w:r>
-        <w:rPr>
-          <w:rStyle w:val="OperatorTok"/>
-        </w:rPr>
-        <w:t xml:space="preserve">,</w:t>
-      </w:r>
-      <w:r>
-        <w:rPr>
-          <w:rStyle w:val="NormalTok"/>
-        </w:rPr>
-        <w:t xml:space="preserve"> </w:t>
-      </w:r>
-      <w:r>
-        <w:rPr>
-          <w:rStyle w:val="DataTypeTok"/>
-        </w:rPr>
-        <w:t xml:space="preserve">int</w:t>
-      </w:r>
-      <w:r>
-        <w:rPr>
-          <w:rStyle w:val="NormalTok"/>
-        </w:rPr>
-        <w:t xml:space="preserve"> acc</w:t>
-      </w:r>
-      <w:r>
-        <w:rPr>
-          <w:rStyle w:val="OperatorTok"/>
-        </w:rPr>
-        <w:t xml:space="preserve">)</w:t>
-      </w:r>
-      <w:r>
-        <w:rPr>
-          <w:rStyle w:val="NormalTok"/>
-        </w:rPr>
-        <w:t xml:space="preserve"> </w:t>
-      </w:r>
-      <w:r>
-        <w:rPr>
-          <w:rStyle w:val="OperatorTok"/>
-        </w:rPr>
-        <w:t xml:space="preserve">{</w:t>
-      </w:r>
-      <w:r>
-        <w:rPr>
-          <w:rStyle w:val="NormalTok"/>
-        </w:rPr>
-        <w:t xml:space="preserve">       </w:t>
-      </w:r>
-      <w:r>
-        <w:rPr>
-          <w:rStyle w:val="CommentTok"/>
-        </w:rPr>
-        <w:t xml:space="preserve">// tail recursive</w:t>
-      </w:r>
-      <w:r>
-        <w:br/>
-      </w:r>
-      <w:r>
-        <w:rPr>
-          <w:rStyle w:val="NormalTok"/>
-        </w:rPr>
-        <w:t xml:space="preserve">    </w:t>
-      </w:r>
-      <w:r>
-        <w:rPr>
-          <w:rStyle w:val="ControlFlowTok"/>
-        </w:rPr>
-        <w:t xml:space="preserve">if</w:t>
-      </w:r>
-      <w:r>
-        <w:rPr>
-          <w:rStyle w:val="NormalTok"/>
-        </w:rPr>
-        <w:t xml:space="preserve"> </w:t>
-      </w:r>
-      <w:r>
-        <w:rPr>
-          <w:rStyle w:val="OperatorTok"/>
-        </w:rPr>
-        <w:t xml:space="preserve">(</w:t>
-      </w:r>
-      <w:r>
-        <w:rPr>
-          <w:rStyle w:val="NormalTok"/>
-        </w:rPr>
-        <w:t xml:space="preserve">n </w:t>
-      </w:r>
-      <w:r>
-        <w:rPr>
-          <w:rStyle w:val="OperatorTok"/>
-        </w:rPr>
-        <w:t xml:space="preserve">&lt;=</w:t>
-      </w:r>
-      <w:r>
-        <w:rPr>
-          <w:rStyle w:val="NormalTok"/>
-        </w:rPr>
-        <w:t xml:space="preserve"> </w:t>
-      </w:r>
-      <w:r>
-        <w:rPr>
-          <w:rStyle w:val="DecValTok"/>
-        </w:rPr>
-        <w:t xml:space="preserve">1</w:t>
-      </w:r>
-      <w:r>
-        <w:rPr>
-          <w:rStyle w:val="OperatorTok"/>
-        </w:rPr>
-        <w:t xml:space="preserve">)</w:t>
-      </w:r>
-      <w:r>
-        <w:rPr>
-          <w:rStyle w:val="NormalTok"/>
-        </w:rPr>
-        <w:t xml:space="preserve"> </w:t>
-      </w:r>
-      <w:r>
-        <w:rPr>
-          <w:rStyle w:val="ControlFlowTok"/>
-        </w:rPr>
-        <w:t xml:space="preserve">return</w:t>
-      </w:r>
-      <w:r>
-        <w:rPr>
-          <w:rStyle w:val="NormalTok"/>
-        </w:rPr>
-        <w:t xml:space="preserve"> acc</w:t>
-      </w:r>
-      <w:r>
-        <w:rPr>
-          <w:rStyle w:val="OperatorTok"/>
-        </w:rPr>
-        <w:t xml:space="preserve">;</w:t>
-      </w:r>
-      <w:r>
-        <w:br/>
-      </w:r>
-      <w:r>
-        <w:rPr>
-          <w:rStyle w:val="NormalTok"/>
-        </w:rPr>
-        <w:t xml:space="preserve">    </w:t>
-      </w:r>
-      <w:r>
-        <w:rPr>
-          <w:rStyle w:val="ControlFlowTok"/>
-        </w:rPr>
-        <w:t xml:space="preserve">return</w:t>
-      </w:r>
-      <w:r>
-        <w:rPr>
-          <w:rStyle w:val="NormalTok"/>
-        </w:rPr>
-        <w:t xml:space="preserve"> fact_tail</w:t>
-      </w:r>
-      <w:r>
-        <w:rPr>
-          <w:rStyle w:val="OperatorTok"/>
-        </w:rPr>
-        <w:t xml:space="preserve">(</w:t>
-      </w:r>
-      <w:r>
-        <w:rPr>
-          <w:rStyle w:val="NormalTok"/>
-        </w:rPr>
-        <w:t xml:space="preserve">n </w:t>
-      </w:r>
-      <w:r>
-        <w:rPr>
-          <w:rStyle w:val="OperatorTok"/>
-        </w:rPr>
-        <w:t xml:space="preserve">-</w:t>
-      </w:r>
-      <w:r>
-        <w:rPr>
-          <w:rStyle w:val="NormalTok"/>
-        </w:rPr>
-        <w:t xml:space="preserve"> </w:t>
-      </w:r>
-      <w:r>
-        <w:rPr>
-          <w:rStyle w:val="DecValTok"/>
-        </w:rPr>
-        <w:t xml:space="preserve">1</w:t>
-      </w:r>
-      <w:r>
-        <w:rPr>
-          <w:rStyle w:val="OperatorTok"/>
-        </w:rPr>
-        <w:t xml:space="preserve">,</w:t>
-      </w:r>
-      <w:r>
-        <w:rPr>
-          <w:rStyle w:val="NormalTok"/>
-        </w:rPr>
-        <w:t xml:space="preserve"> n </w:t>
-      </w:r>
-      <w:r>
-        <w:rPr>
-          <w:rStyle w:val="OperatorTok"/>
-        </w:rPr>
-        <w:t xml:space="preserve">*</w:t>
-      </w:r>
-      <w:r>
-        <w:rPr>
-          <w:rStyle w:val="NormalTok"/>
-        </w:rPr>
-        <w:t xml:space="preserve"> acc</w:t>
-      </w:r>
-      <w:r>
-        <w:rPr>
-          <w:rStyle w:val="OperatorTok"/>
-        </w:rPr>
-        <w:t xml:space="preserve">);</w:t>
-      </w:r>
-      <w:r>
-        <w:rPr>
-          <w:rStyle w:val="NormalTok"/>
-        </w:rPr>
-        <w:t xml:space="preserve"> </w:t>
-      </w:r>
-      <w:r>
-        <w:rPr>
-          <w:rStyle w:val="CommentTok"/>
-        </w:rPr>
-        <w:t xml:space="preserve">// nothing happens after this call</w:t>
-      </w:r>
-      <w:r>
-        <w:br/>
-      </w:r>
-      <w:r>
-        <w:rPr>
-          <w:rStyle w:val="OperatorTok"/>
-        </w:rPr>
-        <w:t xml:space="preserve">}</w:t>
-      </w:r>
-    </w:p>
-    <w:p>
-      <w:pPr>
-        <w:pStyle w:val="FirstParagraph"/>
-      </w:pPr>
-      <w:r>
-        <w:t xml:space="preserve">Some compilers do</w:t>
-      </w:r>
-      <w:r>
-        <w:t xml:space="preserve"> </w:t>
-      </w:r>
-      <w:r>
-        <w:rPr>
-          <w:b/>
-          <w:bCs/>
-        </w:rPr>
-        <w:t xml:space="preserve">tail-call optimisation (TCO)</w:t>
-      </w:r>
-      <w:r>
-        <w:t xml:space="preserve"> </w:t>
-      </w:r>
-      <w:r>
-        <w:t xml:space="preserve">(reuse the same frame →</w:t>
-      </w:r>
-      <w:r>
-        <w:t xml:space="preserve"> </w:t>
-      </w:r>
-      <w:r>
-        <w:t xml:space="preserve">O(1) stack). C/C++</w:t>
-      </w:r>
-      <w:r>
-        <w:t xml:space="preserve"> </w:t>
-      </w:r>
-      <w:r>
-        <w:rPr>
-          <w:i/>
-          <w:iCs/>
-        </w:rPr>
-        <w:t xml:space="preserve">may</w:t>
-      </w:r>
-      <w:r>
-        <w:t xml:space="preserve"> </w:t>
-      </w:r>
-      <w:r>
-        <w:t xml:space="preserve">(with</w:t>
-      </w:r>
-      <w:r>
-        <w:t xml:space="preserve"> </w:t>
-      </w:r>
-      <w:r>
-        <w:rPr>
-          <w:rStyle w:val="VerbatimChar"/>
-        </w:rPr>
-        <w:t xml:space="preserve">-O2</w:t>
-      </w:r>
-      <w:r>
-        <w:t xml:space="preserve">);</w:t>
-      </w:r>
-      <w:r>
-        <w:t xml:space="preserve"> </w:t>
-      </w:r>
-      <w:r>
-        <w:rPr>
-          <w:b/>
-          <w:bCs/>
-        </w:rPr>
-        <w:t xml:space="preserve">Python and Java do not</w:t>
-      </w:r>
-      <w:r>
-        <w:t xml:space="preserve">. Any recursion</w:t>
-      </w:r>
-      <w:r>
-        <w:t xml:space="preserve"> </w:t>
-      </w:r>
-      <w:r>
-        <w:t xml:space="preserve">can be turned into iteration with an</w:t>
-      </w:r>
-      <w:r>
-        <w:t xml:space="preserve"> </w:t>
-      </w:r>
-      <w:r>
-        <w:rPr>
-          <w:b/>
-          <w:bCs/>
-        </w:rPr>
-        <w:t xml:space="preserve">explicit stack</w:t>
-      </w:r>
-      <w:r>
-        <w:t xml:space="preserve"> </w:t>
-      </w:r>
-      <w:r>
-        <w:t xml:space="preserve">— a key interview skill</w:t>
-      </w:r>
-      <w:r>
-        <w:t xml:space="preserve"> </w:t>
-      </w:r>
-      <w:r>
-        <w:t xml:space="preserve">(iterative tree traversal, iterative DFS).</w:t>
-      </w:r>
-    </w:p>
-    <w:bookmarkEnd w:id="61"/>
-    <w:bookmarkStart w:id="62" w:name="common-mistakes-2"/>
-    <w:p>
-      <w:pPr>
-        <w:pStyle w:val="Heading3"/>
-      </w:pPr>
-      <w:r>
-        <w:t xml:space="preserve">Common mistakes</w:t>
       </w:r>
     </w:p>
     <w:p>
@@ -6013,16 +6801,59 @@
       </w:pPr>
       <w:r>
         <w:rPr>
-          <w:b/>
-          <w:bCs/>
-        </w:rPr>
-        <w:t xml:space="preserve">Wrong/missing base case</w:t>
-      </w:r>
-      <w:r>
-        <w:t xml:space="preserve"> </w:t>
-      </w:r>
-      <w:r>
-        <w:t xml:space="preserve">→ infinite recursion → overflow.</w:t>
+          <w:rStyle w:val="VerbatimChar"/>
+        </w:rPr>
+        <w:t xml:space="preserve">fact</w:t>
+      </w:r>
+      <w:r>
+        <w:t xml:space="preserve">:</w:t>
+      </w:r>
+      <w:r>
+        <w:t xml:space="preserve"> </w:t>
+      </w:r>
+      <w:r>
+        <w:rPr>
+          <w:rStyle w:val="VerbatimChar"/>
+        </w:rPr>
+        <w:t xml:space="preserve">T(n) = T(n−1) + O(1)</w:t>
+      </w:r>
+      <w:r>
+        <w:t xml:space="preserve"> </w:t>
+      </w:r>
+      <w:r>
+        <w:t xml:space="preserve">→</w:t>
+      </w:r>
+      <w:r>
+        <w:t xml:space="preserve"> </w:t>
+      </w:r>
+      <w:r>
+        <w:rPr>
+          <w:b/>
+          <w:bCs/>
+        </w:rPr>
+        <w:t xml:space="preserve">O(n)</w:t>
+      </w:r>
+      <w:r>
+        <w:t xml:space="preserve"> </w:t>
+      </w:r>
+      <w:r>
+        <w:t xml:space="preserve">time,</w:t>
+      </w:r>
+      <w:r>
+        <w:t xml:space="preserve"> </w:t>
+      </w:r>
+      <w:r>
+        <w:rPr>
+          <w:b/>
+          <w:bCs/>
+        </w:rPr>
+        <w:t xml:space="preserve">O(n)</w:t>
+      </w:r>
+      <w:r>
+        <w:t xml:space="preserve"> </w:t>
+      </w:r>
+      <w:r>
+        <w:t xml:space="preserve">stack</w:t>
       </w:r>
     </w:p>
     <w:p>
@@ -6035,31 +6866,43 @@
       </w:pPr>
       <w:r>
         <w:rPr>
-          <w:b/>
-          <w:bCs/>
-        </w:rPr>
-        <w:t xml:space="preserve">Base case never reached</w:t>
-      </w:r>
-      <w:r>
-        <w:t xml:space="preserve"> </w:t>
-      </w:r>
-      <w:r>
-        <w:t xml:space="preserve">(recurse on</w:t>
-      </w:r>
-      <w:r>
-        <w:t xml:space="preserve"> </w:t>
-      </w:r>
-      <w:r>
-        <w:rPr>
-          <w:rStyle w:val="VerbatimChar"/>
-        </w:rPr>
-        <w:t xml:space="preserve">n</w:t>
-      </w:r>
-      <w:r>
-        <w:t xml:space="preserve"> </w:t>
-      </w:r>
-      <w:r>
-        <w:t xml:space="preserve">but never decrease it).</w:t>
+          <w:rStyle w:val="VerbatimChar"/>
+        </w:rPr>
+        <w:t xml:space="preserve">fib</w:t>
+      </w:r>
+      <w:r>
+        <w:t xml:space="preserve">:</w:t>
+      </w:r>
+      <w:r>
+        <w:t xml:space="preserve"> </w:t>
+      </w:r>
+      <w:r>
+        <w:rPr>
+          <w:rStyle w:val="VerbatimChar"/>
+        </w:rPr>
+        <w:t xml:space="preserve">T(n) = T(n−1) + T(n−2) + O(1)</w:t>
+      </w:r>
+      <w:r>
+        <w:t xml:space="preserve"> </w:t>
+      </w:r>
+      <w:r>
+        <w:t xml:space="preserve">→</w:t>
+      </w:r>
+      <w:r>
+        <w:t xml:space="preserve"> </w:t>
+      </w:r>
+      <w:r>
+        <w:rPr>
+          <w:b/>
+          <w:bCs/>
+        </w:rPr>
+        <w:t xml:space="preserve">O(φ^n)</w:t>
+      </w:r>
+      <w:r>
+        <w:t xml:space="preserve"> </w:t>
+      </w:r>
+      <w:r>
+        <w:t xml:space="preserve">time</w:t>
       </w:r>
     </w:p>
     <w:p>
@@ -6071,79 +6914,54 @@
         </w:numPr>
       </w:pPr>
       <w:r>
-        <w:rPr>
-          <w:b/>
-          <w:bCs/>
-        </w:rPr>
-        <w:t xml:space="preserve">Recomputation</w:t>
-      </w:r>
-      <w:r>
-        <w:t xml:space="preserve"> </w:t>
-      </w:r>
-      <w:r>
-        <w:t xml:space="preserve">(Fibonacci) — fix with memoisation.</w:t>
-      </w:r>
-    </w:p>
-    <w:p>
-      <w:pPr>
-        <w:pStyle w:val="Compact"/>
-        <w:numPr>
-          <w:ilvl w:val="0"/>
-          <w:numId w:val="1015"/>
-        </w:numPr>
-      </w:pPr>
-      <w:r>
-        <w:rPr>
-          <w:b/>
-          <w:bCs/>
-        </w:rPr>
-        <w:t xml:space="preserve">Changing shared state without restoring it</w:t>
-      </w:r>
-      <w:r>
-        <w:t xml:space="preserve"> </w:t>
-      </w:r>
-      <w:r>
-        <w:t xml:space="preserve">(a backtracking bug — Module 13).</w:t>
-      </w:r>
-    </w:p>
-    <w:bookmarkEnd w:id="62"/>
-    <w:bookmarkStart w:id="63" w:name="production-usage-1"/>
+        <w:t xml:space="preserve">Halving recursion:</w:t>
+      </w:r>
+      <w:r>
+        <w:t xml:space="preserve"> </w:t>
+      </w:r>
+      <w:r>
+        <w:rPr>
+          <w:rStyle w:val="VerbatimChar"/>
+        </w:rPr>
+        <w:t xml:space="preserve">T(n) = 2T(n/2) + O(n)</w:t>
+      </w:r>
+      <w:r>
+        <w:t xml:space="preserve"> </w:t>
+      </w:r>
+      <w:r>
+        <w:t xml:space="preserve">→</w:t>
+      </w:r>
+      <w:r>
+        <w:t xml:space="preserve"> </w:t>
+      </w:r>
+      <w:r>
+        <w:rPr>
+          <w:b/>
+          <w:bCs/>
+        </w:rPr>
+        <w:t xml:space="preserve">O(n log n)</w:t>
+      </w:r>
+      <w:r>
+        <w:t xml:space="preserve"> </w:t>
+      </w:r>
+      <w:r>
+        <w:t xml:space="preserve">(merge sort) —</w:t>
+      </w:r>
+      <w:r>
+        <w:t xml:space="preserve"> </w:t>
+      </w:r>
+      <w:r>
+        <w:t xml:space="preserve">solved by the Master Theorem (Modules 12/18).</w:t>
+      </w:r>
+    </w:p>
+    <w:bookmarkEnd w:id="70"/>
+    <w:bookmarkStart w:id="71" w:name="stack-overflow"/>
     <w:p>
       <w:pPr>
         <w:pStyle w:val="Heading3"/>
       </w:pPr>
       <w:r>
-        <w:t xml:space="preserve">Production usage</w:t>
-      </w:r>
-    </w:p>
-    <w:p>
-      <w:pPr>
-        <w:pStyle w:val="FirstParagraph"/>
-      </w:pPr>
-      <w:r>
-        <w:t xml:space="preserve">Parsers, tree/graph traversal, divide-and-conquer (sort, FFT), file-system walks,</w:t>
-      </w:r>
-      <w:r>
-        <w:t xml:space="preserve"> </w:t>
-      </w:r>
-      <w:r>
-        <w:t xml:space="preserve">JSON traversal. In production, depth is bounded or converted to iteration so</w:t>
-      </w:r>
-      <w:r>
-        <w:t xml:space="preserve"> </w:t>
-      </w:r>
-      <w:r>
-        <w:t xml:space="preserve">adversarial input cannot crash it.</w:t>
-      </w:r>
-    </w:p>
-    <w:bookmarkEnd w:id="63"/>
-    <w:bookmarkStart w:id="64" w:name="interview-cp-exam-perspective"/>
-    <w:p>
-      <w:pPr>
-        <w:pStyle w:val="Heading3"/>
-      </w:pPr>
-      <w:r>
-        <w:t xml:space="preserve">Interview / CP / Exam perspective</w:t>
+        <w:t xml:space="preserve">Stack overflow</w:t>
       </w:r>
     </w:p>
     <w:p>
@@ -6155,52 +6973,37 @@
         </w:numPr>
       </w:pPr>
       <w:r>
-        <w:rPr>
-          <w:b/>
-          <w:bCs/>
-        </w:rPr>
-        <w:t xml:space="preserve">Google/Meta:</w:t>
-      </w:r>
-      <w:r>
-        <w:t xml:space="preserve"> </w:t>
-      </w:r>
-      <w:r>
-        <w:t xml:space="preserve">“Write it recursively, then convert to iterative.”</w:t>
-      </w:r>
-      <w:r>
-        <w:t xml:space="preserve"> </w:t>
-      </w:r>
-      <w:r>
-        <w:t xml:space="preserve">Follow-up:</w:t>
-      </w:r>
-      <w:r>
-        <w:t xml:space="preserve"> </w:t>
-      </w:r>
-      <w:r>
-        <w:rPr>
-          <w:b/>
-          <w:bCs/>
-        </w:rPr>
-        <w:t xml:space="preserve">stack depth</w:t>
-      </w:r>
-      <w:r>
-        <w:t xml:space="preserve"> </w:t>
-      </w:r>
-      <w:r>
-        <w:t xml:space="preserve">and</w:t>
-      </w:r>
-      <w:r>
-        <w:t xml:space="preserve"> </w:t>
-      </w:r>
-      <w:r>
-        <w:rPr>
-          <w:b/>
-          <w:bCs/>
-        </w:rPr>
-        <w:t xml:space="preserve">overflow</w:t>
-      </w:r>
-      <w:r>
-        <w:t xml:space="preserve">.</w:t>
+        <w:t xml:space="preserve">Each frame costs some bytes; depth</w:t>
+      </w:r>
+      <w:r>
+        <w:t xml:space="preserve"> </w:t>
+      </w:r>
+      <w:r>
+        <w:rPr>
+          <w:rStyle w:val="VerbatimChar"/>
+        </w:rPr>
+        <w:t xml:space="preserve">d</w:t>
+      </w:r>
+      <w:r>
+        <w:t xml:space="preserve"> </w:t>
+      </w:r>
+      <w:r>
+        <w:t xml:space="preserve">→</w:t>
+      </w:r>
+      <w:r>
+        <w:t xml:space="preserve"> </w:t>
+      </w:r>
+      <w:r>
+        <w:rPr>
+          <w:rStyle w:val="VerbatimChar"/>
+        </w:rPr>
+        <w:t xml:space="preserve">O(d)</w:t>
+      </w:r>
+      <w:r>
+        <w:t xml:space="preserve"> </w:t>
+      </w:r>
+      <w:r>
+        <w:t xml:space="preserve">stack memory.</w:t>
       </w:r>
     </w:p>
     <w:p>
@@ -6212,77 +7015,466 @@
         </w:numPr>
       </w:pPr>
       <w:r>
-        <w:rPr>
-          <w:b/>
-          <w:bCs/>
-        </w:rPr>
-        <w:t xml:space="preserve">Amazon:</w:t>
-      </w:r>
-      <w:r>
-        <w:t xml:space="preserve"> </w:t>
-      </w:r>
-      <w:r>
-        <w:t xml:space="preserve">clean base case + a complexity statement is a scored signal.</w:t>
-      </w:r>
-    </w:p>
-    <w:p>
-      <w:pPr>
-        <w:pStyle w:val="Compact"/>
-        <w:numPr>
-          <w:ilvl w:val="0"/>
-          <w:numId w:val="1016"/>
-        </w:numPr>
-      </w:pPr>
-      <w:r>
-        <w:rPr>
-          <w:b/>
-          <w:bCs/>
-        </w:rPr>
-        <w:t xml:space="preserve">GATE/ISRO:</w:t>
-      </w:r>
-      <w:r>
-        <w:t xml:space="preserve"> </w:t>
-      </w:r>
-      <w:r>
-        <w:t xml:space="preserve">solve the recurrence; count the calls; find the stack depth.</w:t>
-      </w:r>
-    </w:p>
-    <w:p>
-      <w:pPr>
-        <w:pStyle w:val="Compact"/>
-        <w:numPr>
-          <w:ilvl w:val="0"/>
-          <w:numId w:val="1016"/>
-        </w:numPr>
-      </w:pPr>
-      <w:r>
-        <w:rPr>
-          <w:b/>
-          <w:bCs/>
-        </w:rPr>
-        <w:t xml:space="preserve">CP:</w:t>
-      </w:r>
-      <w:r>
-        <w:t xml:space="preserve"> </w:t>
-      </w:r>
-      <w:r>
-        <w:t xml:space="preserve">iterative DFS / stack-size tricks; memoise to turn exponential into</w:t>
-      </w:r>
-      <w:r>
-        <w:t xml:space="preserve"> </w:t>
-      </w:r>
-      <w:r>
-        <w:t xml:space="preserve">polynomial.</w:t>
-      </w:r>
-    </w:p>
-    <w:bookmarkEnd w:id="64"/>
-    <w:bookmarkStart w:id="65" w:name="mcqs-3"/>
+        <w:t xml:space="preserve">The default stack is about 1 MB (Windows) / 8 MB (Linux). Recursing ~10⁵–10⁶</w:t>
+      </w:r>
+      <w:r>
+        <w:t xml:space="preserve"> </w:t>
+      </w:r>
+      <w:r>
+        <w:t xml:space="preserve">deep can overflow → crash. In CP, deep DFS on a 10⁶-node graph may need an</w:t>
+      </w:r>
+      <w:r>
+        <w:t xml:space="preserve"> </w:t>
+      </w:r>
+      <w:r>
+        <w:rPr>
+          <w:b/>
+          <w:bCs/>
+        </w:rPr>
+        <w:t xml:space="preserve">explicit stack</w:t>
+      </w:r>
+      <w:r>
+        <w:t xml:space="preserve"> </w:t>
+      </w:r>
+      <w:r>
+        <w:t xml:space="preserve">or a larger stack limit.</w:t>
+      </w:r>
+    </w:p>
+    <w:bookmarkEnd w:id="71"/>
+    <w:bookmarkStart w:id="72" w:name="tail-recursion-converting-to-iteration"/>
     <w:p>
       <w:pPr>
         <w:pStyle w:val="Heading3"/>
       </w:pPr>
       <w:r>
-        <w:t xml:space="preserve">MCQs</w:t>
+        <w:t xml:space="preserve">Tail recursion &amp; converting to iteration</w:t>
+      </w:r>
+    </w:p>
+    <w:p>
+      <w:pPr>
+        <w:pStyle w:val="FirstParagraph"/>
+      </w:pPr>
+      <w:r>
+        <w:t xml:space="preserve">A call is</w:t>
+      </w:r>
+      <w:r>
+        <w:t xml:space="preserve"> </w:t>
+      </w:r>
+      <w:r>
+        <w:rPr>
+          <w:b/>
+          <w:bCs/>
+        </w:rPr>
+        <w:t xml:space="preserve">tail-recursive</w:t>
+      </w:r>
+      <w:r>
+        <w:t xml:space="preserve"> </w:t>
+      </w:r>
+      <w:r>
+        <w:t xml:space="preserve">if the recursive call is the</w:t>
+      </w:r>
+      <w:r>
+        <w:t xml:space="preserve"> </w:t>
+      </w:r>
+      <w:r>
+        <w:rPr>
+          <w:i/>
+          <w:iCs/>
+        </w:rPr>
+        <w:t xml:space="preserve">last</w:t>
+      </w:r>
+      <w:r>
+        <w:t xml:space="preserve"> </w:t>
+      </w:r>
+      <w:r>
+        <w:t xml:space="preserve">operation</w:t>
+      </w:r>
+      <w:r>
+        <w:t xml:space="preserve"> </w:t>
+      </w:r>
+      <w:r>
+        <w:t xml:space="preserve">(nothing pending after it returns).</w:t>
+      </w:r>
+    </w:p>
+    <w:p>
+      <w:pPr>
+        <w:pStyle w:val="SourceCode"/>
+      </w:pPr>
+      <w:r>
+        <w:rPr>
+          <w:rStyle w:val="DataTypeTok"/>
+        </w:rPr>
+        <w:t xml:space="preserve">int</w:t>
+      </w:r>
+      <w:r>
+        <w:rPr>
+          <w:rStyle w:val="NormalTok"/>
+        </w:rPr>
+        <w:t xml:space="preserve"> fact_tail</w:t>
+      </w:r>
+      <w:r>
+        <w:rPr>
+          <w:rStyle w:val="OperatorTok"/>
+        </w:rPr>
+        <w:t xml:space="preserve">(</w:t>
+      </w:r>
+      <w:r>
+        <w:rPr>
+          <w:rStyle w:val="DataTypeTok"/>
+        </w:rPr>
+        <w:t xml:space="preserve">int</w:t>
+      </w:r>
+      <w:r>
+        <w:rPr>
+          <w:rStyle w:val="NormalTok"/>
+        </w:rPr>
+        <w:t xml:space="preserve"> n</w:t>
+      </w:r>
+      <w:r>
+        <w:rPr>
+          <w:rStyle w:val="OperatorTok"/>
+        </w:rPr>
+        <w:t xml:space="preserve">,</w:t>
+      </w:r>
+      <w:r>
+        <w:rPr>
+          <w:rStyle w:val="NormalTok"/>
+        </w:rPr>
+        <w:t xml:space="preserve"> </w:t>
+      </w:r>
+      <w:r>
+        <w:rPr>
+          <w:rStyle w:val="DataTypeTok"/>
+        </w:rPr>
+        <w:t xml:space="preserve">int</w:t>
+      </w:r>
+      <w:r>
+        <w:rPr>
+          <w:rStyle w:val="NormalTok"/>
+        </w:rPr>
+        <w:t xml:space="preserve"> acc</w:t>
+      </w:r>
+      <w:r>
+        <w:rPr>
+          <w:rStyle w:val="OperatorTok"/>
+        </w:rPr>
+        <w:t xml:space="preserve">)</w:t>
+      </w:r>
+      <w:r>
+        <w:rPr>
+          <w:rStyle w:val="NormalTok"/>
+        </w:rPr>
+        <w:t xml:space="preserve"> </w:t>
+      </w:r>
+      <w:r>
+        <w:rPr>
+          <w:rStyle w:val="OperatorTok"/>
+        </w:rPr>
+        <w:t xml:space="preserve">{</w:t>
+      </w:r>
+      <w:r>
+        <w:rPr>
+          <w:rStyle w:val="NormalTok"/>
+        </w:rPr>
+        <w:t xml:space="preserve">       </w:t>
+      </w:r>
+      <w:r>
+        <w:rPr>
+          <w:rStyle w:val="CommentTok"/>
+        </w:rPr>
+        <w:t xml:space="preserve">// tail recursive</w:t>
+      </w:r>
+      <w:r>
+        <w:br/>
+      </w:r>
+      <w:r>
+        <w:rPr>
+          <w:rStyle w:val="NormalTok"/>
+        </w:rPr>
+        <w:t xml:space="preserve">    </w:t>
+      </w:r>
+      <w:r>
+        <w:rPr>
+          <w:rStyle w:val="ControlFlowTok"/>
+        </w:rPr>
+        <w:t xml:space="preserve">if</w:t>
+      </w:r>
+      <w:r>
+        <w:rPr>
+          <w:rStyle w:val="NormalTok"/>
+        </w:rPr>
+        <w:t xml:space="preserve"> </w:t>
+      </w:r>
+      <w:r>
+        <w:rPr>
+          <w:rStyle w:val="OperatorTok"/>
+        </w:rPr>
+        <w:t xml:space="preserve">(</w:t>
+      </w:r>
+      <w:r>
+        <w:rPr>
+          <w:rStyle w:val="NormalTok"/>
+        </w:rPr>
+        <w:t xml:space="preserve">n </w:t>
+      </w:r>
+      <w:r>
+        <w:rPr>
+          <w:rStyle w:val="OperatorTok"/>
+        </w:rPr>
+        <w:t xml:space="preserve">&lt;=</w:t>
+      </w:r>
+      <w:r>
+        <w:rPr>
+          <w:rStyle w:val="NormalTok"/>
+        </w:rPr>
+        <w:t xml:space="preserve"> </w:t>
+      </w:r>
+      <w:r>
+        <w:rPr>
+          <w:rStyle w:val="DecValTok"/>
+        </w:rPr>
+        <w:t xml:space="preserve">1</w:t>
+      </w:r>
+      <w:r>
+        <w:rPr>
+          <w:rStyle w:val="OperatorTok"/>
+        </w:rPr>
+        <w:t xml:space="preserve">)</w:t>
+      </w:r>
+      <w:r>
+        <w:rPr>
+          <w:rStyle w:val="NormalTok"/>
+        </w:rPr>
+        <w:t xml:space="preserve"> </w:t>
+      </w:r>
+      <w:r>
+        <w:rPr>
+          <w:rStyle w:val="ControlFlowTok"/>
+        </w:rPr>
+        <w:t xml:space="preserve">return</w:t>
+      </w:r>
+      <w:r>
+        <w:rPr>
+          <w:rStyle w:val="NormalTok"/>
+        </w:rPr>
+        <w:t xml:space="preserve"> acc</w:t>
+      </w:r>
+      <w:r>
+        <w:rPr>
+          <w:rStyle w:val="OperatorTok"/>
+        </w:rPr>
+        <w:t xml:space="preserve">;</w:t>
+      </w:r>
+      <w:r>
+        <w:br/>
+      </w:r>
+      <w:r>
+        <w:rPr>
+          <w:rStyle w:val="NormalTok"/>
+        </w:rPr>
+        <w:t xml:space="preserve">    </w:t>
+      </w:r>
+      <w:r>
+        <w:rPr>
+          <w:rStyle w:val="ControlFlowTok"/>
+        </w:rPr>
+        <w:t xml:space="preserve">return</w:t>
+      </w:r>
+      <w:r>
+        <w:rPr>
+          <w:rStyle w:val="NormalTok"/>
+        </w:rPr>
+        <w:t xml:space="preserve"> fact_tail</w:t>
+      </w:r>
+      <w:r>
+        <w:rPr>
+          <w:rStyle w:val="OperatorTok"/>
+        </w:rPr>
+        <w:t xml:space="preserve">(</w:t>
+      </w:r>
+      <w:r>
+        <w:rPr>
+          <w:rStyle w:val="NormalTok"/>
+        </w:rPr>
+        <w:t xml:space="preserve">n </w:t>
+      </w:r>
+      <w:r>
+        <w:rPr>
+          <w:rStyle w:val="OperatorTok"/>
+        </w:rPr>
+        <w:t xml:space="preserve">-</w:t>
+      </w:r>
+      <w:r>
+        <w:rPr>
+          <w:rStyle w:val="NormalTok"/>
+        </w:rPr>
+        <w:t xml:space="preserve"> </w:t>
+      </w:r>
+      <w:r>
+        <w:rPr>
+          <w:rStyle w:val="DecValTok"/>
+        </w:rPr>
+        <w:t xml:space="preserve">1</w:t>
+      </w:r>
+      <w:r>
+        <w:rPr>
+          <w:rStyle w:val="OperatorTok"/>
+        </w:rPr>
+        <w:t xml:space="preserve">,</w:t>
+      </w:r>
+      <w:r>
+        <w:rPr>
+          <w:rStyle w:val="NormalTok"/>
+        </w:rPr>
+        <w:t xml:space="preserve"> n </w:t>
+      </w:r>
+      <w:r>
+        <w:rPr>
+          <w:rStyle w:val="OperatorTok"/>
+        </w:rPr>
+        <w:t xml:space="preserve">*</w:t>
+      </w:r>
+      <w:r>
+        <w:rPr>
+          <w:rStyle w:val="NormalTok"/>
+        </w:rPr>
+        <w:t xml:space="preserve"> acc</w:t>
+      </w:r>
+      <w:r>
+        <w:rPr>
+          <w:rStyle w:val="OperatorTok"/>
+        </w:rPr>
+        <w:t xml:space="preserve">);</w:t>
+      </w:r>
+      <w:r>
+        <w:rPr>
+          <w:rStyle w:val="NormalTok"/>
+        </w:rPr>
+        <w:t xml:space="preserve"> </w:t>
+      </w:r>
+      <w:r>
+        <w:rPr>
+          <w:rStyle w:val="CommentTok"/>
+        </w:rPr>
+        <w:t xml:space="preserve">// nothing happens after this call</w:t>
+      </w:r>
+      <w:r>
+        <w:br/>
+      </w:r>
+      <w:r>
+        <w:rPr>
+          <w:rStyle w:val="OperatorTok"/>
+        </w:rPr>
+        <w:t xml:space="preserve">}</w:t>
+      </w:r>
+    </w:p>
+    <w:p>
+      <w:pPr>
+        <w:pStyle w:val="FirstParagraph"/>
+      </w:pPr>
+      <w:r>
+        <w:t xml:space="preserve">Some compilers do</w:t>
+      </w:r>
+      <w:r>
+        <w:t xml:space="preserve"> </w:t>
+      </w:r>
+      <w:r>
+        <w:rPr>
+          <w:b/>
+          <w:bCs/>
+        </w:rPr>
+        <w:t xml:space="preserve">tail-call optimisation (TCO)</w:t>
+      </w:r>
+      <w:r>
+        <w:t xml:space="preserve"> </w:t>
+      </w:r>
+      <w:r>
+        <w:t xml:space="preserve">(reuse the same frame →</w:t>
+      </w:r>
+      <w:r>
+        <w:t xml:space="preserve"> </w:t>
+      </w:r>
+      <w:r>
+        <w:t xml:space="preserve">O(1) stack). C/C++</w:t>
+      </w:r>
+      <w:r>
+        <w:t xml:space="preserve"> </w:t>
+      </w:r>
+      <w:r>
+        <w:rPr>
+          <w:i/>
+          <w:iCs/>
+        </w:rPr>
+        <w:t xml:space="preserve">may</w:t>
+      </w:r>
+      <w:r>
+        <w:t xml:space="preserve"> </w:t>
+      </w:r>
+      <w:r>
+        <w:t xml:space="preserve">(with</w:t>
+      </w:r>
+      <w:r>
+        <w:t xml:space="preserve"> </w:t>
+      </w:r>
+      <w:r>
+        <w:rPr>
+          <w:rStyle w:val="VerbatimChar"/>
+        </w:rPr>
+        <w:t xml:space="preserve">-O2</w:t>
+      </w:r>
+      <w:r>
+        <w:t xml:space="preserve">);</w:t>
+      </w:r>
+      <w:r>
+        <w:t xml:space="preserve"> </w:t>
+      </w:r>
+      <w:r>
+        <w:rPr>
+          <w:b/>
+          <w:bCs/>
+        </w:rPr>
+        <w:t xml:space="preserve">Python and Java do not</w:t>
+      </w:r>
+      <w:r>
+        <w:t xml:space="preserve">. Any recursion</w:t>
+      </w:r>
+      <w:r>
+        <w:t xml:space="preserve"> </w:t>
+      </w:r>
+      <w:r>
+        <w:t xml:space="preserve">can be turned into iteration with an</w:t>
+      </w:r>
+      <w:r>
+        <w:t xml:space="preserve"> </w:t>
+      </w:r>
+      <w:r>
+        <w:rPr>
+          <w:b/>
+          <w:bCs/>
+        </w:rPr>
+        <w:t xml:space="preserve">explicit stack</w:t>
+      </w:r>
+      <w:r>
+        <w:t xml:space="preserve"> </w:t>
+      </w:r>
+      <w:r>
+        <w:t xml:space="preserve">— a key interview skill</w:t>
+      </w:r>
+      <w:r>
+        <w:t xml:space="preserve"> </w:t>
+      </w:r>
+      <w:r>
+        <w:t xml:space="preserve">(iterative tree traversal, iterative DFS).</w:t>
+      </w:r>
+    </w:p>
+    <w:bookmarkEnd w:id="72"/>
+    <w:bookmarkStart w:id="73" w:name="common-mistakes-3"/>
+    <w:p>
+      <w:pPr>
+        <w:pStyle w:val="Heading3"/>
+      </w:pPr>
+      <w:r>
+        <w:t xml:space="preserve">Common mistakes</w:t>
       </w:r>
     </w:p>
     <w:p>
@@ -6294,38 +7486,17 @@
         </w:numPr>
       </w:pPr>
       <w:r>
-        <w:t xml:space="preserve">Naive</w:t>
-      </w:r>
-      <w:r>
-        <w:t xml:space="preserve"> </w:t>
-      </w:r>
-      <w:r>
-        <w:rPr>
-          <w:rStyle w:val="VerbatimChar"/>
-        </w:rPr>
-        <w:t xml:space="preserve">fib(n)</w:t>
-      </w:r>
-      <w:r>
-        <w:t xml:space="preserve"> </w:t>
-      </w:r>
-      <w:r>
-        <w:t xml:space="preserve">time? →</w:t>
-      </w:r>
-      <w:r>
-        <w:t xml:space="preserve"> </w:t>
-      </w:r>
-      <w:r>
-        <w:rPr>
-          <w:b/>
-          <w:bCs/>
-        </w:rPr>
-        <w:t xml:space="preserve">O(φ^n)</w:t>
-      </w:r>
-      <w:r>
-        <w:t xml:space="preserve"> </w:t>
-      </w:r>
-      <w:r>
-        <w:t xml:space="preserve">(exponential)</w:t>
+        <w:rPr>
+          <w:b/>
+          <w:bCs/>
+        </w:rPr>
+        <w:t xml:space="preserve">Wrong/missing base case</w:t>
+      </w:r>
+      <w:r>
+        <w:t xml:space="preserve"> </w:t>
+      </w:r>
+      <w:r>
+        <w:t xml:space="preserve">→ infinite recursion → overflow.</w:t>
       </w:r>
     </w:p>
     <w:p>
@@ -6337,29 +7508,32 @@
         </w:numPr>
       </w:pPr>
       <w:r>
-        <w:t xml:space="preserve">Max stack depth of</w:t>
-      </w:r>
-      <w:r>
-        <w:t xml:space="preserve"> </w:t>
-      </w:r>
-      <w:r>
-        <w:rPr>
-          <w:rStyle w:val="VerbatimChar"/>
-        </w:rPr>
-        <w:t xml:space="preserve">fact(n)</w:t>
-      </w:r>
-      <w:r>
-        <w:t xml:space="preserve">? →</w:t>
-      </w:r>
-      <w:r>
-        <w:t xml:space="preserve"> </w:t>
-      </w:r>
-      <w:r>
-        <w:rPr>
-          <w:b/>
-          <w:bCs/>
-        </w:rPr>
-        <w:t xml:space="preserve">O(n)</w:t>
+        <w:rPr>
+          <w:b/>
+          <w:bCs/>
+        </w:rPr>
+        <w:t xml:space="preserve">Base case never reached</w:t>
+      </w:r>
+      <w:r>
+        <w:t xml:space="preserve"> </w:t>
+      </w:r>
+      <w:r>
+        <w:t xml:space="preserve">(recurse on</w:t>
+      </w:r>
+      <w:r>
+        <w:t xml:space="preserve"> </w:t>
+      </w:r>
+      <w:r>
+        <w:rPr>
+          <w:rStyle w:val="VerbatimChar"/>
+        </w:rPr>
+        <w:t xml:space="preserve">n</w:t>
+      </w:r>
+      <w:r>
+        <w:t xml:space="preserve"> </w:t>
+      </w:r>
+      <w:r>
+        <w:t xml:space="preserve">but never decrease it).</w:t>
       </w:r>
     </w:p>
     <w:p>
@@ -6371,17 +7545,17 @@
         </w:numPr>
       </w:pPr>
       <w:r>
-        <w:t xml:space="preserve">Which language commonly does NOT optimise tail calls? →</w:t>
-      </w:r>
-      <w:r>
-        <w:t xml:space="preserve"> </w:t>
-      </w:r>
-      <w:r>
-        <w:rPr>
-          <w:b/>
-          <w:bCs/>
-        </w:rPr>
-        <w:t xml:space="preserve">Python</w:t>
+        <w:rPr>
+          <w:b/>
+          <w:bCs/>
+        </w:rPr>
+        <w:t xml:space="preserve">Recomputation</w:t>
+      </w:r>
+      <w:r>
+        <w:t xml:space="preserve"> </w:t>
+      </w:r>
+      <w:r>
+        <w:t xml:space="preserve">(Fibonacci) — fix with memoisation.</w:t>
       </w:r>
     </w:p>
     <w:p>
@@ -6393,27 +7567,57 @@
         </w:numPr>
       </w:pPr>
       <w:r>
-        <w:t xml:space="preserve">Missing base case → ? →</w:t>
-      </w:r>
-      <w:r>
-        <w:t xml:space="preserve"> </w:t>
-      </w:r>
-      <w:r>
-        <w:rPr>
-          <w:b/>
-          <w:bCs/>
-        </w:rPr>
-        <w:t xml:space="preserve">stack overflow</w:t>
-      </w:r>
-    </w:p>
-    <w:bookmarkEnd w:id="65"/>
-    <w:bookmarkStart w:id="66" w:name="coding-exercises-easy-hard"/>
+        <w:rPr>
+          <w:b/>
+          <w:bCs/>
+        </w:rPr>
+        <w:t xml:space="preserve">Changing shared state without restoring it</w:t>
+      </w:r>
+      <w:r>
+        <w:t xml:space="preserve"> </w:t>
+      </w:r>
+      <w:r>
+        <w:t xml:space="preserve">(a backtracking bug — Module 13).</w:t>
+      </w:r>
+    </w:p>
+    <w:bookmarkEnd w:id="73"/>
+    <w:bookmarkStart w:id="74" w:name="production-usage-1"/>
     <w:p>
       <w:pPr>
         <w:pStyle w:val="Heading3"/>
       </w:pPr>
       <w:r>
-        <w:t xml:space="preserve">Coding exercises (Easy → Hard)</w:t>
+        <w:t xml:space="preserve">Production usage</w:t>
+      </w:r>
+    </w:p>
+    <w:p>
+      <w:pPr>
+        <w:pStyle w:val="FirstParagraph"/>
+      </w:pPr>
+      <w:r>
+        <w:t xml:space="preserve">Parsers, tree/graph traversal, divide-and-conquer (sort, FFT), file-system walks,</w:t>
+      </w:r>
+      <w:r>
+        <w:t xml:space="preserve"> </w:t>
+      </w:r>
+      <w:r>
+        <w:t xml:space="preserve">JSON traversal. In production, depth is bounded or converted to iteration so</w:t>
+      </w:r>
+      <w:r>
+        <w:t xml:space="preserve"> </w:t>
+      </w:r>
+      <w:r>
+        <w:t xml:space="preserve">adversarial input cannot crash it.</w:t>
+      </w:r>
+    </w:p>
+    <w:bookmarkEnd w:id="74"/>
+    <w:bookmarkStart w:id="75" w:name="interview-cp-exam-perspective"/>
+    <w:p>
+      <w:pPr>
+        <w:pStyle w:val="Heading3"/>
+      </w:pPr>
+      <w:r>
+        <w:t xml:space="preserve">Interview / CP / Exam perspective</w:t>
       </w:r>
     </w:p>
     <w:p>
@@ -6429,22 +7633,45 @@
           <w:b/>
           <w:bCs/>
         </w:rPr>
-        <w:t xml:space="preserve">Easy:</w:t>
-      </w:r>
-      <w:r>
-        <w:t xml:space="preserve"> </w:t>
-      </w:r>
-      <w:r>
-        <w:t xml:space="preserve">sum of first n natural numbers; reverse a string recursively; power</w:t>
-      </w:r>
-      <w:r>
-        <w:t xml:space="preserve"> </w:t>
-      </w:r>
-      <w:r>
-        <w:rPr>
-          <w:rStyle w:val="VerbatimChar"/>
-        </w:rPr>
-        <w:t xml:space="preserve">x^n</w:t>
+        <w:t xml:space="preserve">Google/Meta:</w:t>
+      </w:r>
+      <w:r>
+        <w:t xml:space="preserve"> </w:t>
+      </w:r>
+      <w:r>
+        <w:t xml:space="preserve">“Write it recursively, then convert to iterative.”</w:t>
+      </w:r>
+      <w:r>
+        <w:t xml:space="preserve"> </w:t>
+      </w:r>
+      <w:r>
+        <w:t xml:space="preserve">Follow-up:</w:t>
+      </w:r>
+      <w:r>
+        <w:t xml:space="preserve"> </w:t>
+      </w:r>
+      <w:r>
+        <w:rPr>
+          <w:b/>
+          <w:bCs/>
+        </w:rPr>
+        <w:t xml:space="preserve">stack depth</w:t>
+      </w:r>
+      <w:r>
+        <w:t xml:space="preserve"> </w:t>
+      </w:r>
+      <w:r>
+        <w:t xml:space="preserve">and</w:t>
+      </w:r>
+      <w:r>
+        <w:t xml:space="preserve"> </w:t>
+      </w:r>
+      <w:r>
+        <w:rPr>
+          <w:b/>
+          <w:bCs/>
+        </w:rPr>
+        <w:t xml:space="preserve">overflow</w:t>
       </w:r>
       <w:r>
         <w:t xml:space="preserve">.</w:t>
@@ -6463,13 +7690,13 @@
           <w:b/>
           <w:bCs/>
         </w:rPr>
-        <w:t xml:space="preserve">Medium:</w:t>
-      </w:r>
-      <w:r>
-        <w:t xml:space="preserve"> </w:t>
-      </w:r>
-      <w:r>
-        <w:t xml:space="preserve">Tower of Hanoi; generate all subsets; flatten a nested list.</w:t>
+        <w:t xml:space="preserve">Amazon:</w:t>
+      </w:r>
+      <w:r>
+        <w:t xml:space="preserve"> </w:t>
+      </w:r>
+      <w:r>
+        <w:t xml:space="preserve">clean base case + a complexity statement is a scored signal.</w:t>
       </w:r>
     </w:p>
     <w:p>
@@ -6485,6 +7712,253 @@
           <w:b/>
           <w:bCs/>
         </w:rPr>
+        <w:t xml:space="preserve">GATE/ISRO:</w:t>
+      </w:r>
+      <w:r>
+        <w:t xml:space="preserve"> </w:t>
+      </w:r>
+      <w:r>
+        <w:t xml:space="preserve">solve the recurrence; count the calls; find the stack depth.</w:t>
+      </w:r>
+    </w:p>
+    <w:p>
+      <w:pPr>
+        <w:pStyle w:val="Compact"/>
+        <w:numPr>
+          <w:ilvl w:val="0"/>
+          <w:numId w:val="1018"/>
+        </w:numPr>
+      </w:pPr>
+      <w:r>
+        <w:rPr>
+          <w:b/>
+          <w:bCs/>
+        </w:rPr>
+        <w:t xml:space="preserve">CP:</w:t>
+      </w:r>
+      <w:r>
+        <w:t xml:space="preserve"> </w:t>
+      </w:r>
+      <w:r>
+        <w:t xml:space="preserve">iterative DFS / stack-size tricks; memoise to turn exponential into</w:t>
+      </w:r>
+      <w:r>
+        <w:t xml:space="preserve"> </w:t>
+      </w:r>
+      <w:r>
+        <w:t xml:space="preserve">polynomial.</w:t>
+      </w:r>
+    </w:p>
+    <w:bookmarkEnd w:id="75"/>
+    <w:bookmarkStart w:id="76" w:name="mcqs-4"/>
+    <w:p>
+      <w:pPr>
+        <w:pStyle w:val="Heading3"/>
+      </w:pPr>
+      <w:r>
+        <w:t xml:space="preserve">MCQs</w:t>
+      </w:r>
+    </w:p>
+    <w:p>
+      <w:pPr>
+        <w:pStyle w:val="Compact"/>
+        <w:numPr>
+          <w:ilvl w:val="0"/>
+          <w:numId w:val="1019"/>
+        </w:numPr>
+      </w:pPr>
+      <w:r>
+        <w:t xml:space="preserve">Naive</w:t>
+      </w:r>
+      <w:r>
+        <w:t xml:space="preserve"> </w:t>
+      </w:r>
+      <w:r>
+        <w:rPr>
+          <w:rStyle w:val="VerbatimChar"/>
+        </w:rPr>
+        <w:t xml:space="preserve">fib(n)</w:t>
+      </w:r>
+      <w:r>
+        <w:t xml:space="preserve"> </w:t>
+      </w:r>
+      <w:r>
+        <w:t xml:space="preserve">time? →</w:t>
+      </w:r>
+      <w:r>
+        <w:t xml:space="preserve"> </w:t>
+      </w:r>
+      <w:r>
+        <w:rPr>
+          <w:b/>
+          <w:bCs/>
+        </w:rPr>
+        <w:t xml:space="preserve">O(φ^n)</w:t>
+      </w:r>
+      <w:r>
+        <w:t xml:space="preserve"> </w:t>
+      </w:r>
+      <w:r>
+        <w:t xml:space="preserve">(exponential)</w:t>
+      </w:r>
+    </w:p>
+    <w:p>
+      <w:pPr>
+        <w:pStyle w:val="Compact"/>
+        <w:numPr>
+          <w:ilvl w:val="0"/>
+          <w:numId w:val="1019"/>
+        </w:numPr>
+      </w:pPr>
+      <w:r>
+        <w:t xml:space="preserve">Max stack depth of</w:t>
+      </w:r>
+      <w:r>
+        <w:t xml:space="preserve"> </w:t>
+      </w:r>
+      <w:r>
+        <w:rPr>
+          <w:rStyle w:val="VerbatimChar"/>
+        </w:rPr>
+        <w:t xml:space="preserve">fact(n)</w:t>
+      </w:r>
+      <w:r>
+        <w:t xml:space="preserve">? →</w:t>
+      </w:r>
+      <w:r>
+        <w:t xml:space="preserve"> </w:t>
+      </w:r>
+      <w:r>
+        <w:rPr>
+          <w:b/>
+          <w:bCs/>
+        </w:rPr>
+        <w:t xml:space="preserve">O(n)</w:t>
+      </w:r>
+    </w:p>
+    <w:p>
+      <w:pPr>
+        <w:pStyle w:val="Compact"/>
+        <w:numPr>
+          <w:ilvl w:val="0"/>
+          <w:numId w:val="1019"/>
+        </w:numPr>
+      </w:pPr>
+      <w:r>
+        <w:t xml:space="preserve">Which language commonly does NOT optimise tail calls? →</w:t>
+      </w:r>
+      <w:r>
+        <w:t xml:space="preserve"> </w:t>
+      </w:r>
+      <w:r>
+        <w:rPr>
+          <w:b/>
+          <w:bCs/>
+        </w:rPr>
+        <w:t xml:space="preserve">Python</w:t>
+      </w:r>
+    </w:p>
+    <w:p>
+      <w:pPr>
+        <w:pStyle w:val="Compact"/>
+        <w:numPr>
+          <w:ilvl w:val="0"/>
+          <w:numId w:val="1019"/>
+        </w:numPr>
+      </w:pPr>
+      <w:r>
+        <w:t xml:space="preserve">Missing base case → ? →</w:t>
+      </w:r>
+      <w:r>
+        <w:t xml:space="preserve"> </w:t>
+      </w:r>
+      <w:r>
+        <w:rPr>
+          <w:b/>
+          <w:bCs/>
+        </w:rPr>
+        <w:t xml:space="preserve">stack overflow</w:t>
+      </w:r>
+    </w:p>
+    <w:bookmarkEnd w:id="76"/>
+    <w:bookmarkStart w:id="77" w:name="coding-exercises-easy-hard"/>
+    <w:p>
+      <w:pPr>
+        <w:pStyle w:val="Heading3"/>
+      </w:pPr>
+      <w:r>
+        <w:t xml:space="preserve">Coding exercises (Easy → Hard)</w:t>
+      </w:r>
+    </w:p>
+    <w:p>
+      <w:pPr>
+        <w:pStyle w:val="Compact"/>
+        <w:numPr>
+          <w:ilvl w:val="0"/>
+          <w:numId w:val="1020"/>
+        </w:numPr>
+      </w:pPr>
+      <w:r>
+        <w:rPr>
+          <w:b/>
+          <w:bCs/>
+        </w:rPr>
+        <w:t xml:space="preserve">Easy:</w:t>
+      </w:r>
+      <w:r>
+        <w:t xml:space="preserve"> </w:t>
+      </w:r>
+      <w:r>
+        <w:t xml:space="preserve">sum of first n natural numbers; reverse a string recursively; power</w:t>
+      </w:r>
+      <w:r>
+        <w:t xml:space="preserve"> </w:t>
+      </w:r>
+      <w:r>
+        <w:rPr>
+          <w:rStyle w:val="VerbatimChar"/>
+        </w:rPr>
+        <w:t xml:space="preserve">x^n</w:t>
+      </w:r>
+      <w:r>
+        <w:t xml:space="preserve">.</w:t>
+      </w:r>
+    </w:p>
+    <w:p>
+      <w:pPr>
+        <w:pStyle w:val="Compact"/>
+        <w:numPr>
+          <w:ilvl w:val="0"/>
+          <w:numId w:val="1020"/>
+        </w:numPr>
+      </w:pPr>
+      <w:r>
+        <w:rPr>
+          <w:b/>
+          <w:bCs/>
+        </w:rPr>
+        <w:t xml:space="preserve">Medium:</w:t>
+      </w:r>
+      <w:r>
+        <w:t xml:space="preserve"> </w:t>
+      </w:r>
+      <w:r>
+        <w:t xml:space="preserve">Tower of Hanoi; generate all subsets; flatten a nested list.</w:t>
+      </w:r>
+    </w:p>
+    <w:p>
+      <w:pPr>
+        <w:pStyle w:val="Compact"/>
+        <w:numPr>
+          <w:ilvl w:val="0"/>
+          <w:numId w:val="1020"/>
+        </w:numPr>
+      </w:pPr>
+      <w:r>
+        <w:rPr>
+          <w:b/>
+          <w:bCs/>
+        </w:rPr>
         <w:t xml:space="preserve">Hard:</w:t>
       </w:r>
       <w:r>
@@ -6513,9 +7987,9 @@
         </w:pict>
       </w:r>
     </w:p>
-    <w:bookmarkEnd w:id="66"/>
-    <w:bookmarkEnd w:id="67"/>
-    <w:bookmarkStart w:id="93" w:name="asymptotic-analysis-big-o-big-θ-big-ω"/>
+    <w:bookmarkEnd w:id="77"/>
+    <w:bookmarkEnd w:id="78"/>
+    <w:bookmarkStart w:id="104" w:name="asymptotic-analysis-big-o-big-θ-big-ω"/>
     <w:p>
       <w:pPr>
         <w:pStyle w:val="Heading2"/>
@@ -6524,7 +7998,7 @@
         <w:t xml:space="preserve">1.5 Asymptotic Analysis — Big-O, Big-Θ, Big-Ω</w:t>
       </w:r>
     </w:p>
-    <w:bookmarkStart w:id="71" w:name="why-it-exists-1"/>
+    <w:bookmarkStart w:id="82" w:name="why-it-exists-1"/>
     <w:p>
       <w:pPr>
         <w:pStyle w:val="Heading3"/>
@@ -6628,18 +8102,18 @@
           <wp:inline>
             <wp:extent cx="5334000" cy="3437106"/>
             <wp:effectExtent b="0" l="0" r="0" t="0"/>
-            <wp:docPr descr="Different growth rates: O(1) and O(log n) stay flat; O(n²) and O(2ⁿ) shoot up fast." title="" id="69" name="Picture"/>
+            <wp:docPr descr="Different growth rates: O(1) and O(log n) stay flat; O(n²) and O(2ⁿ) shoot up fast." title="" id="80" name="Picture"/>
             <a:graphic>
               <a:graphicData uri="http://schemas.openxmlformats.org/drawingml/2006/picture">
                 <pic:pic>
                   <pic:nvPicPr>
-                    <pic:cNvPr descr="images/07_bigo_growth.png" id="70" name="Picture"/>
+                    <pic:cNvPr descr="images/07_bigo_growth.png" id="81" name="Picture"/>
                     <pic:cNvPicPr>
                       <a:picLocks noChangeArrowheads="1" noChangeAspect="1"/>
                     </pic:cNvPicPr>
                   </pic:nvPicPr>
                   <pic:blipFill>
-                    <a:blip r:embed="rId68"/>
+                    <a:blip r:embed="rId79"/>
                     <a:stretch>
                       <a:fillRect/>
                     </a:stretch>
@@ -6674,8 +8148,8 @@
         <w:t xml:space="preserve">Different growth rates: O(1) and O(log n) stay flat; O(n²) and O(2ⁿ) shoot up fast.</w:t>
       </w:r>
     </w:p>
-    <w:bookmarkEnd w:id="71"/>
-    <w:bookmarkStart w:id="72" w:name="definitions-precise-gate-level"/>
+    <w:bookmarkEnd w:id="82"/>
+    <w:bookmarkStart w:id="83" w:name="definitions-precise-gate-level"/>
     <w:p>
       <w:pPr>
         <w:pStyle w:val="Heading3"/>
@@ -6727,7 +8201,7 @@
         <w:pStyle w:val="Compact"/>
         <w:numPr>
           <w:ilvl w:val="0"/>
-          <w:numId w:val="1019"/>
+          <w:numId w:val="1021"/>
         </w:numPr>
       </w:pPr>
       <w:r>
@@ -6810,7 +8284,7 @@
         <w:pStyle w:val="Compact"/>
         <w:numPr>
           <w:ilvl w:val="0"/>
-          <w:numId w:val="1019"/>
+          <w:numId w:val="1021"/>
         </w:numPr>
       </w:pPr>
       <w:r>
@@ -6848,7 +8322,7 @@
         <w:pStyle w:val="Compact"/>
         <w:numPr>
           <w:ilvl w:val="0"/>
-          <w:numId w:val="1019"/>
+          <w:numId w:val="1021"/>
         </w:numPr>
       </w:pPr>
       <w:r>
@@ -6905,7 +8379,7 @@
         <w:pStyle w:val="Compact"/>
         <w:numPr>
           <w:ilvl w:val="0"/>
-          <w:numId w:val="1019"/>
+          <w:numId w:val="1021"/>
         </w:numPr>
       </w:pPr>
       <w:r>
@@ -6931,8 +8405,8 @@
         <w:t xml:space="preserve">).</w:t>
       </w:r>
     </w:p>
-    <w:bookmarkEnd w:id="72"/>
-    <w:bookmarkStart w:id="73" w:name="Xbfdca9e94e99e429738c4b16be3c1e0e736f0fa"/>
+    <w:bookmarkEnd w:id="83"/>
+    <w:bookmarkStart w:id="84" w:name="Xbfdca9e94e99e429738c4b16be3c1e0e736f0fa"/>
     <w:p>
       <w:pPr>
         <w:pStyle w:val="Heading3"/>
@@ -7105,8 +8579,8 @@
         <w:t xml:space="preserve">, but remember the distinction.</w:t>
       </w:r>
     </w:p>
-    <w:bookmarkEnd w:id="73"/>
-    <w:bookmarkStart w:id="74" w:name="the-growth-ladder-memorise-this"/>
+    <w:bookmarkEnd w:id="84"/>
+    <w:bookmarkStart w:id="85" w:name="the-growth-ladder-memorise-this"/>
     <w:p>
       <w:pPr>
         <w:pStyle w:val="Heading3"/>
@@ -7663,8 +9137,8 @@
         <w:t xml:space="preserve">1 &lt; log n &lt; √n &lt; n &lt; n log n &lt; n² &lt; n³ &lt; 2ⁿ &lt; n!</w:t>
       </w:r>
     </w:p>
-    <w:bookmarkEnd w:id="74"/>
-    <w:bookmarkStart w:id="75" w:name="Xe247a2f1fd6389c14453f582653486e55267864"/>
+    <w:bookmarkEnd w:id="85"/>
+    <w:bookmarkStart w:id="86" w:name="Xe247a2f1fd6389c14453f582653486e55267864"/>
     <w:p>
       <w:pPr>
         <w:pStyle w:val="Heading3"/>
@@ -7818,7 +9292,7 @@
         <w:pStyle w:val="Compact"/>
         <w:numPr>
           <w:ilvl w:val="0"/>
-          <w:numId w:val="1020"/>
+          <w:numId w:val="1022"/>
         </w:numPr>
       </w:pPr>
       <w:r>
@@ -7857,7 +9331,7 @@
         <w:pStyle w:val="Compact"/>
         <w:numPr>
           <w:ilvl w:val="0"/>
-          <w:numId w:val="1020"/>
+          <w:numId w:val="1022"/>
         </w:numPr>
       </w:pPr>
       <w:r>
@@ -7917,7 +9391,7 @@
         <w:pStyle w:val="Compact"/>
         <w:numPr>
           <w:ilvl w:val="0"/>
-          <w:numId w:val="1020"/>
+          <w:numId w:val="1022"/>
         </w:numPr>
       </w:pPr>
       <w:r>
@@ -7993,8 +9467,8 @@
         <w:t xml:space="preserve">.</w:t>
       </w:r>
     </w:p>
-    <w:bookmarkEnd w:id="75"/>
-    <w:bookmarkStart w:id="76" w:name="proof-example"/>
+    <w:bookmarkEnd w:id="86"/>
+    <w:bookmarkStart w:id="87" w:name="proof-example"/>
     <w:p>
       <w:pPr>
         <w:pStyle w:val="Heading3"/>
@@ -8142,8 +9616,8 @@
         <w:t xml:space="preserve">.) ∎</w:t>
       </w:r>
     </w:p>
-    <w:bookmarkEnd w:id="76"/>
-    <w:bookmarkStart w:id="80" w:name="recipe-to-analyse-code"/>
+    <w:bookmarkEnd w:id="87"/>
+    <w:bookmarkStart w:id="91" w:name="recipe-to-analyse-code"/>
     <w:p>
       <w:pPr>
         <w:pStyle w:val="Heading3"/>
@@ -8161,18 +9635,18 @@
           <wp:inline>
             <wp:extent cx="5334000" cy="5721047"/>
             <wp:effectExtent b="0" l="0" r="0" t="0"/>
-            <wp:docPr descr="Flowchart: a quick decision tree to read off the Big-O of a piece of code." title="" id="78" name="Picture"/>
+            <wp:docPr descr="Flowchart: a quick decision tree to read off the Big-O of a piece of code." title="" id="89" name="Picture"/>
             <a:graphic>
               <a:graphicData uri="http://schemas.openxmlformats.org/drawingml/2006/picture">
                 <pic:pic>
                   <pic:nvPicPr>
-                    <pic:cNvPr descr="images/19_fc_complexity.png" id="79" name="Picture"/>
+                    <pic:cNvPr descr="images/19_fc_complexity.png" id="90" name="Picture"/>
                     <pic:cNvPicPr>
                       <a:picLocks noChangeArrowheads="1" noChangeAspect="1"/>
                     </pic:cNvPicPr>
                   </pic:nvPicPr>
                   <pic:blipFill>
-                    <a:blip r:embed="rId77"/>
+                    <a:blip r:embed="rId88"/>
                     <a:stretch>
                       <a:fillRect/>
                     </a:stretch>
@@ -8212,7 +9686,7 @@
         <w:pStyle w:val="Compact"/>
         <w:numPr>
           <w:ilvl w:val="0"/>
-          <w:numId w:val="1021"/>
+          <w:numId w:val="1023"/>
         </w:numPr>
       </w:pPr>
       <w:r>
@@ -8243,7 +9717,7 @@
         <w:pStyle w:val="Compact"/>
         <w:numPr>
           <w:ilvl w:val="0"/>
-          <w:numId w:val="1021"/>
+          <w:numId w:val="1023"/>
         </w:numPr>
       </w:pPr>
       <w:r>
@@ -8265,7 +9739,7 @@
         <w:pStyle w:val="Compact"/>
         <w:numPr>
           <w:ilvl w:val="0"/>
-          <w:numId w:val="1021"/>
+          <w:numId w:val="1023"/>
         </w:numPr>
       </w:pPr>
       <w:r>
@@ -8287,7 +9761,7 @@
         <w:pStyle w:val="Compact"/>
         <w:numPr>
           <w:ilvl w:val="0"/>
-          <w:numId w:val="1021"/>
+          <w:numId w:val="1023"/>
         </w:numPr>
       </w:pPr>
       <w:r>
@@ -8309,7 +9783,7 @@
         <w:pStyle w:val="Compact"/>
         <w:numPr>
           <w:ilvl w:val="0"/>
-          <w:numId w:val="1021"/>
+          <w:numId w:val="1023"/>
         </w:numPr>
       </w:pPr>
       <w:r>
@@ -8789,8 +10263,8 @@
         <w:t xml:space="preserve">two-pointer scan = O(1) space.</w:t>
       </w:r>
     </w:p>
-    <w:bookmarkEnd w:id="80"/>
-    <w:bookmarkStart w:id="87" w:name="Xe4152406d8e49557e22d72ecf42d5f605d1be12"/>
+    <w:bookmarkEnd w:id="91"/>
+    <w:bookmarkStart w:id="98" w:name="Xe4152406d8e49557e22d72ecf42d5f605d1be12"/>
     <w:p>
       <w:pPr>
         <w:pStyle w:val="Heading3"/>
@@ -8938,18 +10412,18 @@
           <wp:inline>
             <wp:extent cx="5334000" cy="2633240"/>
             <wp:effectExtent b="0" l="0" r="0" t="0"/>
-            <wp:docPr descr="Master Theorem: compare f(n) with n^(log_b a); the three cases give the final bound." title="" id="82" name="Picture"/>
+            <wp:docPr descr="Master Theorem: compare f(n) with n^(log_b a); the three cases give the final bound." title="" id="93" name="Picture"/>
             <a:graphic>
               <a:graphicData uri="http://schemas.openxmlformats.org/drawingml/2006/picture">
                 <pic:pic>
                   <pic:nvPicPr>
-                    <pic:cNvPr descr="images/28_master_theorem.png" id="83" name="Picture"/>
+                    <pic:cNvPr descr="images/28_master_theorem.png" id="94" name="Picture"/>
                     <pic:cNvPicPr>
                       <a:picLocks noChangeArrowheads="1" noChangeAspect="1"/>
                     </pic:cNvPicPr>
                   </pic:nvPicPr>
                   <pic:blipFill>
-                    <a:blip r:embed="rId81"/>
+                    <a:blip r:embed="rId92"/>
                     <a:stretch>
                       <a:fillRect/>
                     </a:stretch>
@@ -9082,18 +10556,18 @@
           <wp:inline>
             <wp:extent cx="5334000" cy="2947147"/>
             <wp:effectExtent b="0" l="0" r="0" t="0"/>
-            <wp:docPr descr="Merge-sort recurrence tree: each level totals n, and there are log n levels, so the total is n log n." title="" id="85" name="Picture"/>
+            <wp:docPr descr="Merge-sort recurrence tree: each level totals n, and there are log n levels, so the total is n log n." title="" id="96" name="Picture"/>
             <a:graphic>
               <a:graphicData uri="http://schemas.openxmlformats.org/drawingml/2006/picture">
                 <pic:pic>
                   <pic:nvPicPr>
-                    <pic:cNvPr descr="images/29_mergesort_tree.png" id="86" name="Picture"/>
+                    <pic:cNvPr descr="images/29_mergesort_tree.png" id="97" name="Picture"/>
                     <pic:cNvPicPr>
                       <a:picLocks noChangeArrowheads="1" noChangeAspect="1"/>
                     </pic:cNvPicPr>
                   </pic:nvPicPr>
                   <pic:blipFill>
-                    <a:blip r:embed="rId84"/>
+                    <a:blip r:embed="rId95"/>
                     <a:stretch>
                       <a:fillRect/>
                     </a:stretch>
@@ -9180,8 +10654,8 @@
         <w:t xml:space="preserve">.</w:t>
       </w:r>
     </w:p>
-    <w:bookmarkEnd w:id="87"/>
-    <w:bookmarkStart w:id="88" w:name="time-vs-space-tradeoff"/>
+    <w:bookmarkEnd w:id="98"/>
+    <w:bookmarkStart w:id="99" w:name="time-vs-space-tradeoff"/>
     <w:p>
       <w:pPr>
         <w:pStyle w:val="Heading3"/>
@@ -9209,426 +10683,6 @@
       </w:r>
       <w:r>
         <w:t xml:space="preserve">, or the reverse:</w:t>
-      </w:r>
-    </w:p>
-    <w:p>
-      <w:pPr>
-        <w:pStyle w:val="Compact"/>
-        <w:numPr>
-          <w:ilvl w:val="0"/>
-          <w:numId w:val="1022"/>
-        </w:numPr>
-      </w:pPr>
-      <w:r>
-        <w:t xml:space="preserve">A hash set makes lookups O(1) → costs O(n) extra space (Two-Sum).</w:t>
-      </w:r>
-    </w:p>
-    <w:p>
-      <w:pPr>
-        <w:pStyle w:val="Compact"/>
-        <w:numPr>
-          <w:ilvl w:val="0"/>
-          <w:numId w:val="1022"/>
-        </w:numPr>
-      </w:pPr>
-      <w:r>
-        <w:t xml:space="preserve">Memoisation stores sub-results → faster but more memory (DP).</w:t>
-      </w:r>
-    </w:p>
-    <w:p>
-      <w:pPr>
-        <w:pStyle w:val="Compact"/>
-        <w:numPr>
-          <w:ilvl w:val="0"/>
-          <w:numId w:val="1022"/>
-        </w:numPr>
-      </w:pPr>
-      <w:r>
-        <w:t xml:space="preserve">In-place algorithms save memory but may be slower or destroy the input.</w:t>
-      </w:r>
-    </w:p>
-    <w:p>
-      <w:pPr>
-        <w:pStyle w:val="BlockText"/>
-      </w:pPr>
-      <w:r>
-        <w:rPr>
-          <w:b/>
-          <w:bCs/>
-        </w:rPr>
-        <w:t xml:space="preserve">A line that scores in interviews:</w:t>
-      </w:r>
-      <w:r>
-        <w:t xml:space="preserve"> </w:t>
-      </w:r>
-      <w:r>
-        <w:rPr>
-          <w:i/>
-          <w:iCs/>
-        </w:rPr>
-        <w:t xml:space="preserve">“We can trade space for time here — a</w:t>
-      </w:r>
-      <w:r>
-        <w:rPr>
-          <w:i/>
-          <w:iCs/>
-        </w:rPr>
-        <w:t xml:space="preserve"> </w:t>
-      </w:r>
-      <w:r>
-        <w:rPr>
-          <w:i/>
-          <w:iCs/>
-        </w:rPr>
-        <w:t xml:space="preserve">hashmap takes this from O(n²) to O(n), at the cost of O(n) memory.”</w:t>
-      </w:r>
-    </w:p>
-    <w:bookmarkEnd w:id="88"/>
-    <w:bookmarkStart w:id="89" w:name="amortised-analysis-preview"/>
-    <w:p>
-      <w:pPr>
-        <w:pStyle w:val="Heading3"/>
-      </w:pPr>
-      <w:r>
-        <w:t xml:space="preserve">Amortised analysis (preview)</w:t>
-      </w:r>
-    </w:p>
-    <w:p>
-      <w:pPr>
-        <w:pStyle w:val="FirstParagraph"/>
-      </w:pPr>
-      <w:r>
-        <w:t xml:space="preserve">Some operations are</w:t>
-      </w:r>
-      <w:r>
-        <w:t xml:space="preserve"> </w:t>
-      </w:r>
-      <w:r>
-        <w:rPr>
-          <w:i/>
-          <w:iCs/>
-        </w:rPr>
-        <w:t xml:space="preserve">occasionally</w:t>
-      </w:r>
-      <w:r>
-        <w:t xml:space="preserve"> </w:t>
-      </w:r>
-      <w:r>
-        <w:t xml:space="preserve">expensive but</w:t>
-      </w:r>
-      <w:r>
-        <w:t xml:space="preserve"> </w:t>
-      </w:r>
-      <w:r>
-        <w:rPr>
-          <w:i/>
-          <w:iCs/>
-        </w:rPr>
-        <w:t xml:space="preserve">cheap on average over a</w:t>
-      </w:r>
-      <w:r>
-        <w:rPr>
-          <w:i/>
-          <w:iCs/>
-        </w:rPr>
-        <w:t xml:space="preserve"> </w:t>
-      </w:r>
-      <w:r>
-        <w:rPr>
-          <w:i/>
-          <w:iCs/>
-        </w:rPr>
-        <w:t xml:space="preserve">sequence</w:t>
-      </w:r>
-      <w:r>
-        <w:t xml:space="preserve">. Classic: appending to a</w:t>
-      </w:r>
-      <w:r>
-        <w:t xml:space="preserve"> </w:t>
-      </w:r>
-      <w:r>
-        <w:rPr>
-          <w:b/>
-          <w:bCs/>
-        </w:rPr>
-        <w:t xml:space="preserve">dynamic array</w:t>
-      </w:r>
-      <w:r>
-        <w:t xml:space="preserve"> </w:t>
-      </w:r>
-      <w:r>
-        <w:t xml:space="preserve">— usually O(1), but O(n)</w:t>
-      </w:r>
-      <w:r>
-        <w:t xml:space="preserve"> </w:t>
-      </w:r>
-      <w:r>
-        <w:t xml:space="preserve">when it doubles. Averaged over many appends →</w:t>
-      </w:r>
-      <w:r>
-        <w:t xml:space="preserve"> </w:t>
-      </w:r>
-      <w:r>
-        <w:rPr>
-          <w:b/>
-          <w:bCs/>
-        </w:rPr>
-        <w:t xml:space="preserve">O(1) amortised</w:t>
-      </w:r>
-      <w:r>
-        <w:t xml:space="preserve">. (Full</w:t>
-      </w:r>
-      <w:r>
-        <w:t xml:space="preserve"> </w:t>
-      </w:r>
-      <w:r>
-        <w:t xml:space="preserve">treatment: Module 18.) Don’t confuse</w:t>
-      </w:r>
-      <w:r>
-        <w:t xml:space="preserve"> </w:t>
-      </w:r>
-      <w:r>
-        <w:rPr>
-          <w:i/>
-          <w:iCs/>
-        </w:rPr>
-        <w:t xml:space="preserve">amortised</w:t>
-      </w:r>
-      <w:r>
-        <w:t xml:space="preserve"> </w:t>
-      </w:r>
-      <w:r>
-        <w:t xml:space="preserve">(guaranteed average over a</w:t>
-      </w:r>
-      <w:r>
-        <w:t xml:space="preserve"> </w:t>
-      </w:r>
-      <w:r>
-        <w:t xml:space="preserve">sequence) with</w:t>
-      </w:r>
-      <w:r>
-        <w:t xml:space="preserve"> </w:t>
-      </w:r>
-      <w:r>
-        <w:rPr>
-          <w:i/>
-          <w:iCs/>
-        </w:rPr>
-        <w:t xml:space="preserve">average-case</w:t>
-      </w:r>
-      <w:r>
-        <w:t xml:space="preserve"> </w:t>
-      </w:r>
-      <w:r>
-        <w:t xml:space="preserve">(probability over inputs).</w:t>
-      </w:r>
-    </w:p>
-    <w:bookmarkEnd w:id="89"/>
-    <w:bookmarkStart w:id="90" w:name="common-mistakes-3"/>
-    <w:p>
-      <w:pPr>
-        <w:pStyle w:val="Heading3"/>
-      </w:pPr>
-      <w:r>
-        <w:t xml:space="preserve">Common mistakes</w:t>
-      </w:r>
-    </w:p>
-    <w:p>
-      <w:pPr>
-        <w:pStyle w:val="Compact"/>
-        <w:numPr>
-          <w:ilvl w:val="0"/>
-          <w:numId w:val="1023"/>
-        </w:numPr>
-      </w:pPr>
-      <w:r>
-        <w:t xml:space="preserve">Writing</w:t>
-      </w:r>
-      <w:r>
-        <w:t xml:space="preserve"> </w:t>
-      </w:r>
-      <w:r>
-        <w:t xml:space="preserve">“O(2n)”</w:t>
-      </w:r>
-      <w:r>
-        <w:t xml:space="preserve"> </w:t>
-      </w:r>
-      <w:r>
-        <w:t xml:space="preserve">— you forgot to drop the constant.</w:t>
-      </w:r>
-    </w:p>
-    <w:p>
-      <w:pPr>
-        <w:pStyle w:val="Compact"/>
-        <w:numPr>
-          <w:ilvl w:val="0"/>
-          <w:numId w:val="1023"/>
-        </w:numPr>
-      </w:pPr>
-      <w:r>
-        <w:t xml:space="preserve">Confusing</w:t>
-      </w:r>
-      <w:r>
-        <w:t xml:space="preserve"> </w:t>
-      </w:r>
-      <w:r>
-        <w:rPr>
-          <w:b/>
-          <w:bCs/>
-        </w:rPr>
-        <w:t xml:space="preserve">worst</w:t>
-      </w:r>
-      <w:r>
-        <w:t xml:space="preserve"> </w:t>
-      </w:r>
-      <w:r>
-        <w:t xml:space="preserve">vs</w:t>
-      </w:r>
-      <w:r>
-        <w:t xml:space="preserve"> </w:t>
-      </w:r>
-      <w:r>
-        <w:rPr>
-          <w:b/>
-          <w:bCs/>
-        </w:rPr>
-        <w:t xml:space="preserve">average</w:t>
-      </w:r>
-      <w:r>
-        <w:t xml:space="preserve"> </w:t>
-      </w:r>
-      <w:r>
-        <w:t xml:space="preserve">(quicksort: O(n²) worst, O(n log n)</w:t>
-      </w:r>
-      <w:r>
-        <w:t xml:space="preserve"> </w:t>
-      </w:r>
-      <w:r>
-        <w:t xml:space="preserve">average).</w:t>
-      </w:r>
-    </w:p>
-    <w:p>
-      <w:pPr>
-        <w:pStyle w:val="Compact"/>
-        <w:numPr>
-          <w:ilvl w:val="0"/>
-          <w:numId w:val="1023"/>
-        </w:numPr>
-      </w:pPr>
-      <w:r>
-        <w:t xml:space="preserve">The</w:t>
-      </w:r>
-      <w:r>
-        <w:t xml:space="preserve"> </w:t>
-      </w:r>
-      <w:r>
-        <w:t xml:space="preserve">“size”</w:t>
-      </w:r>
-      <w:r>
-        <w:t xml:space="preserve"> </w:t>
-      </w:r>
-      <w:r>
-        <w:t xml:space="preserve">of a number</w:t>
-      </w:r>
-      <w:r>
-        <w:t xml:space="preserve"> </w:t>
-      </w:r>
-      <w:r>
-        <w:rPr>
-          <w:rStyle w:val="VerbatimChar"/>
-        </w:rPr>
-        <w:t xml:space="preserve">m</w:t>
-      </w:r>
-      <w:r>
-        <w:t xml:space="preserve"> </w:t>
-      </w:r>
-      <w:r>
-        <w:t xml:space="preserve">is</w:t>
-      </w:r>
-      <w:r>
-        <w:t xml:space="preserve"> </w:t>
-      </w:r>
-      <w:r>
-        <w:rPr>
-          <w:rStyle w:val="VerbatimChar"/>
-        </w:rPr>
-        <w:t xml:space="preserve">log m</w:t>
-      </w:r>
-      <w:r>
-        <w:t xml:space="preserve"> </w:t>
-      </w:r>
-      <w:r>
-        <w:t xml:space="preserve">bits →</w:t>
-      </w:r>
-      <w:r>
-        <w:t xml:space="preserve"> </w:t>
-      </w:r>
-      <w:r>
-        <w:t xml:space="preserve">“pseudo-polynomial”</w:t>
-      </w:r>
-      <w:r>
-        <w:t xml:space="preserve"> </w:t>
-      </w:r>
-      <w:r>
-        <w:t xml:space="preserve">algorithms</w:t>
-      </w:r>
-      <w:r>
-        <w:t xml:space="preserve"> </w:t>
-      </w:r>
-      <w:r>
-        <w:t xml:space="preserve">(knapsack O(nW)).</w:t>
-      </w:r>
-    </w:p>
-    <w:p>
-      <w:pPr>
-        <w:pStyle w:val="Compact"/>
-        <w:numPr>
-          <w:ilvl w:val="0"/>
-          <w:numId w:val="1023"/>
-        </w:numPr>
-      </w:pPr>
-      <w:r>
-        <w:t xml:space="preserve">Forgetting space when only time was asked (interviewers expect both).</w:t>
-      </w:r>
-    </w:p>
-    <w:bookmarkEnd w:id="90"/>
-    <w:bookmarkStart w:id="91" w:name="production-usage-2"/>
-    <w:p>
-      <w:pPr>
-        <w:pStyle w:val="Heading3"/>
-      </w:pPr>
-      <w:r>
-        <w:t xml:space="preserve">Production usage</w:t>
-      </w:r>
-    </w:p>
-    <w:p>
-      <w:pPr>
-        <w:pStyle w:val="FirstParagraph"/>
-      </w:pPr>
-      <w:r>
-        <w:t xml:space="preserve">Asymptotics decide scalability: an O(n²) function is fine at n=1000 but dies at</w:t>
-      </w:r>
-      <w:r>
-        <w:t xml:space="preserve"> </w:t>
-      </w:r>
-      <w:r>
-        <w:t xml:space="preserve">n=10⁷. But for small n, an O(n²) algorithm with tiny constants can beat an</w:t>
-      </w:r>
-      <w:r>
-        <w:t xml:space="preserve"> </w:t>
-      </w:r>
-      <w:r>
-        <w:t xml:space="preserve">O(n log n) one (that is why Timsort uses insertion sort on small runs).</w:t>
-      </w:r>
-    </w:p>
-    <w:bookmarkEnd w:id="91"/>
-    <w:bookmarkStart w:id="92" w:name="mcqs-4"/>
-    <w:p>
-      <w:pPr>
-        <w:pStyle w:val="Heading3"/>
-      </w:pPr>
-      <w:r>
-        <w:t xml:space="preserve">MCQs</w:t>
       </w:r>
     </w:p>
     <w:p>
@@ -9640,26 +10694,7 @@
         </w:numPr>
       </w:pPr>
       <w:r>
-        <w:rPr>
-          <w:rStyle w:val="VerbatimChar"/>
-        </w:rPr>
-        <w:t xml:space="preserve">T(n) = 2T(n/2) + n</w:t>
-      </w:r>
-      <w:r>
-        <w:t xml:space="preserve"> </w:t>
-      </w:r>
-      <w:r>
-        <w:t xml:space="preserve">solves to? →</w:t>
-      </w:r>
-      <w:r>
-        <w:t xml:space="preserve"> </w:t>
-      </w:r>
-      <w:r>
-        <w:rPr>
-          <w:b/>
-          <w:bCs/>
-        </w:rPr>
-        <w:t xml:space="preserve">Θ(n log n)</w:t>
+        <w:t xml:space="preserve">A hash set makes lookups O(1) → costs O(n) extra space (Two-Sum).</w:t>
       </w:r>
     </w:p>
     <w:p>
@@ -9671,29 +10706,7 @@
         </w:numPr>
       </w:pPr>
       <w:r>
-        <w:t xml:space="preserve">Tight bound of</w:t>
-      </w:r>
-      <w:r>
-        <w:t xml:space="preserve"> </w:t>
-      </w:r>
-      <w:r>
-        <w:rPr>
-          <w:rStyle w:val="VerbatimChar"/>
-        </w:rPr>
-        <w:t xml:space="preserve">n + log n</w:t>
-      </w:r>
-      <w:r>
-        <w:t xml:space="preserve">? →</w:t>
-      </w:r>
-      <w:r>
-        <w:t xml:space="preserve"> </w:t>
-      </w:r>
-      <w:r>
-        <w:rPr>
-          <w:b/>
-          <w:bCs/>
-        </w:rPr>
-        <w:t xml:space="preserve">Θ(n)</w:t>
+        <w:t xml:space="preserve">Memoisation stores sub-results → faster but more memory (DP).</w:t>
       </w:r>
     </w:p>
     <w:p>
@@ -9705,35 +10718,193 @@
         </w:numPr>
       </w:pPr>
       <w:r>
-        <w:t xml:space="preserve">Is</w:t>
-      </w:r>
-      <w:r>
-        <w:t xml:space="preserve"> </w:t>
-      </w:r>
-      <w:r>
-        <w:rPr>
-          <w:rStyle w:val="VerbatimChar"/>
-        </w:rPr>
-        <w:t xml:space="preserve">n² = O(n³)</w:t>
-      </w:r>
-      <w:r>
-        <w:t xml:space="preserve">? →</w:t>
-      </w:r>
-      <w:r>
-        <w:t xml:space="preserve"> </w:t>
-      </w:r>
-      <w:r>
-        <w:rPr>
-          <w:b/>
-          <w:bCs/>
-        </w:rPr>
-        <w:t xml:space="preserve">Yes</w:t>
-      </w:r>
-      <w:r>
-        <w:t xml:space="preserve"> </w:t>
-      </w:r>
-      <w:r>
-        <w:t xml:space="preserve">(O is an upper bound, not tight)</w:t>
+        <w:t xml:space="preserve">In-place algorithms save memory but may be slower or destroy the input.</w:t>
+      </w:r>
+    </w:p>
+    <w:p>
+      <w:pPr>
+        <w:pStyle w:val="BlockText"/>
+      </w:pPr>
+      <w:r>
+        <w:rPr>
+          <w:b/>
+          <w:bCs/>
+        </w:rPr>
+        <w:t xml:space="preserve">A line that scores in interviews:</w:t>
+      </w:r>
+      <w:r>
+        <w:t xml:space="preserve"> </w:t>
+      </w:r>
+      <w:r>
+        <w:rPr>
+          <w:i/>
+          <w:iCs/>
+        </w:rPr>
+        <w:t xml:space="preserve">“We can trade space for time here — a</w:t>
+      </w:r>
+      <w:r>
+        <w:rPr>
+          <w:i/>
+          <w:iCs/>
+        </w:rPr>
+        <w:t xml:space="preserve"> </w:t>
+      </w:r>
+      <w:r>
+        <w:rPr>
+          <w:i/>
+          <w:iCs/>
+        </w:rPr>
+        <w:t xml:space="preserve">hashmap takes this from O(n²) to O(n), at the cost of O(n) memory.”</w:t>
+      </w:r>
+    </w:p>
+    <w:bookmarkEnd w:id="99"/>
+    <w:bookmarkStart w:id="100" w:name="amortised-analysis-preview"/>
+    <w:p>
+      <w:pPr>
+        <w:pStyle w:val="Heading3"/>
+      </w:pPr>
+      <w:r>
+        <w:t xml:space="preserve">Amortised analysis (preview)</w:t>
+      </w:r>
+    </w:p>
+    <w:p>
+      <w:pPr>
+        <w:pStyle w:val="FirstParagraph"/>
+      </w:pPr>
+      <w:r>
+        <w:t xml:space="preserve">Some operations are</w:t>
+      </w:r>
+      <w:r>
+        <w:t xml:space="preserve"> </w:t>
+      </w:r>
+      <w:r>
+        <w:rPr>
+          <w:i/>
+          <w:iCs/>
+        </w:rPr>
+        <w:t xml:space="preserve">occasionally</w:t>
+      </w:r>
+      <w:r>
+        <w:t xml:space="preserve"> </w:t>
+      </w:r>
+      <w:r>
+        <w:t xml:space="preserve">expensive but</w:t>
+      </w:r>
+      <w:r>
+        <w:t xml:space="preserve"> </w:t>
+      </w:r>
+      <w:r>
+        <w:rPr>
+          <w:i/>
+          <w:iCs/>
+        </w:rPr>
+        <w:t xml:space="preserve">cheap on average over a</w:t>
+      </w:r>
+      <w:r>
+        <w:rPr>
+          <w:i/>
+          <w:iCs/>
+        </w:rPr>
+        <w:t xml:space="preserve"> </w:t>
+      </w:r>
+      <w:r>
+        <w:rPr>
+          <w:i/>
+          <w:iCs/>
+        </w:rPr>
+        <w:t xml:space="preserve">sequence</w:t>
+      </w:r>
+      <w:r>
+        <w:t xml:space="preserve">. Classic: appending to a</w:t>
+      </w:r>
+      <w:r>
+        <w:t xml:space="preserve"> </w:t>
+      </w:r>
+      <w:r>
+        <w:rPr>
+          <w:b/>
+          <w:bCs/>
+        </w:rPr>
+        <w:t xml:space="preserve">dynamic array</w:t>
+      </w:r>
+      <w:r>
+        <w:t xml:space="preserve"> </w:t>
+      </w:r>
+      <w:r>
+        <w:t xml:space="preserve">— usually O(1), but O(n)</w:t>
+      </w:r>
+      <w:r>
+        <w:t xml:space="preserve"> </w:t>
+      </w:r>
+      <w:r>
+        <w:t xml:space="preserve">when it doubles. Averaged over many appends →</w:t>
+      </w:r>
+      <w:r>
+        <w:t xml:space="preserve"> </w:t>
+      </w:r>
+      <w:r>
+        <w:rPr>
+          <w:b/>
+          <w:bCs/>
+        </w:rPr>
+        <w:t xml:space="preserve">O(1) amortised</w:t>
+      </w:r>
+      <w:r>
+        <w:t xml:space="preserve">. (Full</w:t>
+      </w:r>
+      <w:r>
+        <w:t xml:space="preserve"> </w:t>
+      </w:r>
+      <w:r>
+        <w:t xml:space="preserve">treatment: Module 18.) Don’t confuse</w:t>
+      </w:r>
+      <w:r>
+        <w:t xml:space="preserve"> </w:t>
+      </w:r>
+      <w:r>
+        <w:rPr>
+          <w:i/>
+          <w:iCs/>
+        </w:rPr>
+        <w:t xml:space="preserve">amortised</w:t>
+      </w:r>
+      <w:r>
+        <w:t xml:space="preserve"> </w:t>
+      </w:r>
+      <w:r>
+        <w:t xml:space="preserve">(guaranteed average over a</w:t>
+      </w:r>
+      <w:r>
+        <w:t xml:space="preserve"> </w:t>
+      </w:r>
+      <w:r>
+        <w:t xml:space="preserve">sequence) with</w:t>
+      </w:r>
+      <w:r>
+        <w:t xml:space="preserve"> </w:t>
+      </w:r>
+      <w:r>
+        <w:rPr>
+          <w:i/>
+          <w:iCs/>
+        </w:rPr>
+        <w:t xml:space="preserve">average-case</w:t>
+      </w:r>
+      <w:r>
+        <w:t xml:space="preserve"> </w:t>
+      </w:r>
+      <w:r>
+        <w:t xml:space="preserve">(probability over inputs).</w:t>
+      </w:r>
+    </w:p>
+    <w:bookmarkEnd w:id="100"/>
+    <w:bookmarkStart w:id="101" w:name="common-mistakes-4"/>
+    <w:p>
+      <w:pPr>
+        <w:pStyle w:val="Heading3"/>
+      </w:pPr>
+      <w:r>
+        <w:t xml:space="preserve">Common mistakes</w:t>
       </w:r>
     </w:p>
     <w:p>
@@ -9741,21 +10912,23 @@
         <w:pStyle w:val="Compact"/>
         <w:numPr>
           <w:ilvl w:val="0"/>
-          <w:numId w:val="1024"/>
+          <w:numId w:val="1025"/>
         </w:numPr>
       </w:pPr>
       <w:r>
-        <w:t xml:space="preserve">Worst case of quicksort? →</w:t>
-      </w:r>
-      <w:r>
-        <w:t xml:space="preserve"> </w:t>
-      </w:r>
-      <w:r>
-        <w:rPr>
-          <w:b/>
-          <w:bCs/>
-        </w:rPr>
-        <w:t xml:space="preserve">O(n²)</w:t>
+        <w:t xml:space="preserve">Writing</w:t>
+      </w:r>
+      <w:r>
+        <w:t xml:space="preserve"> </w:t>
+      </w:r>
+      <w:r>
+        <w:t xml:space="preserve">“O(2n)”</w:t>
+      </w:r>
+      <w:r>
+        <w:t xml:space="preserve"> </w:t>
+      </w:r>
+      <w:r>
+        <w:t xml:space="preserve">— you forgot to drop the constant.</w:t>
       </w:r>
     </w:p>
     <w:p>
@@ -9763,7 +10936,308 @@
         <w:pStyle w:val="Compact"/>
         <w:numPr>
           <w:ilvl w:val="0"/>
-          <w:numId w:val="1024"/>
+          <w:numId w:val="1025"/>
+        </w:numPr>
+      </w:pPr>
+      <w:r>
+        <w:t xml:space="preserve">Confusing</w:t>
+      </w:r>
+      <w:r>
+        <w:t xml:space="preserve"> </w:t>
+      </w:r>
+      <w:r>
+        <w:rPr>
+          <w:b/>
+          <w:bCs/>
+        </w:rPr>
+        <w:t xml:space="preserve">worst</w:t>
+      </w:r>
+      <w:r>
+        <w:t xml:space="preserve"> </w:t>
+      </w:r>
+      <w:r>
+        <w:t xml:space="preserve">vs</w:t>
+      </w:r>
+      <w:r>
+        <w:t xml:space="preserve"> </w:t>
+      </w:r>
+      <w:r>
+        <w:rPr>
+          <w:b/>
+          <w:bCs/>
+        </w:rPr>
+        <w:t xml:space="preserve">average</w:t>
+      </w:r>
+      <w:r>
+        <w:t xml:space="preserve"> </w:t>
+      </w:r>
+      <w:r>
+        <w:t xml:space="preserve">(quicksort: O(n²) worst, O(n log n)</w:t>
+      </w:r>
+      <w:r>
+        <w:t xml:space="preserve"> </w:t>
+      </w:r>
+      <w:r>
+        <w:t xml:space="preserve">average).</w:t>
+      </w:r>
+    </w:p>
+    <w:p>
+      <w:pPr>
+        <w:pStyle w:val="Compact"/>
+        <w:numPr>
+          <w:ilvl w:val="0"/>
+          <w:numId w:val="1025"/>
+        </w:numPr>
+      </w:pPr>
+      <w:r>
+        <w:t xml:space="preserve">The</w:t>
+      </w:r>
+      <w:r>
+        <w:t xml:space="preserve"> </w:t>
+      </w:r>
+      <w:r>
+        <w:t xml:space="preserve">“size”</w:t>
+      </w:r>
+      <w:r>
+        <w:t xml:space="preserve"> </w:t>
+      </w:r>
+      <w:r>
+        <w:t xml:space="preserve">of a number</w:t>
+      </w:r>
+      <w:r>
+        <w:t xml:space="preserve"> </w:t>
+      </w:r>
+      <w:r>
+        <w:rPr>
+          <w:rStyle w:val="VerbatimChar"/>
+        </w:rPr>
+        <w:t xml:space="preserve">m</w:t>
+      </w:r>
+      <w:r>
+        <w:t xml:space="preserve"> </w:t>
+      </w:r>
+      <w:r>
+        <w:t xml:space="preserve">is</w:t>
+      </w:r>
+      <w:r>
+        <w:t xml:space="preserve"> </w:t>
+      </w:r>
+      <w:r>
+        <w:rPr>
+          <w:rStyle w:val="VerbatimChar"/>
+        </w:rPr>
+        <w:t xml:space="preserve">log m</w:t>
+      </w:r>
+      <w:r>
+        <w:t xml:space="preserve"> </w:t>
+      </w:r>
+      <w:r>
+        <w:t xml:space="preserve">bits →</w:t>
+      </w:r>
+      <w:r>
+        <w:t xml:space="preserve"> </w:t>
+      </w:r>
+      <w:r>
+        <w:t xml:space="preserve">“pseudo-polynomial”</w:t>
+      </w:r>
+      <w:r>
+        <w:t xml:space="preserve"> </w:t>
+      </w:r>
+      <w:r>
+        <w:t xml:space="preserve">algorithms</w:t>
+      </w:r>
+      <w:r>
+        <w:t xml:space="preserve"> </w:t>
+      </w:r>
+      <w:r>
+        <w:t xml:space="preserve">(knapsack O(nW)).</w:t>
+      </w:r>
+    </w:p>
+    <w:p>
+      <w:pPr>
+        <w:pStyle w:val="Compact"/>
+        <w:numPr>
+          <w:ilvl w:val="0"/>
+          <w:numId w:val="1025"/>
+        </w:numPr>
+      </w:pPr>
+      <w:r>
+        <w:t xml:space="preserve">Forgetting space when only time was asked (interviewers expect both).</w:t>
+      </w:r>
+    </w:p>
+    <w:bookmarkEnd w:id="101"/>
+    <w:bookmarkStart w:id="102" w:name="production-usage-2"/>
+    <w:p>
+      <w:pPr>
+        <w:pStyle w:val="Heading3"/>
+      </w:pPr>
+      <w:r>
+        <w:t xml:space="preserve">Production usage</w:t>
+      </w:r>
+    </w:p>
+    <w:p>
+      <w:pPr>
+        <w:pStyle w:val="FirstParagraph"/>
+      </w:pPr>
+      <w:r>
+        <w:t xml:space="preserve">Asymptotics decide scalability: an O(n²) function is fine at n=1000 but dies at</w:t>
+      </w:r>
+      <w:r>
+        <w:t xml:space="preserve"> </w:t>
+      </w:r>
+      <w:r>
+        <w:t xml:space="preserve">n=10⁷. But for small n, an O(n²) algorithm with tiny constants can beat an</w:t>
+      </w:r>
+      <w:r>
+        <w:t xml:space="preserve"> </w:t>
+      </w:r>
+      <w:r>
+        <w:t xml:space="preserve">O(n log n) one (that is why Timsort uses insertion sort on small runs).</w:t>
+      </w:r>
+    </w:p>
+    <w:bookmarkEnd w:id="102"/>
+    <w:bookmarkStart w:id="103" w:name="mcqs-5"/>
+    <w:p>
+      <w:pPr>
+        <w:pStyle w:val="Heading3"/>
+      </w:pPr>
+      <w:r>
+        <w:t xml:space="preserve">MCQs</w:t>
+      </w:r>
+    </w:p>
+    <w:p>
+      <w:pPr>
+        <w:pStyle w:val="Compact"/>
+        <w:numPr>
+          <w:ilvl w:val="0"/>
+          <w:numId w:val="1026"/>
+        </w:numPr>
+      </w:pPr>
+      <w:r>
+        <w:rPr>
+          <w:rStyle w:val="VerbatimChar"/>
+        </w:rPr>
+        <w:t xml:space="preserve">T(n) = 2T(n/2) + n</w:t>
+      </w:r>
+      <w:r>
+        <w:t xml:space="preserve"> </w:t>
+      </w:r>
+      <w:r>
+        <w:t xml:space="preserve">solves to? →</w:t>
+      </w:r>
+      <w:r>
+        <w:t xml:space="preserve"> </w:t>
+      </w:r>
+      <w:r>
+        <w:rPr>
+          <w:b/>
+          <w:bCs/>
+        </w:rPr>
+        <w:t xml:space="preserve">Θ(n log n)</w:t>
+      </w:r>
+    </w:p>
+    <w:p>
+      <w:pPr>
+        <w:pStyle w:val="Compact"/>
+        <w:numPr>
+          <w:ilvl w:val="0"/>
+          <w:numId w:val="1026"/>
+        </w:numPr>
+      </w:pPr>
+      <w:r>
+        <w:t xml:space="preserve">Tight bound of</w:t>
+      </w:r>
+      <w:r>
+        <w:t xml:space="preserve"> </w:t>
+      </w:r>
+      <w:r>
+        <w:rPr>
+          <w:rStyle w:val="VerbatimChar"/>
+        </w:rPr>
+        <w:t xml:space="preserve">n + log n</w:t>
+      </w:r>
+      <w:r>
+        <w:t xml:space="preserve">? →</w:t>
+      </w:r>
+      <w:r>
+        <w:t xml:space="preserve"> </w:t>
+      </w:r>
+      <w:r>
+        <w:rPr>
+          <w:b/>
+          <w:bCs/>
+        </w:rPr>
+        <w:t xml:space="preserve">Θ(n)</w:t>
+      </w:r>
+    </w:p>
+    <w:p>
+      <w:pPr>
+        <w:pStyle w:val="Compact"/>
+        <w:numPr>
+          <w:ilvl w:val="0"/>
+          <w:numId w:val="1026"/>
+        </w:numPr>
+      </w:pPr>
+      <w:r>
+        <w:t xml:space="preserve">Is</w:t>
+      </w:r>
+      <w:r>
+        <w:t xml:space="preserve"> </w:t>
+      </w:r>
+      <w:r>
+        <w:rPr>
+          <w:rStyle w:val="VerbatimChar"/>
+        </w:rPr>
+        <w:t xml:space="preserve">n² = O(n³)</w:t>
+      </w:r>
+      <w:r>
+        <w:t xml:space="preserve">? →</w:t>
+      </w:r>
+      <w:r>
+        <w:t xml:space="preserve"> </w:t>
+      </w:r>
+      <w:r>
+        <w:rPr>
+          <w:b/>
+          <w:bCs/>
+        </w:rPr>
+        <w:t xml:space="preserve">Yes</w:t>
+      </w:r>
+      <w:r>
+        <w:t xml:space="preserve"> </w:t>
+      </w:r>
+      <w:r>
+        <w:t xml:space="preserve">(O is an upper bound, not tight)</w:t>
+      </w:r>
+    </w:p>
+    <w:p>
+      <w:pPr>
+        <w:pStyle w:val="Compact"/>
+        <w:numPr>
+          <w:ilvl w:val="0"/>
+          <w:numId w:val="1026"/>
+        </w:numPr>
+      </w:pPr>
+      <w:r>
+        <w:t xml:space="preserve">Worst case of quicksort? →</w:t>
+      </w:r>
+      <w:r>
+        <w:t xml:space="preserve"> </w:t>
+      </w:r>
+      <w:r>
+        <w:rPr>
+          <w:b/>
+          <w:bCs/>
+        </w:rPr>
+        <w:t xml:space="preserve">O(n²)</w:t>
+      </w:r>
+    </w:p>
+    <w:p>
+      <w:pPr>
+        <w:pStyle w:val="Compact"/>
+        <w:numPr>
+          <w:ilvl w:val="0"/>
+          <w:numId w:val="1026"/>
         </w:numPr>
       </w:pPr>
       <w:r>
@@ -9796,9 +11270,9 @@
         </w:pict>
       </w:r>
     </w:p>
-    <w:bookmarkEnd w:id="92"/>
-    <w:bookmarkEnd w:id="93"/>
-    <w:bookmarkStart w:id="104" w:name="cache-friendliness-the-hidden-constant"/>
+    <w:bookmarkEnd w:id="103"/>
+    <w:bookmarkEnd w:id="104"/>
+    <w:bookmarkStart w:id="115" w:name="cache-friendliness-the-hidden-constant"/>
     <w:p>
       <w:pPr>
         <w:pStyle w:val="Heading2"/>
@@ -9816,7 +11290,7 @@
         <w:t xml:space="preserve">)</w:t>
       </w:r>
     </w:p>
-    <w:bookmarkStart w:id="97" w:name="why-it-matters"/>
+    <w:bookmarkStart w:id="108" w:name="why-it-matters"/>
     <w:p>
       <w:pPr>
         <w:pStyle w:val="Heading3"/>
@@ -9902,18 +11376,18 @@
           <wp:inline>
             <wp:extent cx="5334000" cy="3223975"/>
             <wp:effectExtent b="0" l="0" r="0" t="0"/>
-            <wp:docPr descr="Memory hierarchy: small and fast at the top (registers/cache), big and slow at the bottom (RAM/disk)." title="" id="95" name="Picture"/>
+            <wp:docPr descr="Memory hierarchy: small and fast at the top (registers/cache), big and slow at the bottom (RAM/disk)." title="" id="106" name="Picture"/>
             <a:graphic>
               <a:graphicData uri="http://schemas.openxmlformats.org/drawingml/2006/picture">
                 <pic:pic>
                   <pic:nvPicPr>
-                    <pic:cNvPr descr="images/08_cache_hierarchy.png" id="96" name="Picture"/>
+                    <pic:cNvPr descr="images/08_cache_hierarchy.png" id="107" name="Picture"/>
                     <pic:cNvPicPr>
                       <a:picLocks noChangeArrowheads="1" noChangeAspect="1"/>
                     </pic:cNvPicPr>
                   </pic:nvPicPr>
                   <pic:blipFill>
-                    <a:blip r:embed="rId94"/>
+                    <a:blip r:embed="rId105"/>
                     <a:stretch>
                       <a:fillRect/>
                     </a:stretch>
@@ -9948,8 +11422,8 @@
         <w:t xml:space="preserve">Memory hierarchy: small and fast at the top (registers/cache), big and slow at the bottom (RAM/disk).</w:t>
       </w:r>
     </w:p>
-    <w:bookmarkEnd w:id="97"/>
-    <w:bookmarkStart w:id="98" w:name="two-principles-of-locality"/>
+    <w:bookmarkEnd w:id="108"/>
+    <w:bookmarkStart w:id="109" w:name="two-principles-of-locality"/>
     <w:p>
       <w:pPr>
         <w:pStyle w:val="Heading3"/>
@@ -9963,7 +11437,7 @@
         <w:pStyle w:val="Compact"/>
         <w:numPr>
           <w:ilvl w:val="0"/>
-          <w:numId w:val="1025"/>
+          <w:numId w:val="1027"/>
         </w:numPr>
       </w:pPr>
       <w:r>
@@ -10007,7 +11481,7 @@
         <w:pStyle w:val="Compact"/>
         <w:numPr>
           <w:ilvl w:val="0"/>
-          <w:numId w:val="1025"/>
+          <w:numId w:val="1027"/>
         </w:numPr>
       </w:pPr>
       <w:r>
@@ -10030,8 +11504,8 @@
         <w:t xml:space="preserve">cache.</w:t>
       </w:r>
     </w:p>
-    <w:bookmarkEnd w:id="98"/>
-    <w:bookmarkStart w:id="102" w:name="practical-consequences-interview-gold"/>
+    <w:bookmarkEnd w:id="109"/>
+    <w:bookmarkStart w:id="113" w:name="practical-consequences-interview-gold"/>
     <w:p>
       <w:pPr>
         <w:pStyle w:val="Heading3"/>
@@ -10049,18 +11523,18 @@
           <wp:inline>
             <wp:extent cx="5334000" cy="2667000"/>
             <wp:effectExtent b="0" l="0" r="0" t="0"/>
-            <wp:docPr descr="An array is contiguous (one cache line holds many elements); a linked list is scattered (each node is a cache miss)." title="" id="100" name="Picture"/>
+            <wp:docPr descr="An array is contiguous (one cache line holds many elements); a linked list is scattered (each node is a cache miss)." title="" id="111" name="Picture"/>
             <a:graphic>
               <a:graphicData uri="http://schemas.openxmlformats.org/drawingml/2006/picture">
                 <pic:pic>
                   <pic:nvPicPr>
-                    <pic:cNvPr descr="images/09_array_vs_list.png" id="101" name="Picture"/>
+                    <pic:cNvPr descr="images/09_array_vs_list.png" id="112" name="Picture"/>
                     <pic:cNvPicPr>
                       <a:picLocks noChangeArrowheads="1" noChangeAspect="1"/>
                     </pic:cNvPicPr>
                   </pic:nvPicPr>
                   <pic:blipFill>
-                    <a:blip r:embed="rId99"/>
+                    <a:blip r:embed="rId110"/>
                     <a:stretch>
                       <a:fillRect/>
                     </a:stretch>
@@ -10100,7 +11574,7 @@
         <w:pStyle w:val="Compact"/>
         <w:numPr>
           <w:ilvl w:val="0"/>
-          <w:numId w:val="1026"/>
+          <w:numId w:val="1028"/>
         </w:numPr>
       </w:pPr>
       <w:r>
@@ -10154,459 +11628,6 @@
       </w:r>
       <w:r>
         <w:t xml:space="preserve">.</w:t>
-      </w:r>
-    </w:p>
-    <w:p>
-      <w:pPr>
-        <w:pStyle w:val="Compact"/>
-        <w:numPr>
-          <w:ilvl w:val="0"/>
-          <w:numId w:val="1026"/>
-        </w:numPr>
-      </w:pPr>
-      <w:r>
-        <w:rPr>
-          <w:b/>
-          <w:bCs/>
-        </w:rPr>
-        <w:t xml:space="preserve">Row-major vs column-major:</w:t>
-      </w:r>
-      <w:r>
-        <w:t xml:space="preserve"> </w:t>
-      </w:r>
-      <w:r>
-        <w:t xml:space="preserve">in C, iterating</w:t>
-      </w:r>
-      <w:r>
-        <w:t xml:space="preserve"> </w:t>
-      </w:r>
-      <w:r>
-        <w:rPr>
-          <w:rStyle w:val="VerbatimChar"/>
-        </w:rPr>
-        <w:t xml:space="preserve">a[i][j]</w:t>
-      </w:r>
-      <w:r>
-        <w:t xml:space="preserve"> </w:t>
-      </w:r>
-      <w:r>
-        <w:t xml:space="preserve">with</w:t>
-      </w:r>
-      <w:r>
-        <w:t xml:space="preserve"> </w:t>
-      </w:r>
-      <w:r>
-        <w:rPr>
-          <w:rStyle w:val="VerbatimChar"/>
-        </w:rPr>
-        <w:t xml:space="preserve">j</w:t>
-      </w:r>
-      <w:r>
-        <w:t xml:space="preserve"> </w:t>
-      </w:r>
-      <w:r>
-        <w:t xml:space="preserve">in the inner</w:t>
-      </w:r>
-      <w:r>
-        <w:t xml:space="preserve"> </w:t>
-      </w:r>
-      <w:r>
-        <w:t xml:space="preserve">loop is cache-friendly (row-major); swapping the loops can be</w:t>
-      </w:r>
-      <w:r>
-        <w:t xml:space="preserve"> </w:t>
-      </w:r>
-      <w:r>
-        <w:rPr>
-          <w:b/>
-          <w:bCs/>
-        </w:rPr>
-        <w:t xml:space="preserve">5–10× slower</w:t>
-      </w:r>
-      <w:r>
-        <w:t xml:space="preserve"> </w:t>
-      </w:r>
-      <w:r>
-        <w:t xml:space="preserve">for the same Big-O.</w:t>
-      </w:r>
-    </w:p>
-    <w:p>
-      <w:pPr>
-        <w:pStyle w:val="SourceCode"/>
-      </w:pPr>
-      <w:r>
-        <w:rPr>
-          <w:rStyle w:val="CommentTok"/>
-        </w:rPr>
-        <w:t xml:space="preserve">// CACHE-FRIENDLY (row-major C/C++)</w:t>
-      </w:r>
-      <w:r>
-        <w:br/>
-      </w:r>
-      <w:r>
-        <w:rPr>
-          <w:rStyle w:val="ControlFlowTok"/>
-        </w:rPr>
-        <w:t xml:space="preserve">for</w:t>
-      </w:r>
-      <w:r>
-        <w:rPr>
-          <w:rStyle w:val="NormalTok"/>
-        </w:rPr>
-        <w:t xml:space="preserve"> </w:t>
-      </w:r>
-      <w:r>
-        <w:rPr>
-          <w:rStyle w:val="OperatorTok"/>
-        </w:rPr>
-        <w:t xml:space="preserve">(</w:t>
-      </w:r>
-      <w:r>
-        <w:rPr>
-          <w:rStyle w:val="NormalTok"/>
-        </w:rPr>
-        <w:t xml:space="preserve">i</w:t>
-      </w:r>
-      <w:r>
-        <w:rPr>
-          <w:rStyle w:val="OperatorTok"/>
-        </w:rPr>
-        <w:t xml:space="preserve">...)</w:t>
-      </w:r>
-      <w:r>
-        <w:rPr>
-          <w:rStyle w:val="NormalTok"/>
-        </w:rPr>
-        <w:t xml:space="preserve"> </w:t>
-      </w:r>
-      <w:r>
-        <w:rPr>
-          <w:rStyle w:val="ControlFlowTok"/>
-        </w:rPr>
-        <w:t xml:space="preserve">for</w:t>
-      </w:r>
-      <w:r>
-        <w:rPr>
-          <w:rStyle w:val="NormalTok"/>
-        </w:rPr>
-        <w:t xml:space="preserve"> </w:t>
-      </w:r>
-      <w:r>
-        <w:rPr>
-          <w:rStyle w:val="OperatorTok"/>
-        </w:rPr>
-        <w:t xml:space="preserve">(</w:t>
-      </w:r>
-      <w:r>
-        <w:rPr>
-          <w:rStyle w:val="NormalTok"/>
-        </w:rPr>
-        <w:t xml:space="preserve">j</w:t>
-      </w:r>
-      <w:r>
-        <w:rPr>
-          <w:rStyle w:val="OperatorTok"/>
-        </w:rPr>
-        <w:t xml:space="preserve">...)</w:t>
-      </w:r>
-      <w:r>
-        <w:rPr>
-          <w:rStyle w:val="NormalTok"/>
-        </w:rPr>
-        <w:t xml:space="preserve"> sum </w:t>
-      </w:r>
-      <w:r>
-        <w:rPr>
-          <w:rStyle w:val="OperatorTok"/>
-        </w:rPr>
-        <w:t xml:space="preserve">+=</w:t>
-      </w:r>
-      <w:r>
-        <w:rPr>
-          <w:rStyle w:val="NormalTok"/>
-        </w:rPr>
-        <w:t xml:space="preserve"> a</w:t>
-      </w:r>
-      <w:r>
-        <w:rPr>
-          <w:rStyle w:val="OperatorTok"/>
-        </w:rPr>
-        <w:t xml:space="preserve">[</w:t>
-      </w:r>
-      <w:r>
-        <w:rPr>
-          <w:rStyle w:val="NormalTok"/>
-        </w:rPr>
-        <w:t xml:space="preserve">i</w:t>
-      </w:r>
-      <w:r>
-        <w:rPr>
-          <w:rStyle w:val="OperatorTok"/>
-        </w:rPr>
-        <w:t xml:space="preserve">][</w:t>
-      </w:r>
-      <w:r>
-        <w:rPr>
-          <w:rStyle w:val="NormalTok"/>
-        </w:rPr>
-        <w:t xml:space="preserve">j</w:t>
-      </w:r>
-      <w:r>
-        <w:rPr>
-          <w:rStyle w:val="OperatorTok"/>
-        </w:rPr>
-        <w:t xml:space="preserve">];</w:t>
-      </w:r>
-      <w:r>
-        <w:br/>
-      </w:r>
-      <w:r>
-        <w:br/>
-      </w:r>
-      <w:r>
-        <w:rPr>
-          <w:rStyle w:val="CommentTok"/>
-        </w:rPr>
-        <w:t xml:space="preserve">// CACHE-HOSTILE (same O(n^2), but much slower)</w:t>
-      </w:r>
-      <w:r>
-        <w:br/>
-      </w:r>
-      <w:r>
-        <w:rPr>
-          <w:rStyle w:val="ControlFlowTok"/>
-        </w:rPr>
-        <w:t xml:space="preserve">for</w:t>
-      </w:r>
-      <w:r>
-        <w:rPr>
-          <w:rStyle w:val="NormalTok"/>
-        </w:rPr>
-        <w:t xml:space="preserve"> </w:t>
-      </w:r>
-      <w:r>
-        <w:rPr>
-          <w:rStyle w:val="OperatorTok"/>
-        </w:rPr>
-        <w:t xml:space="preserve">(</w:t>
-      </w:r>
-      <w:r>
-        <w:rPr>
-          <w:rStyle w:val="NormalTok"/>
-        </w:rPr>
-        <w:t xml:space="preserve">j</w:t>
-      </w:r>
-      <w:r>
-        <w:rPr>
-          <w:rStyle w:val="OperatorTok"/>
-        </w:rPr>
-        <w:t xml:space="preserve">...)</w:t>
-      </w:r>
-      <w:r>
-        <w:rPr>
-          <w:rStyle w:val="NormalTok"/>
-        </w:rPr>
-        <w:t xml:space="preserve"> </w:t>
-      </w:r>
-      <w:r>
-        <w:rPr>
-          <w:rStyle w:val="ControlFlowTok"/>
-        </w:rPr>
-        <w:t xml:space="preserve">for</w:t>
-      </w:r>
-      <w:r>
-        <w:rPr>
-          <w:rStyle w:val="NormalTok"/>
-        </w:rPr>
-        <w:t xml:space="preserve"> </w:t>
-      </w:r>
-      <w:r>
-        <w:rPr>
-          <w:rStyle w:val="OperatorTok"/>
-        </w:rPr>
-        <w:t xml:space="preserve">(</w:t>
-      </w:r>
-      <w:r>
-        <w:rPr>
-          <w:rStyle w:val="NormalTok"/>
-        </w:rPr>
-        <w:t xml:space="preserve">i</w:t>
-      </w:r>
-      <w:r>
-        <w:rPr>
-          <w:rStyle w:val="OperatorTok"/>
-        </w:rPr>
-        <w:t xml:space="preserve">...)</w:t>
-      </w:r>
-      <w:r>
-        <w:rPr>
-          <w:rStyle w:val="NormalTok"/>
-        </w:rPr>
-        <w:t xml:space="preserve"> sum </w:t>
-      </w:r>
-      <w:r>
-        <w:rPr>
-          <w:rStyle w:val="OperatorTok"/>
-        </w:rPr>
-        <w:t xml:space="preserve">+=</w:t>
-      </w:r>
-      <w:r>
-        <w:rPr>
-          <w:rStyle w:val="NormalTok"/>
-        </w:rPr>
-        <w:t xml:space="preserve"> a</w:t>
-      </w:r>
-      <w:r>
-        <w:rPr>
-          <w:rStyle w:val="OperatorTok"/>
-        </w:rPr>
-        <w:t xml:space="preserve">[</w:t>
-      </w:r>
-      <w:r>
-        <w:rPr>
-          <w:rStyle w:val="NormalTok"/>
-        </w:rPr>
-        <w:t xml:space="preserve">i</w:t>
-      </w:r>
-      <w:r>
-        <w:rPr>
-          <w:rStyle w:val="OperatorTok"/>
-        </w:rPr>
-        <w:t xml:space="preserve">][</w:t>
-      </w:r>
-      <w:r>
-        <w:rPr>
-          <w:rStyle w:val="NormalTok"/>
-        </w:rPr>
-        <w:t xml:space="preserve">j</w:t>
-      </w:r>
-      <w:r>
-        <w:rPr>
-          <w:rStyle w:val="OperatorTok"/>
-        </w:rPr>
-        <w:t xml:space="preserve">];</w:t>
-      </w:r>
-    </w:p>
-    <w:bookmarkEnd w:id="102"/>
-    <w:bookmarkStart w:id="103" w:name="mcqs-5"/>
-    <w:p>
-      <w:pPr>
-        <w:pStyle w:val="Heading3"/>
-      </w:pPr>
-      <w:r>
-        <w:t xml:space="preserve">MCQs</w:t>
-      </w:r>
-    </w:p>
-    <w:p>
-      <w:pPr>
-        <w:pStyle w:val="Compact"/>
-        <w:numPr>
-          <w:ilvl w:val="0"/>
-          <w:numId w:val="1027"/>
-        </w:numPr>
-      </w:pPr>
-      <w:r>
-        <w:t xml:space="preserve">Why does</w:t>
-      </w:r>
-      <w:r>
-        <w:t xml:space="preserve"> </w:t>
-      </w:r>
-      <w:r>
-        <w:rPr>
-          <w:rStyle w:val="VerbatimChar"/>
-        </w:rPr>
-        <w:t xml:space="preserve">vector</w:t>
-      </w:r>
-      <w:r>
-        <w:t xml:space="preserve"> </w:t>
-      </w:r>
-      <w:r>
-        <w:t xml:space="preserve">beat</w:t>
-      </w:r>
-      <w:r>
-        <w:t xml:space="preserve"> </w:t>
-      </w:r>
-      <w:r>
-        <w:rPr>
-          <w:rStyle w:val="VerbatimChar"/>
-        </w:rPr>
-        <w:t xml:space="preserve">list</w:t>
-      </w:r>
-      <w:r>
-        <w:t xml:space="preserve"> </w:t>
-      </w:r>
-      <w:r>
-        <w:t xml:space="preserve">at the same O(n)? →</w:t>
-      </w:r>
-      <w:r>
-        <w:t xml:space="preserve"> </w:t>
-      </w:r>
-      <w:r>
-        <w:rPr>
-          <w:b/>
-          <w:bCs/>
-        </w:rPr>
-        <w:t xml:space="preserve">contiguous memory →</w:t>
-      </w:r>
-      <w:r>
-        <w:rPr>
-          <w:b/>
-          <w:bCs/>
-        </w:rPr>
-        <w:t xml:space="preserve"> </w:t>
-      </w:r>
-      <w:r>
-        <w:rPr>
-          <w:b/>
-          <w:bCs/>
-        </w:rPr>
-        <w:t xml:space="preserve">spatial locality → fewer cache misses.</w:t>
-      </w:r>
-    </w:p>
-    <w:p>
-      <w:pPr>
-        <w:pStyle w:val="Compact"/>
-        <w:numPr>
-          <w:ilvl w:val="0"/>
-          <w:numId w:val="1027"/>
-        </w:numPr>
-      </w:pPr>
-      <w:r>
-        <w:t xml:space="preserve">Cache-friendly 2D loop order in C? →</w:t>
-      </w:r>
-      <w:r>
-        <w:t xml:space="preserve"> </w:t>
-      </w:r>
-      <w:r>
-        <w:rPr>
-          <w:b/>
-          <w:bCs/>
-        </w:rPr>
-        <w:t xml:space="preserve">i outer, j inner</w:t>
-      </w:r>
-      <w:r>
-        <w:t xml:space="preserve"> </w:t>
-      </w:r>
-      <w:r>
-        <w:t xml:space="preserve">(row-major).</w:t>
-      </w:r>
-    </w:p>
-    <w:p>
-      <w:r>
-        <w:pict>
-          <v:rect style="width:0;height:1.5pt" o:hralign="center" o:hrstd="t" o:hr="t"/>
-        </w:pict>
-      </w:r>
-    </w:p>
-    <w:bookmarkEnd w:id="103"/>
-    <w:bookmarkEnd w:id="104"/>
-    <w:bookmarkStart w:id="105" w:name="module-1-concept-review-one-page"/>
-    <w:p>
-      <w:pPr>
-        <w:pStyle w:val="Heading2"/>
-      </w:pPr>
-      <w:r>
-        <w:t xml:space="preserve">Module 1 — Concept Review (one page)</w:t>
       </w:r>
     </w:p>
     <w:p>
@@ -10618,195 +11639,336 @@
         </w:numPr>
       </w:pPr>
       <w:r>
-        <w:t xml:space="preserve">Memory = addressable bytes; the type interprets the bytes; signed ints use</w:t>
-      </w:r>
-      <w:r>
-        <w:t xml:space="preserve"> </w:t>
-      </w:r>
-      <w:r>
-        <w:t xml:space="preserve">two’s complement; beware</w:t>
-      </w:r>
-      <w:r>
-        <w:t xml:space="preserve"> </w:t>
-      </w:r>
-      <w:r>
-        <w:rPr>
-          <w:b/>
-          <w:bCs/>
-        </w:rPr>
-        <w:t xml:space="preserve">overflow</w:t>
-      </w:r>
-      <w:r>
-        <w:t xml:space="preserve">.</w:t>
-      </w:r>
-    </w:p>
-    <w:p>
-      <w:pPr>
-        <w:pStyle w:val="Compact"/>
-        <w:numPr>
-          <w:ilvl w:val="0"/>
-          <w:numId w:val="1028"/>
-        </w:numPr>
-      </w:pPr>
-      <w:r>
-        <w:rPr>
-          <w:b/>
-          <w:bCs/>
-        </w:rPr>
-        <w:t xml:space="preserve">Stack</w:t>
-      </w:r>
-      <w:r>
-        <w:t xml:space="preserve"> </w:t>
-      </w:r>
-      <w:r>
-        <w:t xml:space="preserve">(auto, fast, LIFO, per-thread, small) vs</w:t>
-      </w:r>
-      <w:r>
-        <w:t xml:space="preserve"> </w:t>
-      </w:r>
-      <w:r>
-        <w:rPr>
-          <w:b/>
-          <w:bCs/>
-        </w:rPr>
-        <w:t xml:space="preserve">Heap</w:t>
-      </w:r>
-      <w:r>
-        <w:t xml:space="preserve"> </w:t>
-      </w:r>
-      <w:r>
-        <w:t xml:space="preserve">(manual/GC,</w:t>
-      </w:r>
-      <w:r>
-        <w:t xml:space="preserve"> </w:t>
-      </w:r>
-      <w:r>
-        <w:t xml:space="preserve">flexible, large, can fragment). Returning a local’s address = bug.</w:t>
-      </w:r>
-    </w:p>
-    <w:p>
-      <w:pPr>
-        <w:pStyle w:val="Compact"/>
-        <w:numPr>
-          <w:ilvl w:val="0"/>
-          <w:numId w:val="1028"/>
-        </w:numPr>
-      </w:pPr>
-      <w:r>
-        <w:t xml:space="preserve">Pass-by-value copies (cost!); by-reference shares. Pass big objects by</w:t>
-      </w:r>
-      <w:r>
-        <w:t xml:space="preserve"> </w:t>
-      </w:r>
-      <w:r>
-        <w:rPr>
-          <w:rStyle w:val="VerbatimChar"/>
-        </w:rPr>
-        <w:t xml:space="preserve">const&amp;</w:t>
-      </w:r>
-      <w:r>
-        <w:t xml:space="preserve">.</w:t>
-      </w:r>
-    </w:p>
-    <w:p>
-      <w:pPr>
-        <w:pStyle w:val="Compact"/>
-        <w:numPr>
-          <w:ilvl w:val="0"/>
-          <w:numId w:val="1028"/>
-        </w:numPr>
-      </w:pPr>
-      <w:r>
-        <w:rPr>
-          <w:b/>
-          <w:bCs/>
-        </w:rPr>
-        <w:t xml:space="preserve">Recursion</w:t>
-      </w:r>
-      <w:r>
-        <w:t xml:space="preserve"> </w:t>
-      </w:r>
-      <w:r>
-        <w:t xml:space="preserve">= base case + smaller subproblem; uses O(depth)</w:t>
-      </w:r>
-      <w:r>
-        <w:t xml:space="preserve"> </w:t>
-      </w:r>
-      <w:r>
-        <w:rPr>
-          <w:b/>
-          <w:bCs/>
-        </w:rPr>
-        <w:t xml:space="preserve">stack</w:t>
-      </w:r>
-      <w:r>
-        <w:t xml:space="preserve">;</w:t>
-      </w:r>
-      <w:r>
-        <w:t xml:space="preserve"> </w:t>
-      </w:r>
-      <w:r>
-        <w:t xml:space="preserve">recurrence gives the time; watch overflow and recomputation.</w:t>
-      </w:r>
-    </w:p>
-    <w:p>
-      <w:pPr>
-        <w:pStyle w:val="Compact"/>
-        <w:numPr>
-          <w:ilvl w:val="0"/>
-          <w:numId w:val="1028"/>
-        </w:numPr>
-      </w:pPr>
-      <w:r>
-        <w:rPr>
-          <w:b/>
-          <w:bCs/>
-        </w:rPr>
-        <w:t xml:space="preserve">Asymptotics:</w:t>
-      </w:r>
-      <w:r>
-        <w:t xml:space="preserve"> </w:t>
-      </w:r>
-      <w:r>
-        <w:t xml:space="preserve">O (upper), Ω (lower), Θ (tight). Drop constants/lower terms.</w:t>
-      </w:r>
-      <w:r>
-        <w:t xml:space="preserve"> </w:t>
-      </w:r>
-      <w:r>
-        <w:t xml:space="preserve">Memorise the growth ladder. Analyse with the recipe.</w:t>
-      </w:r>
-    </w:p>
-    <w:p>
-      <w:pPr>
-        <w:pStyle w:val="Compact"/>
-        <w:numPr>
-          <w:ilvl w:val="0"/>
-          <w:numId w:val="1028"/>
-        </w:numPr>
-      </w:pPr>
-      <w:r>
-        <w:rPr>
-          <w:b/>
-          <w:bCs/>
-        </w:rPr>
-        <w:t xml:space="preserve">Cache:</w:t>
-      </w:r>
-      <w:r>
-        <w:t xml:space="preserve"> </w:t>
-      </w:r>
-      <w:r>
-        <w:t xml:space="preserve">same Big-O ≠ same speed; prefer contiguous, locality-friendly access.</w:t>
-      </w:r>
-    </w:p>
-    <w:bookmarkEnd w:id="105"/>
-    <w:bookmarkStart w:id="106" w:name="module-1-flash-cards-revision"/>
-    <w:p>
-      <w:pPr>
-        <w:pStyle w:val="Heading2"/>
-      </w:pPr>
-      <w:r>
-        <w:t xml:space="preserve">Module 1 — Flash Cards (revision)</w:t>
+        <w:rPr>
+          <w:b/>
+          <w:bCs/>
+        </w:rPr>
+        <w:t xml:space="preserve">Row-major vs column-major:</w:t>
+      </w:r>
+      <w:r>
+        <w:t xml:space="preserve"> </w:t>
+      </w:r>
+      <w:r>
+        <w:t xml:space="preserve">in C, iterating</w:t>
+      </w:r>
+      <w:r>
+        <w:t xml:space="preserve"> </w:t>
+      </w:r>
+      <w:r>
+        <w:rPr>
+          <w:rStyle w:val="VerbatimChar"/>
+        </w:rPr>
+        <w:t xml:space="preserve">a[i][j]</w:t>
+      </w:r>
+      <w:r>
+        <w:t xml:space="preserve"> </w:t>
+      </w:r>
+      <w:r>
+        <w:t xml:space="preserve">with</w:t>
+      </w:r>
+      <w:r>
+        <w:t xml:space="preserve"> </w:t>
+      </w:r>
+      <w:r>
+        <w:rPr>
+          <w:rStyle w:val="VerbatimChar"/>
+        </w:rPr>
+        <w:t xml:space="preserve">j</w:t>
+      </w:r>
+      <w:r>
+        <w:t xml:space="preserve"> </w:t>
+      </w:r>
+      <w:r>
+        <w:t xml:space="preserve">in the inner</w:t>
+      </w:r>
+      <w:r>
+        <w:t xml:space="preserve"> </w:t>
+      </w:r>
+      <w:r>
+        <w:t xml:space="preserve">loop is cache-friendly (row-major); swapping the loops can be</w:t>
+      </w:r>
+      <w:r>
+        <w:t xml:space="preserve"> </w:t>
+      </w:r>
+      <w:r>
+        <w:rPr>
+          <w:b/>
+          <w:bCs/>
+        </w:rPr>
+        <w:t xml:space="preserve">5–10× slower</w:t>
+      </w:r>
+      <w:r>
+        <w:t xml:space="preserve"> </w:t>
+      </w:r>
+      <w:r>
+        <w:t xml:space="preserve">for the same Big-O.</w:t>
+      </w:r>
+    </w:p>
+    <w:p>
+      <w:pPr>
+        <w:pStyle w:val="SourceCode"/>
+      </w:pPr>
+      <w:r>
+        <w:rPr>
+          <w:rStyle w:val="CommentTok"/>
+        </w:rPr>
+        <w:t xml:space="preserve">// CACHE-FRIENDLY (row-major C/C++)</w:t>
+      </w:r>
+      <w:r>
+        <w:br/>
+      </w:r>
+      <w:r>
+        <w:rPr>
+          <w:rStyle w:val="ControlFlowTok"/>
+        </w:rPr>
+        <w:t xml:space="preserve">for</w:t>
+      </w:r>
+      <w:r>
+        <w:rPr>
+          <w:rStyle w:val="NormalTok"/>
+        </w:rPr>
+        <w:t xml:space="preserve"> </w:t>
+      </w:r>
+      <w:r>
+        <w:rPr>
+          <w:rStyle w:val="OperatorTok"/>
+        </w:rPr>
+        <w:t xml:space="preserve">(</w:t>
+      </w:r>
+      <w:r>
+        <w:rPr>
+          <w:rStyle w:val="NormalTok"/>
+        </w:rPr>
+        <w:t xml:space="preserve">i</w:t>
+      </w:r>
+      <w:r>
+        <w:rPr>
+          <w:rStyle w:val="OperatorTok"/>
+        </w:rPr>
+        <w:t xml:space="preserve">...)</w:t>
+      </w:r>
+      <w:r>
+        <w:rPr>
+          <w:rStyle w:val="NormalTok"/>
+        </w:rPr>
+        <w:t xml:space="preserve"> </w:t>
+      </w:r>
+      <w:r>
+        <w:rPr>
+          <w:rStyle w:val="ControlFlowTok"/>
+        </w:rPr>
+        <w:t xml:space="preserve">for</w:t>
+      </w:r>
+      <w:r>
+        <w:rPr>
+          <w:rStyle w:val="NormalTok"/>
+        </w:rPr>
+        <w:t xml:space="preserve"> </w:t>
+      </w:r>
+      <w:r>
+        <w:rPr>
+          <w:rStyle w:val="OperatorTok"/>
+        </w:rPr>
+        <w:t xml:space="preserve">(</w:t>
+      </w:r>
+      <w:r>
+        <w:rPr>
+          <w:rStyle w:val="NormalTok"/>
+        </w:rPr>
+        <w:t xml:space="preserve">j</w:t>
+      </w:r>
+      <w:r>
+        <w:rPr>
+          <w:rStyle w:val="OperatorTok"/>
+        </w:rPr>
+        <w:t xml:space="preserve">...)</w:t>
+      </w:r>
+      <w:r>
+        <w:rPr>
+          <w:rStyle w:val="NormalTok"/>
+        </w:rPr>
+        <w:t xml:space="preserve"> sum </w:t>
+      </w:r>
+      <w:r>
+        <w:rPr>
+          <w:rStyle w:val="OperatorTok"/>
+        </w:rPr>
+        <w:t xml:space="preserve">+=</w:t>
+      </w:r>
+      <w:r>
+        <w:rPr>
+          <w:rStyle w:val="NormalTok"/>
+        </w:rPr>
+        <w:t xml:space="preserve"> a</w:t>
+      </w:r>
+      <w:r>
+        <w:rPr>
+          <w:rStyle w:val="OperatorTok"/>
+        </w:rPr>
+        <w:t xml:space="preserve">[</w:t>
+      </w:r>
+      <w:r>
+        <w:rPr>
+          <w:rStyle w:val="NormalTok"/>
+        </w:rPr>
+        <w:t xml:space="preserve">i</w:t>
+      </w:r>
+      <w:r>
+        <w:rPr>
+          <w:rStyle w:val="OperatorTok"/>
+        </w:rPr>
+        <w:t xml:space="preserve">][</w:t>
+      </w:r>
+      <w:r>
+        <w:rPr>
+          <w:rStyle w:val="NormalTok"/>
+        </w:rPr>
+        <w:t xml:space="preserve">j</w:t>
+      </w:r>
+      <w:r>
+        <w:rPr>
+          <w:rStyle w:val="OperatorTok"/>
+        </w:rPr>
+        <w:t xml:space="preserve">];</w:t>
+      </w:r>
+      <w:r>
+        <w:br/>
+      </w:r>
+      <w:r>
+        <w:br/>
+      </w:r>
+      <w:r>
+        <w:rPr>
+          <w:rStyle w:val="CommentTok"/>
+        </w:rPr>
+        <w:t xml:space="preserve">// CACHE-HOSTILE (same O(n^2), but much slower)</w:t>
+      </w:r>
+      <w:r>
+        <w:br/>
+      </w:r>
+      <w:r>
+        <w:rPr>
+          <w:rStyle w:val="ControlFlowTok"/>
+        </w:rPr>
+        <w:t xml:space="preserve">for</w:t>
+      </w:r>
+      <w:r>
+        <w:rPr>
+          <w:rStyle w:val="NormalTok"/>
+        </w:rPr>
+        <w:t xml:space="preserve"> </w:t>
+      </w:r>
+      <w:r>
+        <w:rPr>
+          <w:rStyle w:val="OperatorTok"/>
+        </w:rPr>
+        <w:t xml:space="preserve">(</w:t>
+      </w:r>
+      <w:r>
+        <w:rPr>
+          <w:rStyle w:val="NormalTok"/>
+        </w:rPr>
+        <w:t xml:space="preserve">j</w:t>
+      </w:r>
+      <w:r>
+        <w:rPr>
+          <w:rStyle w:val="OperatorTok"/>
+        </w:rPr>
+        <w:t xml:space="preserve">...)</w:t>
+      </w:r>
+      <w:r>
+        <w:rPr>
+          <w:rStyle w:val="NormalTok"/>
+        </w:rPr>
+        <w:t xml:space="preserve"> </w:t>
+      </w:r>
+      <w:r>
+        <w:rPr>
+          <w:rStyle w:val="ControlFlowTok"/>
+        </w:rPr>
+        <w:t xml:space="preserve">for</w:t>
+      </w:r>
+      <w:r>
+        <w:rPr>
+          <w:rStyle w:val="NormalTok"/>
+        </w:rPr>
+        <w:t xml:space="preserve"> </w:t>
+      </w:r>
+      <w:r>
+        <w:rPr>
+          <w:rStyle w:val="OperatorTok"/>
+        </w:rPr>
+        <w:t xml:space="preserve">(</w:t>
+      </w:r>
+      <w:r>
+        <w:rPr>
+          <w:rStyle w:val="NormalTok"/>
+        </w:rPr>
+        <w:t xml:space="preserve">i</w:t>
+      </w:r>
+      <w:r>
+        <w:rPr>
+          <w:rStyle w:val="OperatorTok"/>
+        </w:rPr>
+        <w:t xml:space="preserve">...)</w:t>
+      </w:r>
+      <w:r>
+        <w:rPr>
+          <w:rStyle w:val="NormalTok"/>
+        </w:rPr>
+        <w:t xml:space="preserve"> sum </w:t>
+      </w:r>
+      <w:r>
+        <w:rPr>
+          <w:rStyle w:val="OperatorTok"/>
+        </w:rPr>
+        <w:t xml:space="preserve">+=</w:t>
+      </w:r>
+      <w:r>
+        <w:rPr>
+          <w:rStyle w:val="NormalTok"/>
+        </w:rPr>
+        <w:t xml:space="preserve"> a</w:t>
+      </w:r>
+      <w:r>
+        <w:rPr>
+          <w:rStyle w:val="OperatorTok"/>
+        </w:rPr>
+        <w:t xml:space="preserve">[</w:t>
+      </w:r>
+      <w:r>
+        <w:rPr>
+          <w:rStyle w:val="NormalTok"/>
+        </w:rPr>
+        <w:t xml:space="preserve">i</w:t>
+      </w:r>
+      <w:r>
+        <w:rPr>
+          <w:rStyle w:val="OperatorTok"/>
+        </w:rPr>
+        <w:t xml:space="preserve">][</w:t>
+      </w:r>
+      <w:r>
+        <w:rPr>
+          <w:rStyle w:val="NormalTok"/>
+        </w:rPr>
+        <w:t xml:space="preserve">j</w:t>
+      </w:r>
+      <w:r>
+        <w:rPr>
+          <w:rStyle w:val="OperatorTok"/>
+        </w:rPr>
+        <w:t xml:space="preserve">];</w:t>
+      </w:r>
+    </w:p>
+    <w:bookmarkEnd w:id="113"/>
+    <w:bookmarkStart w:id="114" w:name="mcqs-6"/>
+    <w:p>
+      <w:pPr>
+        <w:pStyle w:val="Heading3"/>
+      </w:pPr>
+      <w:r>
+        <w:t xml:space="preserve">MCQs</w:t>
       </w:r>
     </w:p>
     <w:p>
@@ -10818,29 +11980,61 @@
         </w:numPr>
       </w:pPr>
       <w:r>
-        <w:t xml:space="preserve">Q:</w:t>
-      </w:r>
-      <w:r>
-        <w:t xml:space="preserve"> </w:t>
-      </w:r>
-      <w:r>
-        <w:rPr>
-          <w:rStyle w:val="VerbatimChar"/>
-        </w:rPr>
-        <w:t xml:space="preserve">INT_MAX+1</w:t>
-      </w:r>
-      <w:r>
-        <w:t xml:space="preserve">?</w:t>
-      </w:r>
-      <w:r>
-        <w:t xml:space="preserve"> </w:t>
-      </w:r>
-      <w:r>
-        <w:rPr>
-          <w:b/>
-          <w:bCs/>
-        </w:rPr>
-        <w:t xml:space="preserve">A: INT_MIN (overflow).</w:t>
+        <w:t xml:space="preserve">Why does</w:t>
+      </w:r>
+      <w:r>
+        <w:t xml:space="preserve"> </w:t>
+      </w:r>
+      <w:r>
+        <w:rPr>
+          <w:rStyle w:val="VerbatimChar"/>
+        </w:rPr>
+        <w:t xml:space="preserve">vector</w:t>
+      </w:r>
+      <w:r>
+        <w:t xml:space="preserve"> </w:t>
+      </w:r>
+      <w:r>
+        <w:t xml:space="preserve">beat</w:t>
+      </w:r>
+      <w:r>
+        <w:t xml:space="preserve"> </w:t>
+      </w:r>
+      <w:r>
+        <w:rPr>
+          <w:rStyle w:val="VerbatimChar"/>
+        </w:rPr>
+        <w:t xml:space="preserve">list</w:t>
+      </w:r>
+      <w:r>
+        <w:t xml:space="preserve"> </w:t>
+      </w:r>
+      <w:r>
+        <w:t xml:space="preserve">at the same O(n)? →</w:t>
+      </w:r>
+      <w:r>
+        <w:t xml:space="preserve"> </w:t>
+      </w:r>
+      <w:r>
+        <w:rPr>
+          <w:b/>
+          <w:bCs/>
+        </w:rPr>
+        <w:t xml:space="preserve">contiguous memory →</w:t>
+      </w:r>
+      <w:r>
+        <w:rPr>
+          <w:b/>
+          <w:bCs/>
+        </w:rPr>
+        <w:t xml:space="preserve"> </w:t>
+      </w:r>
+      <w:r>
+        <w:rPr>
+          <w:b/>
+          <w:bCs/>
+        </w:rPr>
+        <w:t xml:space="preserve">spatial locality → fewer cache misses.</w:t>
       </w:r>
     </w:p>
     <w:p>
@@ -10852,189 +12046,41 @@
         </w:numPr>
       </w:pPr>
       <w:r>
-        <w:t xml:space="preserve">Q: Safe midpoint?</w:t>
-      </w:r>
-      <w:r>
-        <w:t xml:space="preserve"> </w:t>
-      </w:r>
-      <w:r>
-        <w:rPr>
-          <w:b/>
-          <w:bCs/>
-        </w:rPr>
-        <w:t xml:space="preserve">A:</w:t>
-      </w:r>
-      <w:r>
-        <w:rPr>
-          <w:b/>
-          <w:bCs/>
-        </w:rPr>
-        <w:t xml:space="preserve"> </w:t>
-      </w:r>
-      <w:r>
-        <w:rPr>
-          <w:rStyle w:val="VerbatimChar"/>
-          <w:b/>
-          <w:bCs/>
-        </w:rPr>
-        <w:t xml:space="preserve">low + (high-low)/2</w:t>
-      </w:r>
-      <w:r>
-        <w:rPr>
-          <w:b/>
-          <w:bCs/>
-        </w:rPr>
-        <w:t xml:space="preserve">.</w:t>
-      </w:r>
-    </w:p>
-    <w:p>
-      <w:pPr>
-        <w:pStyle w:val="Compact"/>
-        <w:numPr>
-          <w:ilvl w:val="0"/>
-          <w:numId w:val="1029"/>
-        </w:numPr>
-      </w:pPr>
-      <w:r>
-        <w:t xml:space="preserve">Q: Where do locals live?</w:t>
-      </w:r>
-      <w:r>
-        <w:t xml:space="preserve"> </w:t>
-      </w:r>
-      <w:r>
-        <w:rPr>
-          <w:b/>
-          <w:bCs/>
-        </w:rPr>
-        <w:t xml:space="preserve">A: stack.</w:t>
-      </w:r>
-      <w:r>
-        <w:t xml:space="preserve"> </w:t>
-      </w:r>
-      <w:r>
-        <w:t xml:space="preserve">The heap needs</w:t>
-      </w:r>
-      <w:r>
-        <w:t xml:space="preserve"> </w:t>
-      </w:r>
-      <w:r>
-        <w:rPr>
-          <w:rStyle w:val="VerbatimChar"/>
-        </w:rPr>
-        <w:t xml:space="preserve">free</w:t>
-      </w:r>
-      <w:r>
-        <w:t xml:space="preserve">/GC.</w:t>
-      </w:r>
-    </w:p>
-    <w:p>
-      <w:pPr>
-        <w:pStyle w:val="Compact"/>
-        <w:numPr>
-          <w:ilvl w:val="0"/>
-          <w:numId w:val="1029"/>
-        </w:numPr>
-      </w:pPr>
-      <w:r>
-        <w:t xml:space="preserve">Q: Stack space for recursion depth d?</w:t>
-      </w:r>
-      <w:r>
-        <w:t xml:space="preserve"> </w:t>
-      </w:r>
-      <w:r>
-        <w:rPr>
-          <w:b/>
-          <w:bCs/>
-        </w:rPr>
-        <w:t xml:space="preserve">A: O(d).</w:t>
-      </w:r>
-    </w:p>
-    <w:p>
-      <w:pPr>
-        <w:pStyle w:val="Compact"/>
-        <w:numPr>
-          <w:ilvl w:val="0"/>
-          <w:numId w:val="1029"/>
-        </w:numPr>
-      </w:pPr>
-      <w:r>
-        <w:t xml:space="preserve">Q:</w:t>
-      </w:r>
-      <w:r>
-        <w:t xml:space="preserve"> </w:t>
-      </w:r>
-      <w:r>
-        <w:rPr>
-          <w:rStyle w:val="VerbatimChar"/>
-        </w:rPr>
-        <w:t xml:space="preserve">2T(n/2)+n</w:t>
-      </w:r>
-      <w:r>
-        <w:t xml:space="preserve">?</w:t>
-      </w:r>
-      <w:r>
-        <w:t xml:space="preserve"> </w:t>
-      </w:r>
-      <w:r>
-        <w:rPr>
-          <w:b/>
-          <w:bCs/>
-        </w:rPr>
-        <w:t xml:space="preserve">A: Θ(n log n).</w:t>
-      </w:r>
-    </w:p>
-    <w:p>
-      <w:pPr>
-        <w:pStyle w:val="Compact"/>
-        <w:numPr>
-          <w:ilvl w:val="0"/>
-          <w:numId w:val="1029"/>
-        </w:numPr>
-      </w:pPr>
-      <w:r>
-        <w:t xml:space="preserve">Q: Growth order?</w:t>
-      </w:r>
-      <w:r>
-        <w:t xml:space="preserve"> </w:t>
-      </w:r>
-      <w:r>
-        <w:rPr>
-          <w:b/>
-          <w:bCs/>
-        </w:rPr>
-        <w:t xml:space="preserve">A: 1 &lt; log n &lt; √n &lt; n &lt; n log n &lt; n² &lt; 2ⁿ &lt; n!.</w:t>
-      </w:r>
-    </w:p>
-    <w:p>
-      <w:pPr>
-        <w:pStyle w:val="Compact"/>
-        <w:numPr>
-          <w:ilvl w:val="0"/>
-          <w:numId w:val="1029"/>
-        </w:numPr>
-      </w:pPr>
-      <w:r>
-        <w:t xml:space="preserve">Q: Array vs list speed at the same O(n)?</w:t>
-      </w:r>
-      <w:r>
-        <w:t xml:space="preserve"> </w:t>
-      </w:r>
-      <w:r>
-        <w:rPr>
-          <w:b/>
-          <w:bCs/>
-        </w:rPr>
-        <w:t xml:space="preserve">A: array — cache locality.</w:t>
-      </w:r>
-    </w:p>
-    <w:bookmarkEnd w:id="106"/>
-    <w:bookmarkStart w:id="107" w:name="module-1-pattern-recognition"/>
+        <w:t xml:space="preserve">Cache-friendly 2D loop order in C? →</w:t>
+      </w:r>
+      <w:r>
+        <w:t xml:space="preserve"> </w:t>
+      </w:r>
+      <w:r>
+        <w:rPr>
+          <w:b/>
+          <w:bCs/>
+        </w:rPr>
+        <w:t xml:space="preserve">i outer, j inner</w:t>
+      </w:r>
+      <w:r>
+        <w:t xml:space="preserve"> </w:t>
+      </w:r>
+      <w:r>
+        <w:t xml:space="preserve">(row-major).</w:t>
+      </w:r>
+    </w:p>
+    <w:p>
+      <w:r>
+        <w:pict>
+          <v:rect style="width:0;height:1.5pt" o:hralign="center" o:hrstd="t" o:hr="t"/>
+        </w:pict>
+      </w:r>
+    </w:p>
+    <w:bookmarkEnd w:id="114"/>
+    <w:bookmarkEnd w:id="115"/>
+    <w:bookmarkStart w:id="116" w:name="module-1-concept-review-one-page"/>
     <w:p>
       <w:pPr>
         <w:pStyle w:val="Heading2"/>
       </w:pPr>
       <w:r>
-        <w:t xml:space="preserve">Module 1 — Pattern Recognition</w:t>
+        <w:t xml:space="preserve">Module 1 — Concept Review (one page)</w:t>
       </w:r>
     </w:p>
     <w:p>
@@ -11046,13 +12092,26 @@
         </w:numPr>
       </w:pPr>
       <w:r>
-        <w:t xml:space="preserve">“Change the caller’s variable”</w:t>
-      </w:r>
-      <w:r>
-        <w:t xml:space="preserve"> </w:t>
-      </w:r>
-      <w:r>
-        <w:t xml:space="preserve">→ pass a pointer/reference.</w:t>
+        <w:t xml:space="preserve">Memory = addressable bytes; the type interprets the bytes; signed ints use</w:t>
+      </w:r>
+      <w:r>
+        <w:t xml:space="preserve"> </w:t>
+      </w:r>
+      <w:r>
+        <w:t xml:space="preserve">two’s complement; beware</w:t>
+      </w:r>
+      <w:r>
+        <w:t xml:space="preserve"> </w:t>
+      </w:r>
+      <w:r>
+        <w:rPr>
+          <w:b/>
+          <w:bCs/>
+        </w:rPr>
+        <w:t xml:space="preserve">overflow</w:t>
+      </w:r>
+      <w:r>
+        <w:t xml:space="preserve">.</w:t>
       </w:r>
     </w:p>
     <w:p>
@@ -11064,22 +12123,39 @@
         </w:numPr>
       </w:pPr>
       <w:r>
-        <w:t xml:space="preserve">“Self-similar problem (tree/list/</w:t>
-      </w:r>
-      <w:r>
-        <w:rPr>
-          <w:rStyle w:val="VerbatimChar"/>
-        </w:rPr>
-        <w:t xml:space="preserve">n!</w:t>
-      </w:r>
-      <w:r>
-        <w:t xml:space="preserve">)”</w:t>
-      </w:r>
-      <w:r>
-        <w:t xml:space="preserve"> </w:t>
-      </w:r>
-      <w:r>
-        <w:t xml:space="preserve">→ recursion.</w:t>
+        <w:rPr>
+          <w:b/>
+          <w:bCs/>
+        </w:rPr>
+        <w:t xml:space="preserve">Stack</w:t>
+      </w:r>
+      <w:r>
+        <w:t xml:space="preserve"> </w:t>
+      </w:r>
+      <w:r>
+        <w:t xml:space="preserve">(auto, fast, LIFO, per-thread, small) vs</w:t>
+      </w:r>
+      <w:r>
+        <w:t xml:space="preserve"> </w:t>
+      </w:r>
+      <w:r>
+        <w:rPr>
+          <w:b/>
+          <w:bCs/>
+        </w:rPr>
+        <w:t xml:space="preserve">Heap</w:t>
+      </w:r>
+      <w:r>
+        <w:t xml:space="preserve"> </w:t>
+      </w:r>
+      <w:r>
+        <w:t xml:space="preserve">(manual/GC,</w:t>
+      </w:r>
+      <w:r>
+        <w:t xml:space="preserve"> </w:t>
+      </w:r>
+      <w:r>
+        <w:t xml:space="preserve">flexible, large, can fragment). Returning a local’s address = bug.</w:t>
       </w:r>
     </w:p>
     <w:p>
@@ -11091,13 +12167,19 @@
         </w:numPr>
       </w:pPr>
       <w:r>
-        <w:t xml:space="preserve">“Same subproblem computed again”</w:t>
-      </w:r>
-      <w:r>
-        <w:t xml:space="preserve"> </w:t>
-      </w:r>
-      <w:r>
-        <w:t xml:space="preserve">→ memoise → DP.</w:t>
+        <w:t xml:space="preserve">Pass-by-value copies (cost!); by-reference shares. Pass big objects by</w:t>
+      </w:r>
+      <w:r>
+        <w:t xml:space="preserve"> </w:t>
+      </w:r>
+      <w:r>
+        <w:rPr>
+          <w:rStyle w:val="VerbatimChar"/>
+        </w:rPr>
+        <w:t xml:space="preserve">const&amp;</w:t>
+      </w:r>
+      <w:r>
+        <w:t xml:space="preserve">.</w:t>
       </w:r>
     </w:p>
     <w:p>
@@ -11109,13 +12191,36 @@
         </w:numPr>
       </w:pPr>
       <w:r>
-        <w:t xml:space="preserve">“Nested loops over n”</w:t>
-      </w:r>
-      <w:r>
-        <w:t xml:space="preserve"> </w:t>
-      </w:r>
-      <w:r>
-        <w:t xml:space="preserve">→ suspect O(n²); look for hashing/two-pointer to cut it.</w:t>
+        <w:rPr>
+          <w:b/>
+          <w:bCs/>
+        </w:rPr>
+        <w:t xml:space="preserve">Recursion</w:t>
+      </w:r>
+      <w:r>
+        <w:t xml:space="preserve"> </w:t>
+      </w:r>
+      <w:r>
+        <w:t xml:space="preserve">= base case + smaller subproblem; uses O(depth)</w:t>
+      </w:r>
+      <w:r>
+        <w:t xml:space="preserve"> </w:t>
+      </w:r>
+      <w:r>
+        <w:rPr>
+          <w:b/>
+          <w:bCs/>
+        </w:rPr>
+        <w:t xml:space="preserve">stack</w:t>
+      </w:r>
+      <w:r>
+        <w:t xml:space="preserve">;</w:t>
+      </w:r>
+      <w:r>
+        <w:t xml:space="preserve"> </w:t>
+      </w:r>
+      <w:r>
+        <w:t xml:space="preserve">recurrence gives the time; watch overflow and recomputation.</w:t>
       </w:r>
     </w:p>
     <w:p>
@@ -11127,23 +12232,55 @@
         </w:numPr>
       </w:pPr>
       <w:r>
-        <w:t xml:space="preserve">“Need O(1) lookup”</w:t>
-      </w:r>
-      <w:r>
-        <w:t xml:space="preserve"> </w:t>
-      </w:r>
-      <w:r>
-        <w:t xml:space="preserve">→ trade space for time with a hashset/hashmap.</w:t>
-      </w:r>
-    </w:p>
-    <w:bookmarkEnd w:id="107"/>
-    <w:bookmarkStart w:id="108" w:name="Xd25262e7060727efbc6aa9bed195d3692175749"/>
+        <w:rPr>
+          <w:b/>
+          <w:bCs/>
+        </w:rPr>
+        <w:t xml:space="preserve">Asymptotics:</w:t>
+      </w:r>
+      <w:r>
+        <w:t xml:space="preserve"> </w:t>
+      </w:r>
+      <w:r>
+        <w:t xml:space="preserve">O (upper), Ω (lower), Θ (tight). Drop constants/lower terms.</w:t>
+      </w:r>
+      <w:r>
+        <w:t xml:space="preserve"> </w:t>
+      </w:r>
+      <w:r>
+        <w:t xml:space="preserve">Memorise the growth ladder. Analyse with the recipe.</w:t>
+      </w:r>
+    </w:p>
+    <w:p>
+      <w:pPr>
+        <w:pStyle w:val="Compact"/>
+        <w:numPr>
+          <w:ilvl w:val="0"/>
+          <w:numId w:val="1030"/>
+        </w:numPr>
+      </w:pPr>
+      <w:r>
+        <w:rPr>
+          <w:b/>
+          <w:bCs/>
+        </w:rPr>
+        <w:t xml:space="preserve">Cache:</w:t>
+      </w:r>
+      <w:r>
+        <w:t xml:space="preserve"> </w:t>
+      </w:r>
+      <w:r>
+        <w:t xml:space="preserve">same Big-O ≠ same speed; prefer contiguous, locality-friendly access.</w:t>
+      </w:r>
+    </w:p>
+    <w:bookmarkEnd w:id="116"/>
+    <w:bookmarkStart w:id="117" w:name="module-1-flash-cards-revision"/>
     <w:p>
       <w:pPr>
         <w:pStyle w:val="Heading2"/>
       </w:pPr>
       <w:r>
-        <w:t xml:space="preserve">Module 1 — Interview Questions (with follow-ups)</w:t>
+        <w:t xml:space="preserve">Module 1 — Flash Cards (revision)</w:t>
       </w:r>
     </w:p>
     <w:p>
@@ -11155,70 +12292,29 @@
         </w:numPr>
       </w:pPr>
       <w:r>
-        <w:rPr>
-          <w:i/>
-          <w:iCs/>
-        </w:rPr>
-        <w:t xml:space="preserve">Explain stack vs heap.</w:t>
-      </w:r>
-      <w:r>
-        <w:t xml:space="preserve"> </w:t>
-      </w:r>
-      <w:r>
-        <w:t xml:space="preserve">FU:</w:t>
-      </w:r>
-      <w:r>
-        <w:t xml:space="preserve"> </w:t>
-      </w:r>
-      <w:r>
-        <w:rPr>
-          <w:i/>
-          <w:iCs/>
-        </w:rPr>
-        <w:t xml:space="preserve">where does</w:t>
-      </w:r>
-      <w:r>
-        <w:rPr>
-          <w:i/>
-          <w:iCs/>
-        </w:rPr>
-        <w:t xml:space="preserve"> </w:t>
-      </w:r>
-      <w:r>
-        <w:rPr>
-          <w:rStyle w:val="VerbatimChar"/>
-          <w:i/>
-          <w:iCs/>
-        </w:rPr>
-        <w:t xml:space="preserve">int a[10⁶]</w:t>
-      </w:r>
-      <w:r>
-        <w:rPr>
-          <w:i/>
-          <w:iCs/>
-        </w:rPr>
-        <w:t xml:space="preserve"> </w:t>
-      </w:r>
-      <w:r>
-        <w:rPr>
-          <w:i/>
-          <w:iCs/>
-        </w:rPr>
-        <w:t xml:space="preserve">go and why might it</w:t>
-      </w:r>
-      <w:r>
-        <w:rPr>
-          <w:i/>
-          <w:iCs/>
-        </w:rPr>
-        <w:t xml:space="preserve"> </w:t>
-      </w:r>
-      <w:r>
-        <w:rPr>
-          <w:i/>
-          <w:iCs/>
-        </w:rPr>
-        <w:t xml:space="preserve">crash?</w:t>
+        <w:t xml:space="preserve">Q:</w:t>
+      </w:r>
+      <w:r>
+        <w:t xml:space="preserve"> </w:t>
+      </w:r>
+      <w:r>
+        <w:rPr>
+          <w:rStyle w:val="VerbatimChar"/>
+        </w:rPr>
+        <w:t xml:space="preserve">INT_MAX+1</w:t>
+      </w:r>
+      <w:r>
+        <w:t xml:space="preserve">?</w:t>
+      </w:r>
+      <w:r>
+        <w:t xml:space="preserve"> </w:t>
+      </w:r>
+      <w:r>
+        <w:rPr>
+          <w:b/>
+          <w:bCs/>
+        </w:rPr>
+        <w:t xml:space="preserve">A: INT_MIN (overflow).</w:t>
       </w:r>
     </w:p>
     <w:p>
@@ -11230,49 +12326,39 @@
         </w:numPr>
       </w:pPr>
       <w:r>
-        <w:rPr>
-          <w:i/>
-          <w:iCs/>
-        </w:rPr>
-        <w:t xml:space="preserve">What is two’s complement and why?</w:t>
-      </w:r>
-      <w:r>
-        <w:t xml:space="preserve"> </w:t>
-      </w:r>
-      <w:r>
-        <w:t xml:space="preserve">FU:</w:t>
-      </w:r>
-      <w:r>
-        <w:t xml:space="preserve"> </w:t>
-      </w:r>
-      <w:r>
-        <w:rPr>
-          <w:i/>
-          <w:iCs/>
-        </w:rPr>
-        <w:t xml:space="preserve">what is the negation of</w:t>
-      </w:r>
-      <w:r>
-        <w:rPr>
-          <w:i/>
-          <w:iCs/>
-        </w:rPr>
-        <w:t xml:space="preserve"> </w:t>
-      </w:r>
-      <w:r>
-        <w:rPr>
-          <w:rStyle w:val="VerbatimChar"/>
-          <w:i/>
-          <w:iCs/>
-        </w:rPr>
-        <w:t xml:space="preserve">INT_MIN</w:t>
-      </w:r>
-      <w:r>
-        <w:rPr>
-          <w:i/>
-          <w:iCs/>
-        </w:rPr>
-        <w:t xml:space="preserve">?</w:t>
+        <w:t xml:space="preserve">Q: Safe midpoint?</w:t>
+      </w:r>
+      <w:r>
+        <w:t xml:space="preserve"> </w:t>
+      </w:r>
+      <w:r>
+        <w:rPr>
+          <w:b/>
+          <w:bCs/>
+        </w:rPr>
+        <w:t xml:space="preserve">A:</w:t>
+      </w:r>
+      <w:r>
+        <w:rPr>
+          <w:b/>
+          <w:bCs/>
+        </w:rPr>
+        <w:t xml:space="preserve"> </w:t>
+      </w:r>
+      <w:r>
+        <w:rPr>
+          <w:rStyle w:val="VerbatimChar"/>
+          <w:b/>
+          <w:bCs/>
+        </w:rPr>
+        <w:t xml:space="preserve">low + (high-low)/2</w:t>
+      </w:r>
+      <w:r>
+        <w:rPr>
+          <w:b/>
+          <w:bCs/>
+        </w:rPr>
+        <w:t xml:space="preserve">.</w:t>
       </w:r>
     </w:p>
     <w:p>
@@ -11284,27 +12370,35 @@
         </w:numPr>
       </w:pPr>
       <w:r>
-        <w:rPr>
-          <w:i/>
-          <w:iCs/>
-        </w:rPr>
-        <w:t xml:space="preserve">Convert this recursion to iteration.</w:t>
-      </w:r>
-      <w:r>
-        <w:t xml:space="preserve"> </w:t>
-      </w:r>
-      <w:r>
-        <w:t xml:space="preserve">FU:</w:t>
-      </w:r>
-      <w:r>
-        <w:t xml:space="preserve"> </w:t>
-      </w:r>
-      <w:r>
-        <w:rPr>
-          <w:i/>
-          <w:iCs/>
-        </w:rPr>
-        <w:t xml:space="preserve">what is the stack depth?</w:t>
+        <w:t xml:space="preserve">Q: Where do locals live?</w:t>
+      </w:r>
+      <w:r>
+        <w:t xml:space="preserve"> </w:t>
+      </w:r>
+      <w:r>
+        <w:rPr>
+          <w:b/>
+          <w:bCs/>
+        </w:rPr>
+        <w:t xml:space="preserve">A: stack.</w:t>
+      </w:r>
+      <w:r>
+        <w:t xml:space="preserve"> </w:t>
+      </w:r>
+      <w:r>
+        <w:t xml:space="preserve">The heap needs</w:t>
+      </w:r>
+      <w:r>
+        <w:t xml:space="preserve"> </w:t>
+      </w:r>
+      <w:r>
+        <w:rPr>
+          <w:rStyle w:val="VerbatimChar"/>
+        </w:rPr>
+        <w:t xml:space="preserve">free</w:t>
+      </w:r>
+      <w:r>
+        <w:t xml:space="preserve">/GC.</w:t>
       </w:r>
     </w:p>
     <w:p>
@@ -11316,49 +12410,17 @@
         </w:numPr>
       </w:pPr>
       <w:r>
-        <w:rPr>
-          <w:i/>
-          <w:iCs/>
-        </w:rPr>
-        <w:t xml:space="preserve">Define Big-O vs Big-Θ.</w:t>
-      </w:r>
-      <w:r>
-        <w:t xml:space="preserve"> </w:t>
-      </w:r>
-      <w:r>
-        <w:t xml:space="preserve">FU:</w:t>
-      </w:r>
-      <w:r>
-        <w:t xml:space="preserve"> </w:t>
-      </w:r>
-      <w:r>
-        <w:rPr>
-          <w:i/>
-          <w:iCs/>
-        </w:rPr>
-        <w:t xml:space="preserve">prove</w:t>
-      </w:r>
-      <w:r>
-        <w:rPr>
-          <w:i/>
-          <w:iCs/>
-        </w:rPr>
-        <w:t xml:space="preserve"> </w:t>
-      </w:r>
-      <w:r>
-        <w:rPr>
-          <w:rStyle w:val="VerbatimChar"/>
-          <w:i/>
-          <w:iCs/>
-        </w:rPr>
-        <w:t xml:space="preserve">3n²+5n = Θ(n²)</w:t>
-      </w:r>
-      <w:r>
-        <w:rPr>
-          <w:i/>
-          <w:iCs/>
-        </w:rPr>
-        <w:t xml:space="preserve">.</w:t>
+        <w:t xml:space="preserve">Q: Stack space for recursion depth d?</w:t>
+      </w:r>
+      <w:r>
+        <w:t xml:space="preserve"> </w:t>
+      </w:r>
+      <w:r>
+        <w:rPr>
+          <w:b/>
+          <w:bCs/>
+        </w:rPr>
+        <w:t xml:space="preserve">A: O(d).</w:t>
       </w:r>
     </w:p>
     <w:p>
@@ -11370,37 +12432,186 @@
         </w:numPr>
       </w:pPr>
       <w:r>
-        <w:rPr>
-          <w:i/>
-          <w:iCs/>
-        </w:rPr>
-        <w:t xml:space="preserve">Why is vector faster than list here?</w:t>
-      </w:r>
-      <w:r>
-        <w:t xml:space="preserve"> </w:t>
-      </w:r>
-      <w:r>
-        <w:t xml:space="preserve">FU:</w:t>
-      </w:r>
-      <w:r>
-        <w:t xml:space="preserve"> </w:t>
-      </w:r>
-      <w:r>
-        <w:rPr>
-          <w:i/>
-          <w:iCs/>
-        </w:rPr>
-        <w:t xml:space="preserve">what is a cache line?</w:t>
-      </w:r>
-    </w:p>
-    <w:bookmarkEnd w:id="108"/>
-    <w:bookmarkStart w:id="109" w:name="module-1-gate-sebi-rbi-isro-perspective"/>
+        <w:t xml:space="preserve">Q:</w:t>
+      </w:r>
+      <w:r>
+        <w:t xml:space="preserve"> </w:t>
+      </w:r>
+      <w:r>
+        <w:rPr>
+          <w:rStyle w:val="VerbatimChar"/>
+        </w:rPr>
+        <w:t xml:space="preserve">2T(n/2)+n</w:t>
+      </w:r>
+      <w:r>
+        <w:t xml:space="preserve">?</w:t>
+      </w:r>
+      <w:r>
+        <w:t xml:space="preserve"> </w:t>
+      </w:r>
+      <w:r>
+        <w:rPr>
+          <w:b/>
+          <w:bCs/>
+        </w:rPr>
+        <w:t xml:space="preserve">A: Θ(n log n).</w:t>
+      </w:r>
+    </w:p>
+    <w:p>
+      <w:pPr>
+        <w:pStyle w:val="Compact"/>
+        <w:numPr>
+          <w:ilvl w:val="0"/>
+          <w:numId w:val="1031"/>
+        </w:numPr>
+      </w:pPr>
+      <w:r>
+        <w:t xml:space="preserve">Q: Growth order?</w:t>
+      </w:r>
+      <w:r>
+        <w:t xml:space="preserve"> </w:t>
+      </w:r>
+      <w:r>
+        <w:rPr>
+          <w:b/>
+          <w:bCs/>
+        </w:rPr>
+        <w:t xml:space="preserve">A: 1 &lt; log n &lt; √n &lt; n &lt; n log n &lt; n² &lt; 2ⁿ &lt; n!.</w:t>
+      </w:r>
+    </w:p>
+    <w:p>
+      <w:pPr>
+        <w:pStyle w:val="Compact"/>
+        <w:numPr>
+          <w:ilvl w:val="0"/>
+          <w:numId w:val="1031"/>
+        </w:numPr>
+      </w:pPr>
+      <w:r>
+        <w:t xml:space="preserve">Q: Array vs list speed at the same O(n)?</w:t>
+      </w:r>
+      <w:r>
+        <w:t xml:space="preserve"> </w:t>
+      </w:r>
+      <w:r>
+        <w:rPr>
+          <w:b/>
+          <w:bCs/>
+        </w:rPr>
+        <w:t xml:space="preserve">A: array — cache locality.</w:t>
+      </w:r>
+    </w:p>
+    <w:p>
+      <w:pPr>
+        <w:pStyle w:val="Compact"/>
+        <w:numPr>
+          <w:ilvl w:val="0"/>
+          <w:numId w:val="1031"/>
+        </w:numPr>
+      </w:pPr>
+      <w:r>
+        <w:t xml:space="preserve">Q: Decimal→binary method?</w:t>
+      </w:r>
+      <w:r>
+        <w:t xml:space="preserve"> </w:t>
+      </w:r>
+      <w:r>
+        <w:rPr>
+          <w:b/>
+          <w:bCs/>
+        </w:rPr>
+        <w:t xml:space="preserve">A: divide by 2, read remainders bottom-up.</w:t>
+      </w:r>
+    </w:p>
+    <w:p>
+      <w:pPr>
+        <w:pStyle w:val="Compact"/>
+        <w:numPr>
+          <w:ilvl w:val="0"/>
+          <w:numId w:val="1031"/>
+        </w:numPr>
+      </w:pPr>
+      <w:r>
+        <w:t xml:space="preserve">Q: One hex digit = how many bits?</w:t>
+      </w:r>
+      <w:r>
+        <w:t xml:space="preserve"> </w:t>
+      </w:r>
+      <w:r>
+        <w:rPr>
+          <w:b/>
+          <w:bCs/>
+        </w:rPr>
+        <w:t xml:space="preserve">A: 4 (since 16 = 2⁴).</w:t>
+      </w:r>
+    </w:p>
+    <w:p>
+      <w:pPr>
+        <w:pStyle w:val="Compact"/>
+        <w:numPr>
+          <w:ilvl w:val="0"/>
+          <w:numId w:val="1031"/>
+        </w:numPr>
+      </w:pPr>
+      <w:r>
+        <w:t xml:space="preserve">Q:</w:t>
+      </w:r>
+      <w:r>
+        <w:t xml:space="preserve"> </w:t>
+      </w:r>
+      <w:r>
+        <w:rPr>
+          <w:rStyle w:val="VerbatimChar"/>
+        </w:rPr>
+        <w:t xml:space="preserve">0xFF</w:t>
+      </w:r>
+      <w:r>
+        <w:t xml:space="preserve"> </w:t>
+      </w:r>
+      <w:r>
+        <w:t xml:space="preserve">in decimal?</w:t>
+      </w:r>
+      <w:r>
+        <w:t xml:space="preserve"> </w:t>
+      </w:r>
+      <w:r>
+        <w:rPr>
+          <w:b/>
+          <w:bCs/>
+        </w:rPr>
+        <w:t xml:space="preserve">A: 255.</w:t>
+      </w:r>
+    </w:p>
+    <w:p>
+      <w:pPr>
+        <w:pStyle w:val="Compact"/>
+        <w:numPr>
+          <w:ilvl w:val="0"/>
+          <w:numId w:val="1031"/>
+        </w:numPr>
+      </w:pPr>
+      <w:r>
+        <w:t xml:space="preserve">Q: Cost of converting n to another base?</w:t>
+      </w:r>
+      <w:r>
+        <w:t xml:space="preserve"> </w:t>
+      </w:r>
+      <w:r>
+        <w:rPr>
+          <w:b/>
+          <w:bCs/>
+        </w:rPr>
+        <w:t xml:space="preserve">A: O(log n) (one step per digit).</w:t>
+      </w:r>
+    </w:p>
+    <w:bookmarkEnd w:id="117"/>
+    <w:bookmarkStart w:id="118" w:name="module-1-pattern-recognition"/>
     <w:p>
       <w:pPr>
         <w:pStyle w:val="Heading2"/>
       </w:pPr>
       <w:r>
-        <w:t xml:space="preserve">Module 1 — GATE / SEBI / RBI / ISRO Perspective</w:t>
+        <w:t xml:space="preserve">Module 1 — Pattern Recognition</w:t>
       </w:r>
     </w:p>
     <w:p>
@@ -11412,29 +12623,13 @@
         </w:numPr>
       </w:pPr>
       <w:r>
-        <w:rPr>
-          <w:b/>
-          <w:bCs/>
-        </w:rPr>
-        <w:t xml:space="preserve">Very common:</w:t>
-      </w:r>
-      <w:r>
-        <w:t xml:space="preserve"> </w:t>
-      </w:r>
-      <w:r>
-        <w:t xml:space="preserve">solving recurrences, identifying the Θ of code with loops,</w:t>
-      </w:r>
-      <w:r>
-        <w:t xml:space="preserve"> </w:t>
-      </w:r>
-      <w:r>
-        <w:t xml:space="preserve">two’s-complement ranges, the contents of an activation record, recursion depth,</w:t>
-      </w:r>
-      <w:r>
-        <w:t xml:space="preserve"> </w:t>
-      </w:r>
-      <w:r>
-        <w:t xml:space="preserve">and comparing growth rates.</w:t>
+        <w:t xml:space="preserve">“Change the caller’s variable”</w:t>
+      </w:r>
+      <w:r>
+        <w:t xml:space="preserve"> </w:t>
+      </w:r>
+      <w:r>
+        <w:t xml:space="preserve">→ pass a pointer/reference.</w:t>
       </w:r>
     </w:p>
     <w:p>
@@ -11446,6 +12641,434 @@
         </w:numPr>
       </w:pPr>
       <w:r>
+        <w:t xml:space="preserve">“Self-similar problem (tree/list/</w:t>
+      </w:r>
+      <w:r>
+        <w:rPr>
+          <w:rStyle w:val="VerbatimChar"/>
+        </w:rPr>
+        <w:t xml:space="preserve">n!</w:t>
+      </w:r>
+      <w:r>
+        <w:t xml:space="preserve">)”</w:t>
+      </w:r>
+      <w:r>
+        <w:t xml:space="preserve"> </w:t>
+      </w:r>
+      <w:r>
+        <w:t xml:space="preserve">→ recursion.</w:t>
+      </w:r>
+    </w:p>
+    <w:p>
+      <w:pPr>
+        <w:pStyle w:val="Compact"/>
+        <w:numPr>
+          <w:ilvl w:val="0"/>
+          <w:numId w:val="1032"/>
+        </w:numPr>
+      </w:pPr>
+      <w:r>
+        <w:t xml:space="preserve">“Same subproblem computed again”</w:t>
+      </w:r>
+      <w:r>
+        <w:t xml:space="preserve"> </w:t>
+      </w:r>
+      <w:r>
+        <w:t xml:space="preserve">→ memoise → DP.</w:t>
+      </w:r>
+    </w:p>
+    <w:p>
+      <w:pPr>
+        <w:pStyle w:val="Compact"/>
+        <w:numPr>
+          <w:ilvl w:val="0"/>
+          <w:numId w:val="1032"/>
+        </w:numPr>
+      </w:pPr>
+      <w:r>
+        <w:t xml:space="preserve">“Nested loops over n”</w:t>
+      </w:r>
+      <w:r>
+        <w:t xml:space="preserve"> </w:t>
+      </w:r>
+      <w:r>
+        <w:t xml:space="preserve">→ suspect O(n²); look for hashing/two-pointer to cut it.</w:t>
+      </w:r>
+    </w:p>
+    <w:p>
+      <w:pPr>
+        <w:pStyle w:val="Compact"/>
+        <w:numPr>
+          <w:ilvl w:val="0"/>
+          <w:numId w:val="1032"/>
+        </w:numPr>
+      </w:pPr>
+      <w:r>
+        <w:t xml:space="preserve">“Need O(1) lookup”</w:t>
+      </w:r>
+      <w:r>
+        <w:t xml:space="preserve"> </w:t>
+      </w:r>
+      <w:r>
+        <w:t xml:space="preserve">→ trade space for time with a hashset/hashmap.</w:t>
+      </w:r>
+    </w:p>
+    <w:p>
+      <w:pPr>
+        <w:pStyle w:val="Compact"/>
+        <w:numPr>
+          <w:ilvl w:val="0"/>
+          <w:numId w:val="1032"/>
+        </w:numPr>
+      </w:pPr>
+      <w:r>
+        <w:t xml:space="preserve">“Convert between bases”</w:t>
+      </w:r>
+      <w:r>
+        <w:t xml:space="preserve"> </w:t>
+      </w:r>
+      <w:r>
+        <w:t xml:space="preserve">→ divide by the base, read remainders bottom-up; hex↔binary in 4-bit groups.</w:t>
+      </w:r>
+    </w:p>
+    <w:bookmarkEnd w:id="118"/>
+    <w:bookmarkStart w:id="119" w:name="Xd25262e7060727efbc6aa9bed195d3692175749"/>
+    <w:p>
+      <w:pPr>
+        <w:pStyle w:val="Heading2"/>
+      </w:pPr>
+      <w:r>
+        <w:t xml:space="preserve">Module 1 — Interview Questions (with follow-ups)</w:t>
+      </w:r>
+    </w:p>
+    <w:p>
+      <w:pPr>
+        <w:pStyle w:val="Compact"/>
+        <w:numPr>
+          <w:ilvl w:val="0"/>
+          <w:numId w:val="1033"/>
+        </w:numPr>
+      </w:pPr>
+      <w:r>
+        <w:rPr>
+          <w:i/>
+          <w:iCs/>
+        </w:rPr>
+        <w:t xml:space="preserve">Explain stack vs heap.</w:t>
+      </w:r>
+      <w:r>
+        <w:t xml:space="preserve"> </w:t>
+      </w:r>
+      <w:r>
+        <w:t xml:space="preserve">FU:</w:t>
+      </w:r>
+      <w:r>
+        <w:t xml:space="preserve"> </w:t>
+      </w:r>
+      <w:r>
+        <w:rPr>
+          <w:i/>
+          <w:iCs/>
+        </w:rPr>
+        <w:t xml:space="preserve">where does</w:t>
+      </w:r>
+      <w:r>
+        <w:rPr>
+          <w:i/>
+          <w:iCs/>
+        </w:rPr>
+        <w:t xml:space="preserve"> </w:t>
+      </w:r>
+      <w:r>
+        <w:rPr>
+          <w:rStyle w:val="VerbatimChar"/>
+          <w:i/>
+          <w:iCs/>
+        </w:rPr>
+        <w:t xml:space="preserve">int a[10⁶]</w:t>
+      </w:r>
+      <w:r>
+        <w:rPr>
+          <w:i/>
+          <w:iCs/>
+        </w:rPr>
+        <w:t xml:space="preserve"> </w:t>
+      </w:r>
+      <w:r>
+        <w:rPr>
+          <w:i/>
+          <w:iCs/>
+        </w:rPr>
+        <w:t xml:space="preserve">go and why might it</w:t>
+      </w:r>
+      <w:r>
+        <w:rPr>
+          <w:i/>
+          <w:iCs/>
+        </w:rPr>
+        <w:t xml:space="preserve"> </w:t>
+      </w:r>
+      <w:r>
+        <w:rPr>
+          <w:i/>
+          <w:iCs/>
+        </w:rPr>
+        <w:t xml:space="preserve">crash?</w:t>
+      </w:r>
+    </w:p>
+    <w:p>
+      <w:pPr>
+        <w:pStyle w:val="Compact"/>
+        <w:numPr>
+          <w:ilvl w:val="0"/>
+          <w:numId w:val="1033"/>
+        </w:numPr>
+      </w:pPr>
+      <w:r>
+        <w:rPr>
+          <w:i/>
+          <w:iCs/>
+        </w:rPr>
+        <w:t xml:space="preserve">What is two’s complement and why?</w:t>
+      </w:r>
+      <w:r>
+        <w:t xml:space="preserve"> </w:t>
+      </w:r>
+      <w:r>
+        <w:t xml:space="preserve">FU:</w:t>
+      </w:r>
+      <w:r>
+        <w:t xml:space="preserve"> </w:t>
+      </w:r>
+      <w:r>
+        <w:rPr>
+          <w:i/>
+          <w:iCs/>
+        </w:rPr>
+        <w:t xml:space="preserve">what is the negation of</w:t>
+      </w:r>
+      <w:r>
+        <w:rPr>
+          <w:i/>
+          <w:iCs/>
+        </w:rPr>
+        <w:t xml:space="preserve"> </w:t>
+      </w:r>
+      <w:r>
+        <w:rPr>
+          <w:rStyle w:val="VerbatimChar"/>
+          <w:i/>
+          <w:iCs/>
+        </w:rPr>
+        <w:t xml:space="preserve">INT_MIN</w:t>
+      </w:r>
+      <w:r>
+        <w:rPr>
+          <w:i/>
+          <w:iCs/>
+        </w:rPr>
+        <w:t xml:space="preserve">?</w:t>
+      </w:r>
+    </w:p>
+    <w:p>
+      <w:pPr>
+        <w:pStyle w:val="Compact"/>
+        <w:numPr>
+          <w:ilvl w:val="0"/>
+          <w:numId w:val="1033"/>
+        </w:numPr>
+      </w:pPr>
+      <w:r>
+        <w:rPr>
+          <w:i/>
+          <w:iCs/>
+        </w:rPr>
+        <w:t xml:space="preserve">Convert this recursion to iteration.</w:t>
+      </w:r>
+      <w:r>
+        <w:t xml:space="preserve"> </w:t>
+      </w:r>
+      <w:r>
+        <w:t xml:space="preserve">FU:</w:t>
+      </w:r>
+      <w:r>
+        <w:t xml:space="preserve"> </w:t>
+      </w:r>
+      <w:r>
+        <w:rPr>
+          <w:i/>
+          <w:iCs/>
+        </w:rPr>
+        <w:t xml:space="preserve">what is the stack depth?</w:t>
+      </w:r>
+    </w:p>
+    <w:p>
+      <w:pPr>
+        <w:pStyle w:val="Compact"/>
+        <w:numPr>
+          <w:ilvl w:val="0"/>
+          <w:numId w:val="1033"/>
+        </w:numPr>
+      </w:pPr>
+      <w:r>
+        <w:rPr>
+          <w:i/>
+          <w:iCs/>
+        </w:rPr>
+        <w:t xml:space="preserve">Define Big-O vs Big-Θ.</w:t>
+      </w:r>
+      <w:r>
+        <w:t xml:space="preserve"> </w:t>
+      </w:r>
+      <w:r>
+        <w:t xml:space="preserve">FU:</w:t>
+      </w:r>
+      <w:r>
+        <w:t xml:space="preserve"> </w:t>
+      </w:r>
+      <w:r>
+        <w:rPr>
+          <w:i/>
+          <w:iCs/>
+        </w:rPr>
+        <w:t xml:space="preserve">prove</w:t>
+      </w:r>
+      <w:r>
+        <w:rPr>
+          <w:i/>
+          <w:iCs/>
+        </w:rPr>
+        <w:t xml:space="preserve"> </w:t>
+      </w:r>
+      <w:r>
+        <w:rPr>
+          <w:rStyle w:val="VerbatimChar"/>
+          <w:i/>
+          <w:iCs/>
+        </w:rPr>
+        <w:t xml:space="preserve">3n²+5n = Θ(n²)</w:t>
+      </w:r>
+      <w:r>
+        <w:rPr>
+          <w:i/>
+          <w:iCs/>
+        </w:rPr>
+        <w:t xml:space="preserve">.</w:t>
+      </w:r>
+    </w:p>
+    <w:p>
+      <w:pPr>
+        <w:pStyle w:val="Compact"/>
+        <w:numPr>
+          <w:ilvl w:val="0"/>
+          <w:numId w:val="1033"/>
+        </w:numPr>
+      </w:pPr>
+      <w:r>
+        <w:rPr>
+          <w:i/>
+          <w:iCs/>
+        </w:rPr>
+        <w:t xml:space="preserve">Why is vector faster than list here?</w:t>
+      </w:r>
+      <w:r>
+        <w:t xml:space="preserve"> </w:t>
+      </w:r>
+      <w:r>
+        <w:t xml:space="preserve">FU:</w:t>
+      </w:r>
+      <w:r>
+        <w:t xml:space="preserve"> </w:t>
+      </w:r>
+      <w:r>
+        <w:rPr>
+          <w:i/>
+          <w:iCs/>
+        </w:rPr>
+        <w:t xml:space="preserve">what is a cache line?</w:t>
+      </w:r>
+    </w:p>
+    <w:bookmarkEnd w:id="119"/>
+    <w:bookmarkStart w:id="120" w:name="module-1-gate-sebi-rbi-isro-perspective"/>
+    <w:p>
+      <w:pPr>
+        <w:pStyle w:val="Heading2"/>
+      </w:pPr>
+      <w:r>
+        <w:t xml:space="preserve">Module 1 — GATE / SEBI / RBI / ISRO Perspective</w:t>
+      </w:r>
+    </w:p>
+    <w:p>
+      <w:pPr>
+        <w:pStyle w:val="Compact"/>
+        <w:numPr>
+          <w:ilvl w:val="0"/>
+          <w:numId w:val="1034"/>
+        </w:numPr>
+      </w:pPr>
+      <w:r>
+        <w:rPr>
+          <w:b/>
+          <w:bCs/>
+        </w:rPr>
+        <w:t xml:space="preserve">Very common:</w:t>
+      </w:r>
+      <w:r>
+        <w:t xml:space="preserve"> </w:t>
+      </w:r>
+      <w:r>
+        <w:t xml:space="preserve">solving recurrences, identifying the Θ of code with loops,</w:t>
+      </w:r>
+      <w:r>
+        <w:t xml:space="preserve"> </w:t>
+      </w:r>
+      <w:r>
+        <w:t xml:space="preserve">two’s-complement ranges, the contents of an activation record, recursion depth,</w:t>
+      </w:r>
+      <w:r>
+        <w:t xml:space="preserve"> </w:t>
+      </w:r>
+      <w:r>
+        <w:t xml:space="preserve">and comparing growth rates.</w:t>
+      </w:r>
+    </w:p>
+    <w:p>
+      <w:pPr>
+        <w:pStyle w:val="Compact"/>
+        <w:numPr>
+          <w:ilvl w:val="0"/>
+          <w:numId w:val="1034"/>
+        </w:numPr>
+      </w:pPr>
+      <w:r>
+        <w:rPr>
+          <w:b/>
+          <w:bCs/>
+        </w:rPr>
+        <w:t xml:space="preserve">Number systems (GATE/ISRO staple):</w:t>
+      </w:r>
+      <w:r>
+        <w:t xml:space="preserve"> </w:t>
+      </w:r>
+      <w:r>
+        <w:t xml:space="preserve">binary/octal/hex ↔ decimal conversion,</w:t>
+      </w:r>
+      <w:r>
+        <w:t xml:space="preserve"> </w:t>
+      </w:r>
+      <w:r>
+        <w:t xml:space="preserve">hex↔binary grouping (4 bits per hex digit), and how base conversion is O(log n).</w:t>
+      </w:r>
+    </w:p>
+    <w:p>
+      <w:pPr>
+        <w:pStyle w:val="Compact"/>
+        <w:numPr>
+          <w:ilvl w:val="0"/>
+          <w:numId w:val="1034"/>
+        </w:numPr>
+      </w:pPr>
+      <w:r>
         <w:rPr>
           <w:b/>
           <w:bCs/>
@@ -11492,8 +13115,8 @@
         <w:t xml:space="preserve">sliding window, Kadane, Dutch National Flag, matrix) — with visuals.</w:t>
       </w:r>
     </w:p>
-    <w:bookmarkEnd w:id="109"/>
-    <w:bookmarkEnd w:id="110"/>
+    <w:bookmarkEnd w:id="120"/>
+    <w:bookmarkEnd w:id="121"/>
     <w:sectPr>
       <w:footnotePr>
         <w:numRestart w:val="eachSect"/>
@@ -11895,15 +13518,6 @@
     <w:abstractNumId w:val="991"/>
   </w:num>
   <w:num w:numId="1007">
-    <w:abstractNumId w:val="991"/>
-  </w:num>
-  <w:num w:numId="1008">
-    <w:abstractNumId w:val="991"/>
-  </w:num>
-  <w:num w:numId="1009">
-    <w:abstractNumId w:val="991"/>
-  </w:num>
-  <w:num w:numId="1010">
     <w:abstractNumId w:val="99411"/>
     <w:lvlOverride w:ilvl="0">
       <w:startOverride w:val="1"/>
@@ -11933,35 +13547,17 @@
       <w:startOverride w:val="1"/>
     </w:lvlOverride>
   </w:num>
+  <w:num w:numId="1008">
+    <w:abstractNumId w:val="991"/>
+  </w:num>
+  <w:num w:numId="1009">
+    <w:abstractNumId w:val="991"/>
+  </w:num>
+  <w:num w:numId="1010">
+    <w:abstractNumId w:val="991"/>
+  </w:num>
   <w:num w:numId="1011">
-    <w:abstractNumId w:val="99411"/>
-    <w:lvlOverride w:ilvl="0">
-      <w:startOverride w:val="1"/>
-    </w:lvlOverride>
-    <w:lvlOverride w:ilvl="1">
-      <w:startOverride w:val="1"/>
-    </w:lvlOverride>
-    <w:lvlOverride w:ilvl="2">
-      <w:startOverride w:val="1"/>
-    </w:lvlOverride>
-    <w:lvlOverride w:ilvl="3">
-      <w:startOverride w:val="1"/>
-    </w:lvlOverride>
-    <w:lvlOverride w:ilvl="4">
-      <w:startOverride w:val="1"/>
-    </w:lvlOverride>
-    <w:lvlOverride w:ilvl="5">
-      <w:startOverride w:val="1"/>
-    </w:lvlOverride>
-    <w:lvlOverride w:ilvl="6">
-      <w:startOverride w:val="1"/>
-    </w:lvlOverride>
-    <w:lvlOverride w:ilvl="7">
-      <w:startOverride w:val="1"/>
-    </w:lvlOverride>
-    <w:lvlOverride w:ilvl="8">
-      <w:startOverride w:val="1"/>
-    </w:lvlOverride>
+    <w:abstractNumId w:val="991"/>
   </w:num>
   <w:num w:numId="1012">
     <w:abstractNumId w:val="99411"/>
@@ -11994,18 +13590,6 @@
     </w:lvlOverride>
   </w:num>
   <w:num w:numId="1013">
-    <w:abstractNumId w:val="991"/>
-  </w:num>
-  <w:num w:numId="1014">
-    <w:abstractNumId w:val="991"/>
-  </w:num>
-  <w:num w:numId="1015">
-    <w:abstractNumId w:val="991"/>
-  </w:num>
-  <w:num w:numId="1016">
-    <w:abstractNumId w:val="991"/>
-  </w:num>
-  <w:num w:numId="1017">
     <w:abstractNumId w:val="99411"/>
     <w:lvlOverride w:ilvl="0">
       <w:startOverride w:val="1"/>
@@ -12035,16 +13619,7 @@
       <w:startOverride w:val="1"/>
     </w:lvlOverride>
   </w:num>
-  <w:num w:numId="1018">
-    <w:abstractNumId w:val="991"/>
-  </w:num>
-  <w:num w:numId="1019">
-    <w:abstractNumId w:val="991"/>
-  </w:num>
-  <w:num w:numId="1020">
-    <w:abstractNumId w:val="991"/>
-  </w:num>
-  <w:num w:numId="1021">
+  <w:num w:numId="1014">
     <w:abstractNumId w:val="99411"/>
     <w:lvlOverride w:ilvl="0">
       <w:startOverride w:val="1"/>
@@ -12074,13 +13649,19 @@
       <w:startOverride w:val="1"/>
     </w:lvlOverride>
   </w:num>
-  <w:num w:numId="1022">
+  <w:num w:numId="1015">
     <w:abstractNumId w:val="991"/>
   </w:num>
-  <w:num w:numId="1023">
+  <w:num w:numId="1016">
     <w:abstractNumId w:val="991"/>
   </w:num>
-  <w:num w:numId="1024">
+  <w:num w:numId="1017">
+    <w:abstractNumId w:val="991"/>
+  </w:num>
+  <w:num w:numId="1018">
+    <w:abstractNumId w:val="991"/>
+  </w:num>
+  <w:num w:numId="1019">
     <w:abstractNumId w:val="99411"/>
     <w:lvlOverride w:ilvl="0">
       <w:startOverride w:val="1"/>
@@ -12110,13 +13691,16 @@
       <w:startOverride w:val="1"/>
     </w:lvlOverride>
   </w:num>
-  <w:num w:numId="1025">
+  <w:num w:numId="1020">
     <w:abstractNumId w:val="991"/>
   </w:num>
-  <w:num w:numId="1026">
+  <w:num w:numId="1021">
     <w:abstractNumId w:val="991"/>
   </w:num>
-  <w:num w:numId="1027">
+  <w:num w:numId="1022">
+    <w:abstractNumId w:val="991"/>
+  </w:num>
+  <w:num w:numId="1023">
     <w:abstractNumId w:val="99411"/>
     <w:lvlOverride w:ilvl="0">
       <w:startOverride w:val="1"/>
@@ -12146,16 +13730,13 @@
       <w:startOverride w:val="1"/>
     </w:lvlOverride>
   </w:num>
-  <w:num w:numId="1028">
+  <w:num w:numId="1024">
     <w:abstractNumId w:val="991"/>
   </w:num>
-  <w:num w:numId="1029">
+  <w:num w:numId="1025">
     <w:abstractNumId w:val="991"/>
   </w:num>
-  <w:num w:numId="1030">
-    <w:abstractNumId w:val="991"/>
-  </w:num>
-  <w:num w:numId="1031">
+  <w:num w:numId="1026">
     <w:abstractNumId w:val="99411"/>
     <w:lvlOverride w:ilvl="0">
       <w:startOverride w:val="1"/>
@@ -12185,7 +13766,82 @@
       <w:startOverride w:val="1"/>
     </w:lvlOverride>
   </w:num>
+  <w:num w:numId="1027">
+    <w:abstractNumId w:val="991"/>
+  </w:num>
+  <w:num w:numId="1028">
+    <w:abstractNumId w:val="991"/>
+  </w:num>
+  <w:num w:numId="1029">
+    <w:abstractNumId w:val="99411"/>
+    <w:lvlOverride w:ilvl="0">
+      <w:startOverride w:val="1"/>
+    </w:lvlOverride>
+    <w:lvlOverride w:ilvl="1">
+      <w:startOverride w:val="1"/>
+    </w:lvlOverride>
+    <w:lvlOverride w:ilvl="2">
+      <w:startOverride w:val="1"/>
+    </w:lvlOverride>
+    <w:lvlOverride w:ilvl="3">
+      <w:startOverride w:val="1"/>
+    </w:lvlOverride>
+    <w:lvlOverride w:ilvl="4">
+      <w:startOverride w:val="1"/>
+    </w:lvlOverride>
+    <w:lvlOverride w:ilvl="5">
+      <w:startOverride w:val="1"/>
+    </w:lvlOverride>
+    <w:lvlOverride w:ilvl="6">
+      <w:startOverride w:val="1"/>
+    </w:lvlOverride>
+    <w:lvlOverride w:ilvl="7">
+      <w:startOverride w:val="1"/>
+    </w:lvlOverride>
+    <w:lvlOverride w:ilvl="8">
+      <w:startOverride w:val="1"/>
+    </w:lvlOverride>
+  </w:num>
+  <w:num w:numId="1030">
+    <w:abstractNumId w:val="991"/>
+  </w:num>
+  <w:num w:numId="1031">
+    <w:abstractNumId w:val="991"/>
+  </w:num>
   <w:num w:numId="1032">
+    <w:abstractNumId w:val="991"/>
+  </w:num>
+  <w:num w:numId="1033">
+    <w:abstractNumId w:val="99411"/>
+    <w:lvlOverride w:ilvl="0">
+      <w:startOverride w:val="1"/>
+    </w:lvlOverride>
+    <w:lvlOverride w:ilvl="1">
+      <w:startOverride w:val="1"/>
+    </w:lvlOverride>
+    <w:lvlOverride w:ilvl="2">
+      <w:startOverride w:val="1"/>
+    </w:lvlOverride>
+    <w:lvlOverride w:ilvl="3">
+      <w:startOverride w:val="1"/>
+    </w:lvlOverride>
+    <w:lvlOverride w:ilvl="4">
+      <w:startOverride w:val="1"/>
+    </w:lvlOverride>
+    <w:lvlOverride w:ilvl="5">
+      <w:startOverride w:val="1"/>
+    </w:lvlOverride>
+    <w:lvlOverride w:ilvl="6">
+      <w:startOverride w:val="1"/>
+    </w:lvlOverride>
+    <w:lvlOverride w:ilvl="7">
+      <w:startOverride w:val="1"/>
+    </w:lvlOverride>
+    <w:lvlOverride w:ilvl="8">
+      <w:startOverride w:val="1"/>
+    </w:lvlOverride>
+  </w:num>
+  <w:num w:numId="1034">
     <w:abstractNumId w:val="991"/>
   </w:num>
 </w:numbering>

--- a/SITP/DSA-Notes/M01_Programming_Fundamentals.docx
+++ b/SITP/DSA-Notes/M01_Programming_Fundamentals.docx
@@ -14383,24 +14383,34 @@
   <w:style w:default="1" w:styleId="Table" w:type="table">
     <w:name w:val="Table"/>
     <w:basedOn w:val="TableNormal"/>
-    <w:semiHidden/>
-    <w:unhideWhenUsed/>
     <w:qFormat/>
     <w:tblPr>
       <w:tblInd w:type="dxa" w:w="0"/>
+      <w:tblBorders>
+        <w:top w:color="808080" w:space="0" w:sz="4" w:val="single"/>
+        <w:left w:color="808080" w:space="0" w:sz="4" w:val="single"/>
+        <w:bottom w:color="808080" w:space="0" w:sz="4" w:val="single"/>
+        <w:right w:color="808080" w:space="0" w:sz="4" w:val="single"/>
+        <w:insideH w:color="BFBFBF" w:space="0" w:sz="4" w:val="single"/>
+        <w:insideV w:color="BFBFBF" w:space="0" w:sz="4" w:val="single"/>
+      </w:tblBorders>
       <w:tblCellMar>
-        <w:top w:type="dxa" w:w="0"/>
+        <w:top w:type="dxa" w:w="40"/>
         <w:left w:type="dxa" w:w="108"/>
-        <w:bottom w:type="dxa" w:w="0"/>
+        <w:bottom w:type="dxa" w:w="40"/>
         <w:right w:type="dxa" w:w="108"/>
       </w:tblCellMar>
     </w:tblPr>
     <w:tblStylePr w:type="firstRow">
+      <w:rPr>
+        <w:b/>
+      </w:rPr>
       <w:tcPr>
+        <w:shd w:color="auto" w:fill="DDEBF7" w:val="clear"/>
         <w:tcBorders>
-          <w:bottom w:val="single"/>
+          <w:bottom w:color="1F4E78" w:space="0" w:sz="8" w:val="single"/>
         </w:tcBorders>
-        <w:vAlign w:val="bottom"/>
+        <w:vAlign w:val="center"/>
       </w:tcPr>
     </w:tblStylePr>
   </w:style>
